--- a/entregables/02_Especificacion_speckit-specify.docx
+++ b/entregables/02_Especificacion_speckit-specify.docx
@@ -12,7 +12,7 @@
           <w:i w:val="0"/>
           <w:color w:val="1F3A5F"/>
         </w:rPr>
-        <w:t>Especificación de Funcionalidad: Gestión de Tareas Académicas</w:t>
+        <w:t>Especificación (Requisitos): Gestión de Tareas Académicas</w:t>
       </w:r>
     </w:p>
     <w:p>
@@ -25,7 +25,23 @@
           <w:i/>
           <w:color w:val="555F6D"/>
         </w:rPr>
-        <w:t>Comando SDD:</w:t>
+        <w:t>Fase SDD:</w:t>
+      </w:r>
+      <w:r>
+        <w:rPr>
+          <w:b w:val="0"/>
+          <w:i/>
+          <w:color w:val="555F6D"/>
+        </w:rPr>
+        <w:t xml:space="preserve"> 1 – Especificar (qué / por qué) | </w:t>
+      </w:r>
+      <w:r>
+        <w:rPr>
+          <w:b/>
+          <w:i/>
+          <w:color w:val="555F6D"/>
+        </w:rPr>
+        <w:t>Comando Spec Kit:</w:t>
       </w:r>
       <w:r>
         <w:rPr>
@@ -55,7 +71,45 @@
           <w:i/>
           <w:color w:val="555F6D"/>
         </w:rPr>
-        <w:t>Rama de la funcionalidad:</w:t>
+        <w:t>Equivale a:</w:t>
+      </w:r>
+      <w:r>
+        <w:rPr>
+          <w:b w:val="0"/>
+          <w:i/>
+          <w:color w:val="555F6D"/>
+        </w:rPr>
+        <w:t xml:space="preserve"> </w:t>
+      </w:r>
+      <w:r>
+        <w:rPr>
+          <w:rFonts w:ascii="Consolas" w:hAnsi="Consolas"/>
+          <w:b w:val="0"/>
+          <w:i/>
+          <w:color w:val="555F6D"/>
+        </w:rPr>
+        <w:t>requirements.md</w:t>
+      </w:r>
+      <w:r>
+        <w:rPr>
+          <w:b w:val="0"/>
+          <w:i/>
+          <w:color w:val="555F6D"/>
+        </w:rPr>
+        <w:t xml:space="preserve"> en la guía SDD</w:t>
+      </w:r>
+    </w:p>
+    <w:p>
+      <w:pPr>
+        <w:ind w:left="340"/>
+      </w:pPr>
+      <w:r>
+        <w:rPr>
+          <w:b/>
+          <w:i/>
+          <w:color w:val="555F6D"/>
+        </w:rPr>
+        <w:t>Rama:</w:t>
       </w:r>
       <w:r>
         <w:rPr>
@@ -74,11 +128,14 @@
         </w:rPr>
         <w:t>001-gestion-tareas</w:t>
       </w:r>
-    </w:p>
-    <w:p>
-      <w:pPr>
-        <w:ind w:left="340"/>
-      </w:pPr>
+      <w:r>
+        <w:rPr>
+          <w:b w:val="0"/>
+          <w:i/>
+          <w:color w:val="555F6D"/>
+        </w:rPr>
+        <w:t xml:space="preserve"> | </w:t>
+      </w:r>
       <w:r>
         <w:rPr>
           <w:b/>
@@ -109,7 +166,7 @@
           <w:i/>
           <w:color w:val="555F6D"/>
         </w:rPr>
-        <w:t xml:space="preserve"> Aprobado para la iteración 1</w:t>
+        <w:t xml:space="preserve"> ✅ Aprobado (puerta G1)</w:t>
       </w:r>
     </w:p>
     <w:p>
@@ -134,6 +191,45 @@
       </w:r>
     </w:p>
     <w:p>
+      <w:r>
+        <w:rPr>
+          <w:b w:val="0"/>
+          <w:i w:val="0"/>
+        </w:rPr>
+        <w:t xml:space="preserve">Este documento describe el comportamiento </w:t>
+      </w:r>
+      <w:r>
+        <w:rPr>
+          <w:b/>
+          <w:i w:val="0"/>
+        </w:rPr>
+        <w:t>desde el punto de vista del usuario</w:t>
+      </w:r>
+      <w:r>
+        <w:rPr>
+          <w:b w:val="0"/>
+          <w:i w:val="0"/>
+        </w:rPr>
+        <w:t xml:space="preserve">, sin entrar en tecnología. Las decisiones técnicas van en </w:t>
+      </w:r>
+      <w:r>
+        <w:rPr>
+          <w:rFonts w:ascii="Consolas" w:hAnsi="Consolas"/>
+          <w:b w:val="0"/>
+          <w:i w:val="0"/>
+          <w:color w:val="B03060"/>
+        </w:rPr>
+        <w:t>plan.md</w:t>
+      </w:r>
+      <w:r>
+        <w:rPr>
+          <w:b w:val="0"/>
+          <w:i w:val="0"/>
+        </w:rPr>
+        <w:t>.</w:t>
+      </w:r>
+    </w:p>
+    <w:p>
       <w:pPr>
         <w:pStyle w:val="Heading2"/>
       </w:pPr>
@@ -143,23 +239,7 @@
           <w:i w:val="0"/>
           <w:color w:val="1F3A5F"/>
         </w:rPr>
-        <w:t xml:space="preserve">1. Contexto y problema (el </w:t>
-      </w:r>
-      <w:r>
-        <w:rPr>
-          <w:b w:val="0"/>
-          <w:i/>
-          <w:color w:val="1F3A5F"/>
-        </w:rPr>
-        <w:t>por qué</w:t>
-      </w:r>
-      <w:r>
-        <w:rPr>
-          <w:b w:val="0"/>
-          <w:i w:val="0"/>
-          <w:color w:val="1F3A5F"/>
-        </w:rPr>
-        <w:t>)</w:t>
+        <w:t>1. Contexto y problema</w:t>
       </w:r>
     </w:p>
     <w:p>
@@ -168,8 +248,10 @@
           <w:b w:val="0"/>
           <w:i w:val="0"/>
         </w:rPr>
-        <w:t xml:space="preserve">Los estudiantes llevan varias materias a la vez y anotan sus entregas en lugares dispersos (cuadernos, chats, calendarios). Por eso se les olvidan fechas y no saben qué tarea atender primero. </w:t>
+        <w:t>Los estudiantes llevan varias materias a la vez y anotan sus entregas en lugares dispersos (cuadernos, chats, calendarios). Por eso se les olvidan fechas y no tienen una forma clara de decidir qué tarea atender primero.</w:t>
       </w:r>
+    </w:p>
+    <w:p>
       <w:r>
         <w:rPr>
           <w:b/>
@@ -195,7 +277,7 @@
           <w:i w:val="0"/>
           <w:color w:val="1F3A5F"/>
         </w:rPr>
-        <w:t>Objetivos del producto</w:t>
+        <w:t>Objetivos</w:t>
       </w:r>
     </w:p>
     <w:p>
@@ -214,7 +296,7 @@
           <w:b w:val="0"/>
           <w:i w:val="0"/>
         </w:rPr>
-        <w:t xml:space="preserve"> Reducir las entregas olvidadas con un registro único de tareas.</w:t>
+        <w:t xml:space="preserve"> Reducir las entregas olvidadas con un registro único.</w:t>
       </w:r>
     </w:p>
     <w:p>
@@ -233,7 +315,7 @@
           <w:b w:val="0"/>
           <w:i w:val="0"/>
         </w:rPr>
-        <w:t xml:space="preserve"> Ayudar a priorizar con una vista ordenada por fecha de entrega y prioridad.</w:t>
+        <w:t xml:space="preserve"> Priorizar con una vista ordenada por fecha de entrega y prioridad.</w:t>
       </w:r>
     </w:p>
     <w:p>
@@ -252,1730 +334,7 @@
           <w:b w:val="0"/>
           <w:i w:val="0"/>
         </w:rPr>
-        <w:t xml:space="preserve"> Permitir seguir el avance de cada tarea (pendiente → en progreso → completada).</w:t>
-      </w:r>
-    </w:p>
-    <w:p>
-      <w:pPr>
-        <w:pStyle w:val="Heading3"/>
-      </w:pPr>
-      <w:r>
-        <w:rPr>
-          <w:b w:val="0"/>
-          <w:i w:val="0"/>
-          <w:color w:val="1F3A5F"/>
-        </w:rPr>
-        <w:t>Alcance de la iteración 1</w:t>
-      </w:r>
-    </w:p>
-    <w:tbl>
-      <w:tblPr>
-        <w:tblStyle w:val="TableGrid"/>
-        <w:tblW w:type="auto" w:w="0"/>
-        <w:jc w:val="center"/>
-        <w:tblLook w:firstColumn="1" w:firstRow="1" w:lastColumn="0" w:lastRow="0" w:noHBand="0" w:noVBand="1" w:val="04A0"/>
-      </w:tblPr>
-      <w:tblGrid>
-        <w:gridCol w:w="4873"/>
-        <w:gridCol w:w="4873"/>
-      </w:tblGrid>
-      <w:tr>
-        <w:tc>
-          <w:tcPr>
-            <w:tcW w:type="dxa" w:w="4873"/>
-            <w:shd w:val="clear" w:color="auto" w:fill="1F3A5F"/>
-          </w:tcPr>
-          <w:p>
-            <w:r>
-              <w:rPr>
-                <w:b/>
-                <w:i w:val="0"/>
-                <w:color w:val="FFFFFF"/>
-                <w:sz w:val="19"/>
-              </w:rPr>
-              <w:t>Incluido</w:t>
-            </w:r>
-          </w:p>
-        </w:tc>
-        <w:tc>
-          <w:tcPr>
-            <w:tcW w:type="dxa" w:w="4873"/>
-            <w:shd w:val="clear" w:color="auto" w:fill="1F3A5F"/>
-          </w:tcPr>
-          <w:p>
-            <w:r>
-              <w:rPr>
-                <w:b/>
-                <w:i w:val="0"/>
-                <w:color w:val="FFFFFF"/>
-                <w:sz w:val="19"/>
-              </w:rPr>
-              <w:t>Excluido (iteraciones futuras)</w:t>
-            </w:r>
-          </w:p>
-        </w:tc>
-      </w:tr>
-      <w:tr>
-        <w:tc>
-          <w:tcPr>
-            <w:tcW w:type="dxa" w:w="4873"/>
-          </w:tcPr>
-          <w:p>
-            <w:r>
-              <w:rPr>
-                <w:b w:val="0"/>
-                <w:i w:val="0"/>
-                <w:sz w:val="19"/>
-              </w:rPr>
-              <w:t>CRUD de tareas</w:t>
-            </w:r>
-          </w:p>
-        </w:tc>
-        <w:tc>
-          <w:tcPr>
-            <w:tcW w:type="dxa" w:w="4873"/>
-          </w:tcPr>
-          <w:p>
-            <w:r>
-              <w:rPr>
-                <w:b w:val="0"/>
-                <w:i w:val="0"/>
-                <w:sz w:val="19"/>
-              </w:rPr>
-              <w:t>Usuarios, registro e inicio de sesión</w:t>
-            </w:r>
-          </w:p>
-        </w:tc>
-      </w:tr>
-      <w:tr>
-        <w:tc>
-          <w:tcPr>
-            <w:tcW w:type="dxa" w:w="4873"/>
-            <w:shd w:val="clear" w:color="auto" w:fill="EEF2F7"/>
-          </w:tcPr>
-          <w:p>
-            <w:r>
-              <w:rPr>
-                <w:b w:val="0"/>
-                <w:i w:val="0"/>
-                <w:sz w:val="19"/>
-              </w:rPr>
-              <w:t>Filtros por estado, materia y prioridad</w:t>
-            </w:r>
-          </w:p>
-        </w:tc>
-        <w:tc>
-          <w:tcPr>
-            <w:tcW w:type="dxa" w:w="4873"/>
-            <w:shd w:val="clear" w:color="auto" w:fill="EEF2F7"/>
-          </w:tcPr>
-          <w:p>
-            <w:r>
-              <w:rPr>
-                <w:b w:val="0"/>
-                <w:i w:val="0"/>
-                <w:sz w:val="19"/>
-              </w:rPr>
-              <w:t>Notificaciones y recordatorios</w:t>
-            </w:r>
-          </w:p>
-        </w:tc>
-      </w:tr>
-      <w:tr>
-        <w:tc>
-          <w:tcPr>
-            <w:tcW w:type="dxa" w:w="4873"/>
-          </w:tcPr>
-          <w:p>
-            <w:r>
-              <w:rPr>
-                <w:b w:val="0"/>
-                <w:i w:val="0"/>
-                <w:sz w:val="19"/>
-              </w:rPr>
-              <w:t>Flujo de estados con reglas</w:t>
-            </w:r>
-          </w:p>
-        </w:tc>
-        <w:tc>
-          <w:tcPr>
-            <w:tcW w:type="dxa" w:w="4873"/>
-          </w:tcPr>
-          <w:p>
-            <w:r>
-              <w:rPr>
-                <w:b w:val="0"/>
-                <w:i w:val="0"/>
-                <w:sz w:val="19"/>
-              </w:rPr>
-              <w:t>Interfaz gráfica web/móvil</w:t>
-            </w:r>
-          </w:p>
-        </w:tc>
-      </w:tr>
-      <w:tr>
-        <w:tc>
-          <w:tcPr>
-            <w:tcW w:type="dxa" w:w="4873"/>
-            <w:shd w:val="clear" w:color="auto" w:fill="EEF2F7"/>
-          </w:tcPr>
-          <w:p>
-            <w:r>
-              <w:rPr>
-                <w:b w:val="0"/>
-                <w:i w:val="0"/>
-                <w:sz w:val="19"/>
-              </w:rPr>
-              <w:t>Persistencia local en archivo</w:t>
-            </w:r>
-          </w:p>
-        </w:tc>
-        <w:tc>
-          <w:tcPr>
-            <w:tcW w:type="dxa" w:w="4873"/>
-            <w:shd w:val="clear" w:color="auto" w:fill="EEF2F7"/>
-          </w:tcPr>
-          <w:p>
-            <w:r>
-              <w:rPr>
-                <w:b w:val="0"/>
-                <w:i w:val="0"/>
-                <w:sz w:val="19"/>
-              </w:rPr>
-              <w:t>Base de datos relacional</w:t>
-            </w:r>
-          </w:p>
-        </w:tc>
-      </w:tr>
-    </w:tbl>
-    <w:p/>
-    <w:p>
-      <w:pPr>
-        <w:pStyle w:val="Heading2"/>
-      </w:pPr>
-      <w:r>
-        <w:rPr>
-          <w:b w:val="0"/>
-          <w:i w:val="0"/>
-          <w:color w:val="1F3A5F"/>
-        </w:rPr>
-        <w:t xml:space="preserve">2. Escenarios de usuario y pruebas (el </w:t>
-      </w:r>
-      <w:r>
-        <w:rPr>
-          <w:b w:val="0"/>
-          <w:i/>
-          <w:color w:val="1F3A5F"/>
-        </w:rPr>
-        <w:t>qué</w:t>
-      </w:r>
-      <w:r>
-        <w:rPr>
-          <w:b w:val="0"/>
-          <w:i w:val="0"/>
-          <w:color w:val="1F3A5F"/>
-        </w:rPr>
-        <w:t>)</w:t>
-      </w:r>
-    </w:p>
-    <w:p>
-      <w:pPr>
-        <w:pStyle w:val="Heading3"/>
-      </w:pPr>
-      <w:r>
-        <w:rPr>
-          <w:b w:val="0"/>
-          <w:i w:val="0"/>
-          <w:color w:val="1F3A5F"/>
-        </w:rPr>
-        <w:t>US1 – Registrar una tarea (Prioridad: P1) 🎯 MVP</w:t>
-      </w:r>
-    </w:p>
-    <w:p>
-      <w:r>
-        <w:rPr>
-          <w:b/>
-          <w:i w:val="0"/>
-        </w:rPr>
-        <w:t>Como</w:t>
-      </w:r>
-      <w:r>
-        <w:rPr>
-          <w:b w:val="0"/>
-          <w:i w:val="0"/>
-        </w:rPr>
-        <w:t xml:space="preserve"> estudiante, </w:t>
-      </w:r>
-      <w:r>
-        <w:rPr>
-          <w:b/>
-          <w:i w:val="0"/>
-        </w:rPr>
-        <w:t>quiero</w:t>
-      </w:r>
-      <w:r>
-        <w:rPr>
-          <w:b w:val="0"/>
-          <w:i w:val="0"/>
-        </w:rPr>
-        <w:t xml:space="preserve"> registrar una tarea con su título, materia, fecha de entrega, prioridad y descripción opcional </w:t>
-      </w:r>
-      <w:r>
-        <w:rPr>
-          <w:b/>
-          <w:i w:val="0"/>
-        </w:rPr>
-        <w:t>para</w:t>
-      </w:r>
-      <w:r>
-        <w:rPr>
-          <w:b w:val="0"/>
-          <w:i w:val="0"/>
-        </w:rPr>
-        <w:t xml:space="preserve"> no olvidar ninguna entrega.</w:t>
-      </w:r>
-    </w:p>
-    <w:p>
-      <w:r>
-        <w:rPr>
-          <w:b/>
-          <w:i w:val="0"/>
-        </w:rPr>
-        <w:t>Por qué esta prioridad:</w:t>
-      </w:r>
-      <w:r>
-        <w:rPr>
-          <w:b w:val="0"/>
-          <w:i w:val="0"/>
-        </w:rPr>
-        <w:t xml:space="preserve"> sin tareas registradas, ninguna otra función tiene valor.</w:t>
-      </w:r>
-    </w:p>
-    <w:p>
-      <w:r>
-        <w:rPr>
-          <w:b/>
-          <w:i w:val="0"/>
-        </w:rPr>
-        <w:t>Prueba independiente:</w:t>
-      </w:r>
-      <w:r>
-        <w:rPr>
-          <w:b w:val="0"/>
-          <w:i w:val="0"/>
-        </w:rPr>
-        <w:t xml:space="preserve"> enviar una tarea válida y verificar que se devuelve con identificador, estado </w:t>
-      </w:r>
-      <w:r>
-        <w:rPr>
-          <w:rFonts w:ascii="Consolas" w:hAnsi="Consolas"/>
-          <w:b w:val="0"/>
-          <w:i w:val="0"/>
-          <w:color w:val="B03060"/>
-        </w:rPr>
-        <w:t>pendiente</w:t>
-      </w:r>
-      <w:r>
-        <w:rPr>
-          <w:b w:val="0"/>
-          <w:i w:val="0"/>
-        </w:rPr>
-        <w:t xml:space="preserve"> y prioridad por defecto </w:t>
-      </w:r>
-      <w:r>
-        <w:rPr>
-          <w:rFonts w:ascii="Consolas" w:hAnsi="Consolas"/>
-          <w:b w:val="0"/>
-          <w:i w:val="0"/>
-          <w:color w:val="B03060"/>
-        </w:rPr>
-        <w:t>media</w:t>
-      </w:r>
-      <w:r>
-        <w:rPr>
-          <w:b w:val="0"/>
-          <w:i w:val="0"/>
-        </w:rPr>
-        <w:t>.</w:t>
-      </w:r>
-    </w:p>
-    <w:p>
-      <w:r>
-        <w:rPr>
-          <w:b/>
-          <w:i w:val="0"/>
-        </w:rPr>
-        <w:t>Escenarios de aceptación:</w:t>
-      </w:r>
-    </w:p>
-    <w:p>
-      <w:pPr>
-        <w:pStyle w:val="ListNumber"/>
-      </w:pPr>
-      <w:r>
-        <w:rPr>
-          <w:b/>
-          <w:i w:val="0"/>
-        </w:rPr>
-        <w:t>Dado</w:t>
-      </w:r>
-      <w:r>
-        <w:rPr>
-          <w:b w:val="0"/>
-          <w:i w:val="0"/>
-        </w:rPr>
-        <w:t xml:space="preserve"> que envío título, materia y fecha válidos, </w:t>
-      </w:r>
-      <w:r>
-        <w:rPr>
-          <w:b/>
-          <w:i w:val="0"/>
-        </w:rPr>
-        <w:t>cuando</w:t>
-      </w:r>
-      <w:r>
-        <w:rPr>
-          <w:b w:val="0"/>
-          <w:i w:val="0"/>
-        </w:rPr>
-        <w:t xml:space="preserve"> registro la tarea, </w:t>
-      </w:r>
-      <w:r>
-        <w:rPr>
-          <w:b/>
-          <w:i w:val="0"/>
-        </w:rPr>
-        <w:t>entonces</w:t>
-      </w:r>
-      <w:r>
-        <w:rPr>
-          <w:b w:val="0"/>
-          <w:i w:val="0"/>
-        </w:rPr>
-        <w:t xml:space="preserve"> el sistema la guarda con estado </w:t>
-      </w:r>
-      <w:r>
-        <w:rPr>
-          <w:rFonts w:ascii="Consolas" w:hAnsi="Consolas"/>
-          <w:b w:val="0"/>
-          <w:i w:val="0"/>
-          <w:color w:val="B03060"/>
-        </w:rPr>
-        <w:t>pendiente</w:t>
-      </w:r>
-      <w:r>
-        <w:rPr>
-          <w:b w:val="0"/>
-          <w:i w:val="0"/>
-        </w:rPr>
-        <w:t xml:space="preserve">, un </w:t>
-      </w:r>
-      <w:r>
-        <w:rPr>
-          <w:rFonts w:ascii="Consolas" w:hAnsi="Consolas"/>
-          <w:b w:val="0"/>
-          <w:i w:val="0"/>
-          <w:color w:val="B03060"/>
-        </w:rPr>
-        <w:t>id</w:t>
-      </w:r>
-      <w:r>
-        <w:rPr>
-          <w:b w:val="0"/>
-          <w:i w:val="0"/>
-        </w:rPr>
-        <w:t xml:space="preserve"> único y responde </w:t>
-      </w:r>
-      <w:r>
-        <w:rPr>
-          <w:b/>
-          <w:i w:val="0"/>
-        </w:rPr>
-        <w:t>201</w:t>
-      </w:r>
-      <w:r>
-        <w:rPr>
-          <w:b w:val="0"/>
-          <w:i w:val="0"/>
-        </w:rPr>
-        <w:t>.</w:t>
-      </w:r>
-    </w:p>
-    <w:p>
-      <w:pPr>
-        <w:pStyle w:val="ListNumber"/>
-      </w:pPr>
-      <w:r>
-        <w:rPr>
-          <w:b/>
-          <w:i w:val="0"/>
-        </w:rPr>
-        <w:t>Dado</w:t>
-      </w:r>
-      <w:r>
-        <w:rPr>
-          <w:b w:val="0"/>
-          <w:i w:val="0"/>
-        </w:rPr>
-        <w:t xml:space="preserve"> que no envío la prioridad, </w:t>
-      </w:r>
-      <w:r>
-        <w:rPr>
-          <w:b/>
-          <w:i w:val="0"/>
-        </w:rPr>
-        <w:t>cuando</w:t>
-      </w:r>
-      <w:r>
-        <w:rPr>
-          <w:b w:val="0"/>
-          <w:i w:val="0"/>
-        </w:rPr>
-        <w:t xml:space="preserve"> registro la tarea, </w:t>
-      </w:r>
-      <w:r>
-        <w:rPr>
-          <w:b/>
-          <w:i w:val="0"/>
-        </w:rPr>
-        <w:t>entonces</w:t>
-      </w:r>
-      <w:r>
-        <w:rPr>
-          <w:b w:val="0"/>
-          <w:i w:val="0"/>
-        </w:rPr>
-        <w:t xml:space="preserve"> queda con prioridad </w:t>
-      </w:r>
-      <w:r>
-        <w:rPr>
-          <w:rFonts w:ascii="Consolas" w:hAnsi="Consolas"/>
-          <w:b w:val="0"/>
-          <w:i w:val="0"/>
-          <w:color w:val="B03060"/>
-        </w:rPr>
-        <w:t>media</w:t>
-      </w:r>
-      <w:r>
-        <w:rPr>
-          <w:b w:val="0"/>
-          <w:i w:val="0"/>
-        </w:rPr>
-        <w:t>.</w:t>
-      </w:r>
-    </w:p>
-    <w:p>
-      <w:pPr>
-        <w:pStyle w:val="ListNumber"/>
-      </w:pPr>
-      <w:r>
-        <w:rPr>
-          <w:b/>
-          <w:i w:val="0"/>
-        </w:rPr>
-        <w:t>Dado</w:t>
-      </w:r>
-      <w:r>
-        <w:rPr>
-          <w:b w:val="0"/>
-          <w:i w:val="0"/>
-        </w:rPr>
-        <w:t xml:space="preserve"> que omito el título o envío una fecha inexistente (p. ej. </w:t>
-      </w:r>
-      <w:r>
-        <w:rPr>
-          <w:rFonts w:ascii="Consolas" w:hAnsi="Consolas"/>
-          <w:b w:val="0"/>
-          <w:i w:val="0"/>
-          <w:color w:val="B03060"/>
-        </w:rPr>
-        <w:t>2026-02-30</w:t>
-      </w:r>
-      <w:r>
-        <w:rPr>
-          <w:b w:val="0"/>
-          <w:i w:val="0"/>
-        </w:rPr>
-        <w:t xml:space="preserve">), </w:t>
-      </w:r>
-      <w:r>
-        <w:rPr>
-          <w:b/>
-          <w:i w:val="0"/>
-        </w:rPr>
-        <w:t>cuando</w:t>
-      </w:r>
-      <w:r>
-        <w:rPr>
-          <w:b w:val="0"/>
-          <w:i w:val="0"/>
-        </w:rPr>
-        <w:t xml:space="preserve"> registro la tarea, </w:t>
-      </w:r>
-      <w:r>
-        <w:rPr>
-          <w:b/>
-          <w:i w:val="0"/>
-        </w:rPr>
-        <w:t>entonces</w:t>
-      </w:r>
-      <w:r>
-        <w:rPr>
-          <w:b w:val="0"/>
-          <w:i w:val="0"/>
-        </w:rPr>
-        <w:t xml:space="preserve"> el sistema responde </w:t>
-      </w:r>
-      <w:r>
-        <w:rPr>
-          <w:b/>
-          <w:i w:val="0"/>
-        </w:rPr>
-        <w:t>400</w:t>
-      </w:r>
-      <w:r>
-        <w:rPr>
-          <w:b w:val="0"/>
-          <w:i w:val="0"/>
-        </w:rPr>
-        <w:t xml:space="preserve"> con la lista de errores.</w:t>
-      </w:r>
-    </w:p>
-    <w:p>
-      <w:pPr>
-        <w:pStyle w:val="ListNumber"/>
-      </w:pPr>
-      <w:r>
-        <w:rPr>
-          <w:b/>
-          <w:i w:val="0"/>
-        </w:rPr>
-        <w:t>Dado</w:t>
-      </w:r>
-      <w:r>
-        <w:rPr>
-          <w:b w:val="0"/>
-          <w:i w:val="0"/>
-        </w:rPr>
-        <w:t xml:space="preserve"> que envío un JSON mal formado, </w:t>
-      </w:r>
-      <w:r>
-        <w:rPr>
-          <w:b/>
-          <w:i w:val="0"/>
-        </w:rPr>
-        <w:t>entonces</w:t>
-      </w:r>
-      <w:r>
-        <w:rPr>
-          <w:b w:val="0"/>
-          <w:i w:val="0"/>
-        </w:rPr>
-        <w:t xml:space="preserve"> el sistema responde </w:t>
-      </w:r>
-      <w:r>
-        <w:rPr>
-          <w:b/>
-          <w:i w:val="0"/>
-        </w:rPr>
-        <w:t>400</w:t>
-      </w:r>
-      <w:r>
-        <w:rPr>
-          <w:b w:val="0"/>
-          <w:i w:val="0"/>
-        </w:rPr>
-        <w:t xml:space="preserve"> con "JSON mal formado".</w:t>
-      </w:r>
-    </w:p>
-    <w:p>
-      <w:pPr>
-        <w:pStyle w:val="Heading3"/>
-      </w:pPr>
-      <w:r>
-        <w:rPr>
-          <w:b w:val="0"/>
-          <w:i w:val="0"/>
-          <w:color w:val="1F3A5F"/>
-        </w:rPr>
-        <w:t>US2 – Consultar tareas ordenadas y filtradas (Prioridad: P1) 🎯 MVP</w:t>
-      </w:r>
-    </w:p>
-    <w:p>
-      <w:r>
-        <w:rPr>
-          <w:b/>
-          <w:i w:val="0"/>
-        </w:rPr>
-        <w:t>Como</w:t>
-      </w:r>
-      <w:r>
-        <w:rPr>
-          <w:b w:val="0"/>
-          <w:i w:val="0"/>
-        </w:rPr>
-        <w:t xml:space="preserve"> estudiante, </w:t>
-      </w:r>
-      <w:r>
-        <w:rPr>
-          <w:b/>
-          <w:i w:val="0"/>
-        </w:rPr>
-        <w:t>quiero</w:t>
-      </w:r>
-      <w:r>
-        <w:rPr>
-          <w:b w:val="0"/>
-          <w:i w:val="0"/>
-        </w:rPr>
-        <w:t xml:space="preserve"> ver mis tareas ordenadas por fecha de entrega y prioridad, y filtrarlas por estado, materia o prioridad, </w:t>
-      </w:r>
-      <w:r>
-        <w:rPr>
-          <w:b/>
-          <w:i w:val="0"/>
-        </w:rPr>
-        <w:t>para</w:t>
-      </w:r>
-      <w:r>
-        <w:rPr>
-          <w:b w:val="0"/>
-          <w:i w:val="0"/>
-        </w:rPr>
-        <w:t xml:space="preserve"> saber qué hacer primero.</w:t>
-      </w:r>
-    </w:p>
-    <w:p>
-      <w:r>
-        <w:rPr>
-          <w:b/>
-          <w:i w:val="0"/>
-        </w:rPr>
-        <w:t>Prueba independiente:</w:t>
-      </w:r>
-      <w:r>
-        <w:rPr>
-          <w:b w:val="0"/>
-          <w:i w:val="0"/>
-        </w:rPr>
-        <w:t xml:space="preserve"> registrar varias tareas con fechas y prioridades distintas y comprobar el orden y los filtros.</w:t>
-      </w:r>
-    </w:p>
-    <w:p>
-      <w:r>
-        <w:rPr>
-          <w:b/>
-          <w:i w:val="0"/>
-        </w:rPr>
-        <w:t>Escenarios de aceptación:</w:t>
-      </w:r>
-    </w:p>
-    <w:p>
-      <w:pPr>
-        <w:pStyle w:val="ListNumber"/>
-      </w:pPr>
-      <w:r>
-        <w:rPr>
-          <w:b/>
-          <w:i w:val="0"/>
-        </w:rPr>
-        <w:t>Dado</w:t>
-      </w:r>
-      <w:r>
-        <w:rPr>
-          <w:b w:val="0"/>
-          <w:i w:val="0"/>
-        </w:rPr>
-        <w:t xml:space="preserve"> que hay tareas con distintas fechas, </w:t>
-      </w:r>
-      <w:r>
-        <w:rPr>
-          <w:b/>
-          <w:i w:val="0"/>
-        </w:rPr>
-        <w:t>cuando</w:t>
-      </w:r>
-      <w:r>
-        <w:rPr>
-          <w:b w:val="0"/>
-          <w:i w:val="0"/>
-        </w:rPr>
-        <w:t xml:space="preserve"> consulto la lista, </w:t>
-      </w:r>
-      <w:r>
-        <w:rPr>
-          <w:b/>
-          <w:i w:val="0"/>
-        </w:rPr>
-        <w:t>entonces</w:t>
-      </w:r>
-      <w:r>
-        <w:rPr>
-          <w:b w:val="0"/>
-          <w:i w:val="0"/>
-        </w:rPr>
-        <w:t xml:space="preserve"> aparecen de la fecha más próxima a la más lejana.</w:t>
-      </w:r>
-    </w:p>
-    <w:p>
-      <w:pPr>
-        <w:pStyle w:val="ListNumber"/>
-      </w:pPr>
-      <w:r>
-        <w:rPr>
-          <w:b/>
-          <w:i w:val="0"/>
-        </w:rPr>
-        <w:t>Dado</w:t>
-      </w:r>
-      <w:r>
-        <w:rPr>
-          <w:b w:val="0"/>
-          <w:i w:val="0"/>
-        </w:rPr>
-        <w:t xml:space="preserve"> que dos tareas tienen la misma fecha, </w:t>
-      </w:r>
-      <w:r>
-        <w:rPr>
-          <w:b/>
-          <w:i w:val="0"/>
-        </w:rPr>
-        <w:t>entonces</w:t>
-      </w:r>
-      <w:r>
-        <w:rPr>
-          <w:b w:val="0"/>
-          <w:i w:val="0"/>
-        </w:rPr>
-        <w:t xml:space="preserve"> aparece primero la de prioridad </w:t>
-      </w:r>
-      <w:r>
-        <w:rPr>
-          <w:rFonts w:ascii="Consolas" w:hAnsi="Consolas"/>
-          <w:b w:val="0"/>
-          <w:i w:val="0"/>
-          <w:color w:val="B03060"/>
-        </w:rPr>
-        <w:t>alta</w:t>
-      </w:r>
-      <w:r>
-        <w:rPr>
-          <w:b w:val="0"/>
-          <w:i w:val="0"/>
-        </w:rPr>
-        <w:t xml:space="preserve">, luego </w:t>
-      </w:r>
-      <w:r>
-        <w:rPr>
-          <w:rFonts w:ascii="Consolas" w:hAnsi="Consolas"/>
-          <w:b w:val="0"/>
-          <w:i w:val="0"/>
-          <w:color w:val="B03060"/>
-        </w:rPr>
-        <w:t>media</w:t>
-      </w:r>
-      <w:r>
-        <w:rPr>
-          <w:b w:val="0"/>
-          <w:i w:val="0"/>
-        </w:rPr>
-        <w:t xml:space="preserve"> y luego </w:t>
-      </w:r>
-      <w:r>
-        <w:rPr>
-          <w:rFonts w:ascii="Consolas" w:hAnsi="Consolas"/>
-          <w:b w:val="0"/>
-          <w:i w:val="0"/>
-          <w:color w:val="B03060"/>
-        </w:rPr>
-        <w:t>baja</w:t>
-      </w:r>
-      <w:r>
-        <w:rPr>
-          <w:b w:val="0"/>
-          <w:i w:val="0"/>
-        </w:rPr>
-        <w:t>.</w:t>
-      </w:r>
-    </w:p>
-    <w:p>
-      <w:pPr>
-        <w:pStyle w:val="ListNumber"/>
-      </w:pPr>
-      <w:r>
-        <w:rPr>
-          <w:b/>
-          <w:i w:val="0"/>
-        </w:rPr>
-        <w:t>Dado</w:t>
-      </w:r>
-      <w:r>
-        <w:rPr>
-          <w:b w:val="0"/>
-          <w:i w:val="0"/>
-        </w:rPr>
-        <w:t xml:space="preserve"> que filtro por </w:t>
-      </w:r>
-      <w:r>
-        <w:rPr>
-          <w:rFonts w:ascii="Consolas" w:hAnsi="Consolas"/>
-          <w:b w:val="0"/>
-          <w:i w:val="0"/>
-          <w:color w:val="B03060"/>
-        </w:rPr>
-        <w:t>subject=redes</w:t>
-      </w:r>
-      <w:r>
-        <w:rPr>
-          <w:b w:val="0"/>
-          <w:i w:val="0"/>
-        </w:rPr>
-        <w:t xml:space="preserve">, </w:t>
-      </w:r>
-      <w:r>
-        <w:rPr>
-          <w:b/>
-          <w:i w:val="0"/>
-        </w:rPr>
-        <w:t>entonces</w:t>
-      </w:r>
-      <w:r>
-        <w:rPr>
-          <w:b w:val="0"/>
-          <w:i w:val="0"/>
-        </w:rPr>
-        <w:t xml:space="preserve"> veo solo las tareas de "Redes", sin importar mayúsculas o minúsculas.</w:t>
-      </w:r>
-    </w:p>
-    <w:p>
-      <w:pPr>
-        <w:pStyle w:val="ListNumber"/>
-      </w:pPr>
-      <w:r>
-        <w:rPr>
-          <w:b/>
-          <w:i w:val="0"/>
-        </w:rPr>
-        <w:t>Dado</w:t>
-      </w:r>
-      <w:r>
-        <w:rPr>
-          <w:b w:val="0"/>
-          <w:i w:val="0"/>
-        </w:rPr>
-        <w:t xml:space="preserve"> que filtro por un estado o prioridad inexistente, </w:t>
-      </w:r>
-      <w:r>
-        <w:rPr>
-          <w:b/>
-          <w:i w:val="0"/>
-        </w:rPr>
-        <w:t>entonces</w:t>
-      </w:r>
-      <w:r>
-        <w:rPr>
-          <w:b w:val="0"/>
-          <w:i w:val="0"/>
-        </w:rPr>
-        <w:t xml:space="preserve"> el sistema responde </w:t>
-      </w:r>
-      <w:r>
-        <w:rPr>
-          <w:b/>
-          <w:i w:val="0"/>
-        </w:rPr>
-        <w:t>400</w:t>
-      </w:r>
-      <w:r>
-        <w:rPr>
-          <w:b w:val="0"/>
-          <w:i w:val="0"/>
-        </w:rPr>
-        <w:t>.</w:t>
-      </w:r>
-    </w:p>
-    <w:p>
-      <w:pPr>
-        <w:pStyle w:val="ListNumber"/>
-      </w:pPr>
-      <w:r>
-        <w:rPr>
-          <w:b/>
-          <w:i w:val="0"/>
-        </w:rPr>
-        <w:t>Dado</w:t>
-      </w:r>
-      <w:r>
-        <w:rPr>
-          <w:b w:val="0"/>
-          <w:i w:val="0"/>
-        </w:rPr>
-        <w:t xml:space="preserve"> el </w:t>
-      </w:r>
-      <w:r>
-        <w:rPr>
-          <w:rFonts w:ascii="Consolas" w:hAnsi="Consolas"/>
-          <w:b w:val="0"/>
-          <w:i w:val="0"/>
-          <w:color w:val="B03060"/>
-        </w:rPr>
-        <w:t>id</w:t>
-      </w:r>
-      <w:r>
-        <w:rPr>
-          <w:b w:val="0"/>
-          <w:i w:val="0"/>
-        </w:rPr>
-        <w:t xml:space="preserve"> de una tarea, </w:t>
-      </w:r>
-      <w:r>
-        <w:rPr>
-          <w:b/>
-          <w:i w:val="0"/>
-        </w:rPr>
-        <w:t>cuando</w:t>
-      </w:r>
-      <w:r>
-        <w:rPr>
-          <w:b w:val="0"/>
-          <w:i w:val="0"/>
-        </w:rPr>
-        <w:t xml:space="preserve"> la consulto, </w:t>
-      </w:r>
-      <w:r>
-        <w:rPr>
-          <w:b/>
-          <w:i w:val="0"/>
-        </w:rPr>
-        <w:t>entonces</w:t>
-      </w:r>
-      <w:r>
-        <w:rPr>
-          <w:b w:val="0"/>
-          <w:i w:val="0"/>
-        </w:rPr>
-        <w:t xml:space="preserve"> obtengo su detalle; si no existe, </w:t>
-      </w:r>
-      <w:r>
-        <w:rPr>
-          <w:b/>
-          <w:i w:val="0"/>
-        </w:rPr>
-        <w:t>404</w:t>
-      </w:r>
-      <w:r>
-        <w:rPr>
-          <w:b w:val="0"/>
-          <w:i w:val="0"/>
-        </w:rPr>
-        <w:t>.</w:t>
-      </w:r>
-    </w:p>
-    <w:p>
-      <w:pPr>
-        <w:pStyle w:val="Heading3"/>
-      </w:pPr>
-      <w:r>
-        <w:rPr>
-          <w:b w:val="0"/>
-          <w:i w:val="0"/>
-          <w:color w:val="1F3A5F"/>
-        </w:rPr>
-        <w:t>US3 – Editar una tarea y cambiar su estado (Prioridad: P2)</w:t>
-      </w:r>
-    </w:p>
-    <w:p>
-      <w:r>
-        <w:rPr>
-          <w:b/>
-          <w:i w:val="0"/>
-        </w:rPr>
-        <w:t>Como</w:t>
-      </w:r>
-      <w:r>
-        <w:rPr>
-          <w:b w:val="0"/>
-          <w:i w:val="0"/>
-        </w:rPr>
-        <w:t xml:space="preserve"> estudiante, </w:t>
-      </w:r>
-      <w:r>
-        <w:rPr>
-          <w:b/>
-          <w:i w:val="0"/>
-        </w:rPr>
-        <w:t>quiero</w:t>
-      </w:r>
-      <w:r>
-        <w:rPr>
-          <w:b w:val="0"/>
-          <w:i w:val="0"/>
-        </w:rPr>
-        <w:t xml:space="preserve"> corregir los datos de una tarea y marcar su avance </w:t>
-      </w:r>
-      <w:r>
-        <w:rPr>
-          <w:b/>
-          <w:i w:val="0"/>
-        </w:rPr>
-        <w:t>para</w:t>
-      </w:r>
-      <w:r>
-        <w:rPr>
-          <w:b w:val="0"/>
-          <w:i w:val="0"/>
-        </w:rPr>
-        <w:t xml:space="preserve"> mantener mi lista al día.</w:t>
-      </w:r>
-    </w:p>
-    <w:p>
-      <w:r>
-        <w:rPr>
-          <w:b/>
-          <w:i w:val="0"/>
-        </w:rPr>
-        <w:t>Prueba independiente:</w:t>
-      </w:r>
-      <w:r>
-        <w:rPr>
-          <w:b w:val="0"/>
-          <w:i w:val="0"/>
-        </w:rPr>
-        <w:t xml:space="preserve"> editar la prioridad de una tarea y moverla por el flujo de estados.</w:t>
-      </w:r>
-    </w:p>
-    <w:p>
-      <w:r>
-        <w:rPr>
-          <w:b/>
-          <w:i w:val="0"/>
-        </w:rPr>
-        <w:t>Escenarios de aceptación:</w:t>
-      </w:r>
-    </w:p>
-    <w:p>
-      <w:pPr>
-        <w:pStyle w:val="ListNumber"/>
-      </w:pPr>
-      <w:r>
-        <w:rPr>
-          <w:b/>
-          <w:i w:val="0"/>
-        </w:rPr>
-        <w:t>Dado</w:t>
-      </w:r>
-      <w:r>
-        <w:rPr>
-          <w:b w:val="0"/>
-          <w:i w:val="0"/>
-        </w:rPr>
-        <w:t xml:space="preserve"> que una tarea existe, </w:t>
-      </w:r>
-      <w:r>
-        <w:rPr>
-          <w:b/>
-          <w:i w:val="0"/>
-        </w:rPr>
-        <w:t>cuando</w:t>
-      </w:r>
-      <w:r>
-        <w:rPr>
-          <w:b w:val="0"/>
-          <w:i w:val="0"/>
-        </w:rPr>
-        <w:t xml:space="preserve"> edito solo su prioridad, </w:t>
-      </w:r>
-      <w:r>
-        <w:rPr>
-          <w:b/>
-          <w:i w:val="0"/>
-        </w:rPr>
-        <w:t>entonces</w:t>
-      </w:r>
-      <w:r>
-        <w:rPr>
-          <w:b w:val="0"/>
-          <w:i w:val="0"/>
-        </w:rPr>
-        <w:t xml:space="preserve"> los demás campos no cambian y </w:t>
-      </w:r>
-      <w:r>
-        <w:rPr>
-          <w:rFonts w:ascii="Consolas" w:hAnsi="Consolas"/>
-          <w:b w:val="0"/>
-          <w:i w:val="0"/>
-          <w:color w:val="B03060"/>
-        </w:rPr>
-        <w:t>updatedAt</w:t>
-      </w:r>
-      <w:r>
-        <w:rPr>
-          <w:b w:val="0"/>
-          <w:i w:val="0"/>
-        </w:rPr>
-        <w:t xml:space="preserve"> se actualiza.</w:t>
-      </w:r>
-    </w:p>
-    <w:p>
-      <w:pPr>
-        <w:pStyle w:val="ListNumber"/>
-      </w:pPr>
-      <w:r>
-        <w:rPr>
-          <w:b/>
-          <w:i w:val="0"/>
-        </w:rPr>
-        <w:t>Dado</w:t>
-      </w:r>
-      <w:r>
-        <w:rPr>
-          <w:b w:val="0"/>
-          <w:i w:val="0"/>
-        </w:rPr>
-        <w:t xml:space="preserve"> que una tarea está </w:t>
-      </w:r>
-      <w:r>
-        <w:rPr>
-          <w:rFonts w:ascii="Consolas" w:hAnsi="Consolas"/>
-          <w:b w:val="0"/>
-          <w:i w:val="0"/>
-          <w:color w:val="B03060"/>
-        </w:rPr>
-        <w:t>pendiente</w:t>
-      </w:r>
-      <w:r>
-        <w:rPr>
-          <w:b w:val="0"/>
-          <w:i w:val="0"/>
-        </w:rPr>
-        <w:t xml:space="preserve">, </w:t>
-      </w:r>
-      <w:r>
-        <w:rPr>
-          <w:b/>
-          <w:i w:val="0"/>
-        </w:rPr>
-        <w:t>cuando</w:t>
-      </w:r>
-      <w:r>
-        <w:rPr>
-          <w:b w:val="0"/>
-          <w:i w:val="0"/>
-        </w:rPr>
-        <w:t xml:space="preserve"> la paso a </w:t>
-      </w:r>
-      <w:r>
-        <w:rPr>
-          <w:rFonts w:ascii="Consolas" w:hAnsi="Consolas"/>
-          <w:b w:val="0"/>
-          <w:i w:val="0"/>
-          <w:color w:val="B03060"/>
-        </w:rPr>
-        <w:t>en_progreso</w:t>
-      </w:r>
-      <w:r>
-        <w:rPr>
-          <w:b w:val="0"/>
-          <w:i w:val="0"/>
-        </w:rPr>
-        <w:t xml:space="preserve"> o a </w:t>
-      </w:r>
-      <w:r>
-        <w:rPr>
-          <w:rFonts w:ascii="Consolas" w:hAnsi="Consolas"/>
-          <w:b w:val="0"/>
-          <w:i w:val="0"/>
-          <w:color w:val="B03060"/>
-        </w:rPr>
-        <w:t>completada</w:t>
-      </w:r>
-      <w:r>
-        <w:rPr>
-          <w:b w:val="0"/>
-          <w:i w:val="0"/>
-        </w:rPr>
-        <w:t xml:space="preserve">, </w:t>
-      </w:r>
-      <w:r>
-        <w:rPr>
-          <w:b/>
-          <w:i w:val="0"/>
-        </w:rPr>
-        <w:t>entonces</w:t>
-      </w:r>
-      <w:r>
-        <w:rPr>
-          <w:b w:val="0"/>
-          <w:i w:val="0"/>
-        </w:rPr>
-        <w:t xml:space="preserve"> el cambio se acepta.</w:t>
-      </w:r>
-    </w:p>
-    <w:p>
-      <w:pPr>
-        <w:pStyle w:val="ListNumber"/>
-      </w:pPr>
-      <w:r>
-        <w:rPr>
-          <w:b/>
-          <w:i w:val="0"/>
-        </w:rPr>
-        <w:t>Dado</w:t>
-      </w:r>
-      <w:r>
-        <w:rPr>
-          <w:b w:val="0"/>
-          <w:i w:val="0"/>
-        </w:rPr>
-        <w:t xml:space="preserve"> que una tarea está </w:t>
-      </w:r>
-      <w:r>
-        <w:rPr>
-          <w:rFonts w:ascii="Consolas" w:hAnsi="Consolas"/>
-          <w:b w:val="0"/>
-          <w:i w:val="0"/>
-          <w:color w:val="B03060"/>
-        </w:rPr>
-        <w:t>completada</w:t>
-      </w:r>
-      <w:r>
-        <w:rPr>
-          <w:b w:val="0"/>
-          <w:i w:val="0"/>
-        </w:rPr>
-        <w:t xml:space="preserve">, </w:t>
-      </w:r>
-      <w:r>
-        <w:rPr>
-          <w:b/>
-          <w:i w:val="0"/>
-        </w:rPr>
-        <w:t>cuando</w:t>
-      </w:r>
-      <w:r>
-        <w:rPr>
-          <w:b w:val="0"/>
-          <w:i w:val="0"/>
-        </w:rPr>
-        <w:t xml:space="preserve"> intento devolverla a otro estado, </w:t>
-      </w:r>
-      <w:r>
-        <w:rPr>
-          <w:b/>
-          <w:i w:val="0"/>
-        </w:rPr>
-        <w:t>entonces</w:t>
-      </w:r>
-      <w:r>
-        <w:rPr>
-          <w:b w:val="0"/>
-          <w:i w:val="0"/>
-        </w:rPr>
-        <w:t xml:space="preserve"> el sistema responde </w:t>
-      </w:r>
-      <w:r>
-        <w:rPr>
-          <w:b/>
-          <w:i w:val="0"/>
-        </w:rPr>
-        <w:t>409 Conflicto</w:t>
-      </w:r>
-      <w:r>
-        <w:rPr>
-          <w:b w:val="0"/>
-          <w:i w:val="0"/>
-        </w:rPr>
-        <w:t>.</w:t>
-      </w:r>
-    </w:p>
-    <w:p>
-      <w:pPr>
-        <w:pStyle w:val="ListNumber"/>
-      </w:pPr>
-      <w:r>
-        <w:rPr>
-          <w:b/>
-          <w:i w:val="0"/>
-        </w:rPr>
-        <w:t>Dado</w:t>
-      </w:r>
-      <w:r>
-        <w:rPr>
-          <w:b w:val="0"/>
-          <w:i w:val="0"/>
-        </w:rPr>
-        <w:t xml:space="preserve"> que intento cambiar el estado desde la edición general, </w:t>
-      </w:r>
-      <w:r>
-        <w:rPr>
-          <w:b/>
-          <w:i w:val="0"/>
-        </w:rPr>
-        <w:t>entonces</w:t>
-      </w:r>
-      <w:r>
-        <w:rPr>
-          <w:b w:val="0"/>
-          <w:i w:val="0"/>
-        </w:rPr>
-        <w:t xml:space="preserve"> el sistema responde </w:t>
-      </w:r>
-      <w:r>
-        <w:rPr>
-          <w:b/>
-          <w:i w:val="0"/>
-        </w:rPr>
-        <w:t>400</w:t>
-      </w:r>
-      <w:r>
-        <w:rPr>
-          <w:b w:val="0"/>
-          <w:i w:val="0"/>
-        </w:rPr>
-        <w:t xml:space="preserve"> e indica usar el endpoint de estado.</w:t>
-      </w:r>
-    </w:p>
-    <w:p>
-      <w:pPr>
-        <w:pStyle w:val="Heading3"/>
-      </w:pPr>
-      <w:r>
-        <w:rPr>
-          <w:b w:val="0"/>
-          <w:i w:val="0"/>
-          <w:color w:val="1F3A5F"/>
-        </w:rPr>
-        <w:t>US4 – Eliminar una tarea (Prioridad: P3)</w:t>
-      </w:r>
-    </w:p>
-    <w:p>
-      <w:r>
-        <w:rPr>
-          <w:b/>
-          <w:i w:val="0"/>
-        </w:rPr>
-        <w:t>Como</w:t>
-      </w:r>
-      <w:r>
-        <w:rPr>
-          <w:b w:val="0"/>
-          <w:i w:val="0"/>
-        </w:rPr>
-        <w:t xml:space="preserve"> estudiante, </w:t>
-      </w:r>
-      <w:r>
-        <w:rPr>
-          <w:b/>
-          <w:i w:val="0"/>
-        </w:rPr>
-        <w:t>quiero</w:t>
-      </w:r>
-      <w:r>
-        <w:rPr>
-          <w:b w:val="0"/>
-          <w:i w:val="0"/>
-        </w:rPr>
-        <w:t xml:space="preserve"> eliminar tareas que ya no aplican </w:t>
-      </w:r>
-      <w:r>
-        <w:rPr>
-          <w:b/>
-          <w:i w:val="0"/>
-        </w:rPr>
-        <w:t>para</w:t>
-      </w:r>
-      <w:r>
-        <w:rPr>
-          <w:b w:val="0"/>
-          <w:i w:val="0"/>
-        </w:rPr>
-        <w:t xml:space="preserve"> mantener mi lista limpia.</w:t>
-      </w:r>
-    </w:p>
-    <w:p>
-      <w:r>
-        <w:rPr>
-          <w:b/>
-          <w:i w:val="0"/>
-        </w:rPr>
-        <w:t>Escenarios de aceptación:</w:t>
-      </w:r>
-    </w:p>
-    <w:p>
-      <w:pPr>
-        <w:pStyle w:val="ListNumber"/>
-      </w:pPr>
-      <w:r>
-        <w:rPr>
-          <w:b/>
-          <w:i w:val="0"/>
-        </w:rPr>
-        <w:t>Dado</w:t>
-      </w:r>
-      <w:r>
-        <w:rPr>
-          <w:b w:val="0"/>
-          <w:i w:val="0"/>
-        </w:rPr>
-        <w:t xml:space="preserve"> que una tarea existe, </w:t>
-      </w:r>
-      <w:r>
-        <w:rPr>
-          <w:b/>
-          <w:i w:val="0"/>
-        </w:rPr>
-        <w:t>cuando</w:t>
-      </w:r>
-      <w:r>
-        <w:rPr>
-          <w:b w:val="0"/>
-          <w:i w:val="0"/>
-        </w:rPr>
-        <w:t xml:space="preserve"> la elimino, </w:t>
-      </w:r>
-      <w:r>
-        <w:rPr>
-          <w:b/>
-          <w:i w:val="0"/>
-        </w:rPr>
-        <w:t>entonces</w:t>
-      </w:r>
-      <w:r>
-        <w:rPr>
-          <w:b w:val="0"/>
-          <w:i w:val="0"/>
-        </w:rPr>
-        <w:t xml:space="preserve"> el sistema responde </w:t>
-      </w:r>
-      <w:r>
-        <w:rPr>
-          <w:b/>
-          <w:i w:val="0"/>
-        </w:rPr>
-        <w:t>204</w:t>
-      </w:r>
-      <w:r>
-        <w:rPr>
-          <w:b w:val="0"/>
-          <w:i w:val="0"/>
-        </w:rPr>
-        <w:t xml:space="preserve"> y la tarea deja de aparecer.</w:t>
-      </w:r>
-    </w:p>
-    <w:p>
-      <w:pPr>
-        <w:pStyle w:val="ListNumber"/>
-      </w:pPr>
-      <w:r>
-        <w:rPr>
-          <w:b/>
-          <w:i w:val="0"/>
-        </w:rPr>
-        <w:t>Dado</w:t>
-      </w:r>
-      <w:r>
-        <w:rPr>
-          <w:b w:val="0"/>
-          <w:i w:val="0"/>
-        </w:rPr>
-        <w:t xml:space="preserve"> que la tarea no existe, </w:t>
-      </w:r>
-      <w:r>
-        <w:rPr>
-          <w:b/>
-          <w:i w:val="0"/>
-        </w:rPr>
-        <w:t>cuando</w:t>
-      </w:r>
-      <w:r>
-        <w:rPr>
-          <w:b w:val="0"/>
-          <w:i w:val="0"/>
-        </w:rPr>
-        <w:t xml:space="preserve"> intento eliminarla, </w:t>
-      </w:r>
-      <w:r>
-        <w:rPr>
-          <w:b/>
-          <w:i w:val="0"/>
-        </w:rPr>
-        <w:t>entonces</w:t>
-      </w:r>
-      <w:r>
-        <w:rPr>
-          <w:b w:val="0"/>
-          <w:i w:val="0"/>
-        </w:rPr>
-        <w:t xml:space="preserve"> el sistema responde </w:t>
-      </w:r>
-      <w:r>
-        <w:rPr>
-          <w:b/>
-          <w:i w:val="0"/>
-        </w:rPr>
-        <w:t>404</w:t>
-      </w:r>
-      <w:r>
-        <w:rPr>
-          <w:b w:val="0"/>
-          <w:i w:val="0"/>
-        </w:rPr>
-        <w:t>.</w:t>
-      </w:r>
-    </w:p>
-    <w:p>
-      <w:pPr>
-        <w:pStyle w:val="Heading3"/>
-      </w:pPr>
-      <w:r>
-        <w:rPr>
-          <w:b w:val="0"/>
-          <w:i w:val="0"/>
-          <w:color w:val="1F3A5F"/>
-        </w:rPr>
-        <w:t>Casos límite</w:t>
-      </w:r>
-    </w:p>
-    <w:p>
-      <w:pPr>
-        <w:pStyle w:val="ListBullet"/>
-      </w:pPr>
-      <w:r>
-        <w:rPr>
-          <w:b w:val="0"/>
-          <w:i w:val="0"/>
-        </w:rPr>
-        <w:t>Título con espacios a los lados: se recortan; un título solo con espacios es inválido.</w:t>
-      </w:r>
-    </w:p>
-    <w:p>
-      <w:pPr>
-        <w:pStyle w:val="ListBullet"/>
-      </w:pPr>
-      <w:r>
-        <w:rPr>
-          <w:b w:val="0"/>
-          <w:i w:val="0"/>
-        </w:rPr>
-        <w:t xml:space="preserve">Título &gt; 100 caracteres o descripción &gt; 500 caracteres: </w:t>
-      </w:r>
-      <w:r>
-        <w:rPr>
-          <w:b/>
-          <w:i w:val="0"/>
-        </w:rPr>
-        <w:t>400</w:t>
-      </w:r>
-      <w:r>
-        <w:rPr>
-          <w:b w:val="0"/>
-          <w:i w:val="0"/>
-        </w:rPr>
-        <w:t>.</w:t>
-      </w:r>
-    </w:p>
-    <w:p>
-      <w:pPr>
-        <w:pStyle w:val="ListBullet"/>
-      </w:pPr>
-      <w:r>
-        <w:rPr>
-          <w:b w:val="0"/>
-          <w:i w:val="0"/>
-        </w:rPr>
-        <w:t xml:space="preserve">Cuerpo de la petición &gt; 10 KB: </w:t>
-      </w:r>
-      <w:r>
-        <w:rPr>
-          <w:b/>
-          <w:i w:val="0"/>
-        </w:rPr>
-        <w:t>413</w:t>
-      </w:r>
-      <w:r>
-        <w:rPr>
-          <w:b w:val="0"/>
-          <w:i w:val="0"/>
-        </w:rPr>
-        <w:t>.</w:t>
-      </w:r>
-    </w:p>
-    <w:p>
-      <w:pPr>
-        <w:pStyle w:val="ListBullet"/>
-      </w:pPr>
-      <w:r>
-        <w:rPr>
-          <w:b w:val="0"/>
-          <w:i w:val="0"/>
-        </w:rPr>
-        <w:t xml:space="preserve">Ruta o método no soportado: </w:t>
-      </w:r>
-      <w:r>
-        <w:rPr>
-          <w:b/>
-          <w:i w:val="0"/>
-        </w:rPr>
-        <w:t>404</w:t>
-      </w:r>
-      <w:r>
-        <w:rPr>
-          <w:b w:val="0"/>
-          <w:i w:val="0"/>
-        </w:rPr>
-        <w:t xml:space="preserve"> / </w:t>
-      </w:r>
-      <w:r>
-        <w:rPr>
-          <w:b/>
-          <w:i w:val="0"/>
-        </w:rPr>
-        <w:t>405</w:t>
-      </w:r>
-      <w:r>
-        <w:rPr>
-          <w:b w:val="0"/>
-          <w:i w:val="0"/>
-        </w:rPr>
-        <w:t>.</w:t>
-      </w:r>
-    </w:p>
-    <w:p>
-      <w:pPr>
-        <w:pStyle w:val="ListBullet"/>
-      </w:pPr>
-      <w:r>
-        <w:rPr>
-          <w:b w:val="0"/>
-          <w:i w:val="0"/>
-        </w:rPr>
-        <w:t xml:space="preserve">Error inesperado del servidor: </w:t>
-      </w:r>
-      <w:r>
-        <w:rPr>
-          <w:b/>
-          <w:i w:val="0"/>
-        </w:rPr>
-        <w:t>500</w:t>
-      </w:r>
-      <w:r>
-        <w:rPr>
-          <w:b w:val="0"/>
-          <w:i w:val="0"/>
-        </w:rPr>
-        <w:t xml:space="preserve"> sin exponer detalles internos.</w:t>
-      </w:r>
-    </w:p>
-    <w:p>
-      <w:pPr>
-        <w:pStyle w:val="ListBullet"/>
-      </w:pPr>
-      <w:r>
-        <w:rPr>
-          <w:b w:val="0"/>
-          <w:i w:val="0"/>
-        </w:rPr>
-        <w:t>Archivo de datos vacío al arrancar: el sistema inicia con la lista vacía.</w:t>
+        <w:t xml:space="preserve"> Seguir el avance de cada tarea.</w:t>
       </w:r>
     </w:p>
     <w:p>
@@ -1988,20 +347,7 @@
           <w:i w:val="0"/>
           <w:color w:val="1F3A5F"/>
         </w:rPr>
-        <w:t>3. Requisitos</w:t>
-      </w:r>
-    </w:p>
-    <w:p>
-      <w:pPr>
-        <w:pStyle w:val="Heading3"/>
-      </w:pPr>
-      <w:r>
-        <w:rPr>
-          <w:b w:val="0"/>
-          <w:i w:val="0"/>
-          <w:color w:val="1F3A5F"/>
-        </w:rPr>
-        <w:t>Requisitos funcionales</w:t>
+        <w:t>2. Historias de usuario</w:t>
       </w:r>
     </w:p>
     <w:tbl>
@@ -2047,7 +393,7 @@
                 <w:color w:val="FFFFFF"/>
                 <w:sz w:val="19"/>
               </w:rPr>
-              <w:t>Requisito</w:t>
+              <w:t>Historia</w:t>
             </w:r>
           </w:p>
         </w:tc>
@@ -2064,7 +410,7 @@
                 <w:color w:val="FFFFFF"/>
                 <w:sz w:val="19"/>
               </w:rPr>
-              <w:t>Historia</w:t>
+              <w:t>Prioridad</w:t>
             </w:r>
           </w:p>
         </w:tc>
@@ -2081,7 +427,7 @@
                 <w:i w:val="0"/>
                 <w:sz w:val="19"/>
               </w:rPr>
-              <w:t>FR-001</w:t>
+              <w:t>US1</w:t>
             </w:r>
           </w:p>
         </w:tc>
@@ -2096,17 +442,15 @@
                 <w:i w:val="0"/>
                 <w:sz w:val="19"/>
               </w:rPr>
-              <w:t xml:space="preserve">El sistema DEBE permitir registrar tareas con </w:t>
+              <w:t xml:space="preserve">Como estudiante, quiero </w:t>
             </w:r>
             <w:r>
               <w:rPr>
-                <w:rFonts w:ascii="Consolas" w:hAnsi="Consolas"/>
-                <w:b w:val="0"/>
+                <w:b/>
                 <w:i w:val="0"/>
-                <w:color w:val="B03060"/>
                 <w:sz w:val="19"/>
               </w:rPr>
-              <w:t>title</w:t>
+              <w:t>registrar una tarea</w:t>
             </w:r>
             <w:r>
               <w:rPr>
@@ -2114,79 +458,7 @@
                 <w:i w:val="0"/>
                 <w:sz w:val="19"/>
               </w:rPr>
-              <w:t xml:space="preserve"> (1–100 car.), </w:t>
-            </w:r>
-            <w:r>
-              <w:rPr>
-                <w:rFonts w:ascii="Consolas" w:hAnsi="Consolas"/>
-                <w:b w:val="0"/>
-                <w:i w:val="0"/>
-                <w:color w:val="B03060"/>
-                <w:sz w:val="19"/>
-              </w:rPr>
-              <w:t>subject</w:t>
-            </w:r>
-            <w:r>
-              <w:rPr>
-                <w:b w:val="0"/>
-                <w:i w:val="0"/>
-                <w:sz w:val="19"/>
-              </w:rPr>
-              <w:t xml:space="preserve"> (obligatorio), </w:t>
-            </w:r>
-            <w:r>
-              <w:rPr>
-                <w:rFonts w:ascii="Consolas" w:hAnsi="Consolas"/>
-                <w:b w:val="0"/>
-                <w:i w:val="0"/>
-                <w:color w:val="B03060"/>
-                <w:sz w:val="19"/>
-              </w:rPr>
-              <w:t>dueDate</w:t>
-            </w:r>
-            <w:r>
-              <w:rPr>
-                <w:b w:val="0"/>
-                <w:i w:val="0"/>
-                <w:sz w:val="19"/>
-              </w:rPr>
-              <w:t xml:space="preserve"> (YYYY-MM-DD válida), </w:t>
-            </w:r>
-            <w:r>
-              <w:rPr>
-                <w:rFonts w:ascii="Consolas" w:hAnsi="Consolas"/>
-                <w:b w:val="0"/>
-                <w:i w:val="0"/>
-                <w:color w:val="B03060"/>
-                <w:sz w:val="19"/>
-              </w:rPr>
-              <w:t>priority</w:t>
-            </w:r>
-            <w:r>
-              <w:rPr>
-                <w:b w:val="0"/>
-                <w:i w:val="0"/>
-                <w:sz w:val="19"/>
-              </w:rPr>
-              <w:t xml:space="preserve"> y </w:t>
-            </w:r>
-            <w:r>
-              <w:rPr>
-                <w:rFonts w:ascii="Consolas" w:hAnsi="Consolas"/>
-                <w:b w:val="0"/>
-                <w:i w:val="0"/>
-                <w:color w:val="B03060"/>
-                <w:sz w:val="19"/>
-              </w:rPr>
-              <w:t>description</w:t>
-            </w:r>
-            <w:r>
-              <w:rPr>
-                <w:b w:val="0"/>
-                <w:i w:val="0"/>
-                <w:sz w:val="19"/>
-              </w:rPr>
-              <w:t xml:space="preserve"> (≤ 500 car., opcional).</w:t>
+              <w:t xml:space="preserve"> con título, materia, fecha de entrega, prioridad y descripción, para no olvidar ninguna entrega.</w:t>
             </w:r>
           </w:p>
         </w:tc>
@@ -2201,7 +473,7 @@
                 <w:i w:val="0"/>
                 <w:sz w:val="19"/>
               </w:rPr>
-              <w:t>US1</w:t>
+              <w:t>P1 🎯 MVP</w:t>
             </w:r>
           </w:p>
         </w:tc>
@@ -2219,7 +491,7 @@
                 <w:i w:val="0"/>
                 <w:sz w:val="19"/>
               </w:rPr>
-              <w:t>FR-002</w:t>
+              <w:t>US2</w:t>
             </w:r>
           </w:p>
         </w:tc>
@@ -2235,17 +507,15 @@
                 <w:i w:val="0"/>
                 <w:sz w:val="19"/>
               </w:rPr>
-              <w:t xml:space="preserve">El sistema DEBE asignar a cada tarea un identificador único (UUID), estado inicial </w:t>
+              <w:t xml:space="preserve">Como estudiante, quiero </w:t>
             </w:r>
             <w:r>
               <w:rPr>
-                <w:rFonts w:ascii="Consolas" w:hAnsi="Consolas"/>
-                <w:b w:val="0"/>
+                <w:b/>
                 <w:i w:val="0"/>
-                <w:color w:val="B03060"/>
                 <w:sz w:val="19"/>
               </w:rPr>
-              <w:t>pendiente</w:t>
+              <w:t>ver mis tareas ordenadas</w:t>
             </w:r>
             <w:r>
               <w:rPr>
@@ -2253,17 +523,15 @@
                 <w:i w:val="0"/>
                 <w:sz w:val="19"/>
               </w:rPr>
-              <w:t xml:space="preserve"> y marcas de tiempo </w:t>
+              <w:t xml:space="preserve"> por fecha y prioridad, y </w:t>
             </w:r>
             <w:r>
               <w:rPr>
-                <w:rFonts w:ascii="Consolas" w:hAnsi="Consolas"/>
-                <w:b w:val="0"/>
+                <w:b/>
                 <w:i w:val="0"/>
-                <w:color w:val="B03060"/>
                 <w:sz w:val="19"/>
               </w:rPr>
-              <w:t>createdAt</w:t>
+              <w:t>filtrarlas</w:t>
             </w:r>
             <w:r>
               <w:rPr>
@@ -2271,25 +539,7 @@
                 <w:i w:val="0"/>
                 <w:sz w:val="19"/>
               </w:rPr>
-              <w:t>/</w:t>
-            </w:r>
-            <w:r>
-              <w:rPr>
-                <w:rFonts w:ascii="Consolas" w:hAnsi="Consolas"/>
-                <w:b w:val="0"/>
-                <w:i w:val="0"/>
-                <w:color w:val="B03060"/>
-                <w:sz w:val="19"/>
-              </w:rPr>
-              <w:t>updatedAt</w:t>
-            </w:r>
-            <w:r>
-              <w:rPr>
-                <w:b w:val="0"/>
-                <w:i w:val="0"/>
-                <w:sz w:val="19"/>
-              </w:rPr>
-              <w:t>.</w:t>
+              <w:t>, para saber qué hacer primero.</w:t>
             </w:r>
           </w:p>
         </w:tc>
@@ -2305,7 +555,7 @@
                 <w:i w:val="0"/>
                 <w:sz w:val="19"/>
               </w:rPr>
-              <w:t>US1</w:t>
+              <w:t>P1 🎯 MVP</w:t>
             </w:r>
           </w:p>
         </w:tc>
@@ -2322,7 +572,7 @@
                 <w:i w:val="0"/>
                 <w:sz w:val="19"/>
               </w:rPr>
-              <w:t>FR-003</w:t>
+              <w:t>US3</w:t>
             </w:r>
           </w:p>
         </w:tc>
@@ -2337,17 +587,15 @@
                 <w:i w:val="0"/>
                 <w:sz w:val="19"/>
               </w:rPr>
-              <w:t xml:space="preserve">La prioridad DEBE ser </w:t>
+              <w:t xml:space="preserve">Como estudiante, quiero </w:t>
             </w:r>
             <w:r>
               <w:rPr>
-                <w:rFonts w:ascii="Consolas" w:hAnsi="Consolas"/>
-                <w:b w:val="0"/>
+                <w:b/>
                 <w:i w:val="0"/>
-                <w:color w:val="B03060"/>
                 <w:sz w:val="19"/>
               </w:rPr>
-              <w:t>baja</w:t>
+              <w:t>editar una tarea y marcar su avance</w:t>
             </w:r>
             <w:r>
               <w:rPr>
@@ -2355,61 +603,7 @@
                 <w:i w:val="0"/>
                 <w:sz w:val="19"/>
               </w:rPr>
-              <w:t xml:space="preserve">, </w:t>
-            </w:r>
-            <w:r>
-              <w:rPr>
-                <w:rFonts w:ascii="Consolas" w:hAnsi="Consolas"/>
-                <w:b w:val="0"/>
-                <w:i w:val="0"/>
-                <w:color w:val="B03060"/>
-                <w:sz w:val="19"/>
-              </w:rPr>
-              <w:t>media</w:t>
-            </w:r>
-            <w:r>
-              <w:rPr>
-                <w:b w:val="0"/>
-                <w:i w:val="0"/>
-                <w:sz w:val="19"/>
-              </w:rPr>
-              <w:t xml:space="preserve"> o </w:t>
-            </w:r>
-            <w:r>
-              <w:rPr>
-                <w:rFonts w:ascii="Consolas" w:hAnsi="Consolas"/>
-                <w:b w:val="0"/>
-                <w:i w:val="0"/>
-                <w:color w:val="B03060"/>
-                <w:sz w:val="19"/>
-              </w:rPr>
-              <w:t>alta</w:t>
-            </w:r>
-            <w:r>
-              <w:rPr>
-                <w:b w:val="0"/>
-                <w:i w:val="0"/>
-                <w:sz w:val="19"/>
-              </w:rPr>
-              <w:t xml:space="preserve"> (por defecto </w:t>
-            </w:r>
-            <w:r>
-              <w:rPr>
-                <w:rFonts w:ascii="Consolas" w:hAnsi="Consolas"/>
-                <w:b w:val="0"/>
-                <w:i w:val="0"/>
-                <w:color w:val="B03060"/>
-                <w:sz w:val="19"/>
-              </w:rPr>
-              <w:t>media</w:t>
-            </w:r>
-            <w:r>
-              <w:rPr>
-                <w:b w:val="0"/>
-                <w:i w:val="0"/>
-                <w:sz w:val="19"/>
-              </w:rPr>
-              <w:t>).</w:t>
+              <w:t>, para mantener mi lista al día.</w:t>
             </w:r>
           </w:p>
         </w:tc>
@@ -2424,7 +618,7 @@
                 <w:i w:val="0"/>
                 <w:sz w:val="19"/>
               </w:rPr>
-              <w:t>US1</w:t>
+              <w:t>P2</w:t>
             </w:r>
           </w:p>
         </w:tc>
@@ -2442,7 +636,7 @@
                 <w:i w:val="0"/>
                 <w:sz w:val="19"/>
               </w:rPr>
-              <w:t>FR-004</w:t>
+              <w:t>US4</w:t>
             </w:r>
           </w:p>
         </w:tc>
@@ -2458,7 +652,7 @@
                 <w:i w:val="0"/>
                 <w:sz w:val="19"/>
               </w:rPr>
-              <w:t xml:space="preserve">El sistema DEBE rechazar datos inválidos con </w:t>
+              <w:t xml:space="preserve">Como estudiante, quiero </w:t>
             </w:r>
             <w:r>
               <w:rPr>
@@ -2466,7 +660,7 @@
                 <w:i w:val="0"/>
                 <w:sz w:val="19"/>
               </w:rPr>
-              <w:t>400</w:t>
+              <w:t>eliminar tareas</w:t>
             </w:r>
             <w:r>
               <w:rPr>
@@ -2474,7 +668,7 @@
                 <w:i w:val="0"/>
                 <w:sz w:val="19"/>
               </w:rPr>
-              <w:t xml:space="preserve"> y una lista de mensajes de error.</w:t>
+              <w:t xml:space="preserve"> que ya no aplican, para mantener mi lista limpia.</w:t>
             </w:r>
           </w:p>
         </w:tc>
@@ -2490,707 +684,691 @@
                 <w:i w:val="0"/>
                 <w:sz w:val="19"/>
               </w:rPr>
-              <w:t>US1, US3</w:t>
-            </w:r>
-          </w:p>
-        </w:tc>
-      </w:tr>
-      <w:tr>
-        <w:tc>
-          <w:tcPr>
-            <w:tcW w:type="dxa" w:w="3249"/>
-          </w:tcPr>
-          <w:p>
-            <w:r>
-              <w:rPr>
-                <w:b/>
-                <w:i w:val="0"/>
-                <w:sz w:val="19"/>
-              </w:rPr>
-              <w:t>FR-005</w:t>
-            </w:r>
-          </w:p>
-        </w:tc>
-        <w:tc>
-          <w:tcPr>
-            <w:tcW w:type="dxa" w:w="3249"/>
-          </w:tcPr>
-          <w:p>
-            <w:r>
-              <w:rPr>
-                <w:b w:val="0"/>
-                <w:i w:val="0"/>
-                <w:sz w:val="19"/>
-              </w:rPr>
-              <w:t xml:space="preserve">El sistema DEBE listar las tareas ordenadas por </w:t>
-            </w:r>
-            <w:r>
-              <w:rPr>
-                <w:rFonts w:ascii="Consolas" w:hAnsi="Consolas"/>
-                <w:b w:val="0"/>
-                <w:i w:val="0"/>
-                <w:color w:val="B03060"/>
-                <w:sz w:val="19"/>
-              </w:rPr>
-              <w:t>dueDate</w:t>
-            </w:r>
-            <w:r>
-              <w:rPr>
-                <w:b w:val="0"/>
-                <w:i w:val="0"/>
-                <w:sz w:val="19"/>
-              </w:rPr>
-              <w:t xml:space="preserve"> ascendente y, en caso de empate, por prioridad (</w:t>
-            </w:r>
-            <w:r>
-              <w:rPr>
-                <w:rFonts w:ascii="Consolas" w:hAnsi="Consolas"/>
-                <w:b w:val="0"/>
-                <w:i w:val="0"/>
-                <w:color w:val="B03060"/>
-                <w:sz w:val="19"/>
-              </w:rPr>
-              <w:t>alta</w:t>
-            </w:r>
-            <w:r>
-              <w:rPr>
-                <w:b w:val="0"/>
-                <w:i w:val="0"/>
-                <w:sz w:val="19"/>
-              </w:rPr>
-              <w:t xml:space="preserve"> &gt; </w:t>
-            </w:r>
-            <w:r>
-              <w:rPr>
-                <w:rFonts w:ascii="Consolas" w:hAnsi="Consolas"/>
-                <w:b w:val="0"/>
-                <w:i w:val="0"/>
-                <w:color w:val="B03060"/>
-                <w:sz w:val="19"/>
-              </w:rPr>
-              <w:t>media</w:t>
-            </w:r>
-            <w:r>
-              <w:rPr>
-                <w:b w:val="0"/>
-                <w:i w:val="0"/>
-                <w:sz w:val="19"/>
-              </w:rPr>
-              <w:t xml:space="preserve"> &gt; </w:t>
-            </w:r>
-            <w:r>
-              <w:rPr>
-                <w:rFonts w:ascii="Consolas" w:hAnsi="Consolas"/>
-                <w:b w:val="0"/>
-                <w:i w:val="0"/>
-                <w:color w:val="B03060"/>
-                <w:sz w:val="19"/>
-              </w:rPr>
-              <w:t>baja</w:t>
-            </w:r>
-            <w:r>
-              <w:rPr>
-                <w:b w:val="0"/>
-                <w:i w:val="0"/>
-                <w:sz w:val="19"/>
-              </w:rPr>
-              <w:t>).</w:t>
-            </w:r>
-          </w:p>
-        </w:tc>
-        <w:tc>
-          <w:tcPr>
-            <w:tcW w:type="dxa" w:w="3249"/>
-          </w:tcPr>
-          <w:p>
-            <w:r>
-              <w:rPr>
-                <w:b w:val="0"/>
-                <w:i w:val="0"/>
-                <w:sz w:val="19"/>
-              </w:rPr>
-              <w:t>US2</w:t>
-            </w:r>
-          </w:p>
-        </w:tc>
-      </w:tr>
-      <w:tr>
-        <w:tc>
-          <w:tcPr>
-            <w:tcW w:type="dxa" w:w="3249"/>
-            <w:shd w:val="clear" w:color="auto" w:fill="EEF2F7"/>
-          </w:tcPr>
-          <w:p>
-            <w:r>
-              <w:rPr>
-                <w:b/>
-                <w:i w:val="0"/>
-                <w:sz w:val="19"/>
-              </w:rPr>
-              <w:t>FR-006</w:t>
-            </w:r>
-          </w:p>
-        </w:tc>
-        <w:tc>
-          <w:tcPr>
-            <w:tcW w:type="dxa" w:w="3249"/>
-            <w:shd w:val="clear" w:color="auto" w:fill="EEF2F7"/>
-          </w:tcPr>
-          <w:p>
-            <w:r>
-              <w:rPr>
-                <w:b w:val="0"/>
-                <w:i w:val="0"/>
-                <w:sz w:val="19"/>
-              </w:rPr>
-              <w:t xml:space="preserve">El sistema DEBE permitir filtrar por </w:t>
-            </w:r>
-            <w:r>
-              <w:rPr>
-                <w:rFonts w:ascii="Consolas" w:hAnsi="Consolas"/>
-                <w:b w:val="0"/>
-                <w:i w:val="0"/>
-                <w:color w:val="B03060"/>
-                <w:sz w:val="19"/>
-              </w:rPr>
-              <w:t>status</w:t>
-            </w:r>
-            <w:r>
-              <w:rPr>
-                <w:b w:val="0"/>
-                <w:i w:val="0"/>
-                <w:sz w:val="19"/>
-              </w:rPr>
-              <w:t xml:space="preserve">, </w:t>
-            </w:r>
-            <w:r>
-              <w:rPr>
-                <w:rFonts w:ascii="Consolas" w:hAnsi="Consolas"/>
-                <w:b w:val="0"/>
-                <w:i w:val="0"/>
-                <w:color w:val="B03060"/>
-                <w:sz w:val="19"/>
-              </w:rPr>
-              <w:t>priority</w:t>
-            </w:r>
-            <w:r>
-              <w:rPr>
-                <w:b w:val="0"/>
-                <w:i w:val="0"/>
-                <w:sz w:val="19"/>
-              </w:rPr>
-              <w:t xml:space="preserve"> y </w:t>
-            </w:r>
-            <w:r>
-              <w:rPr>
-                <w:rFonts w:ascii="Consolas" w:hAnsi="Consolas"/>
-                <w:b w:val="0"/>
-                <w:i w:val="0"/>
-                <w:color w:val="B03060"/>
-                <w:sz w:val="19"/>
-              </w:rPr>
-              <w:t>subject</w:t>
-            </w:r>
-            <w:r>
-              <w:rPr>
-                <w:b w:val="0"/>
-                <w:i w:val="0"/>
-                <w:sz w:val="19"/>
-              </w:rPr>
-              <w:t xml:space="preserve"> (sin distinguir mayúsculas).</w:t>
-            </w:r>
-          </w:p>
-        </w:tc>
-        <w:tc>
-          <w:tcPr>
-            <w:tcW w:type="dxa" w:w="3249"/>
-            <w:shd w:val="clear" w:color="auto" w:fill="EEF2F7"/>
-          </w:tcPr>
-          <w:p>
-            <w:r>
-              <w:rPr>
-                <w:b w:val="0"/>
-                <w:i w:val="0"/>
-                <w:sz w:val="19"/>
-              </w:rPr>
-              <w:t>US2</w:t>
-            </w:r>
-          </w:p>
-        </w:tc>
-      </w:tr>
-      <w:tr>
-        <w:tc>
-          <w:tcPr>
-            <w:tcW w:type="dxa" w:w="3249"/>
-          </w:tcPr>
-          <w:p>
-            <w:r>
-              <w:rPr>
-                <w:b/>
-                <w:i w:val="0"/>
-                <w:sz w:val="19"/>
-              </w:rPr>
-              <w:t>FR-007</w:t>
-            </w:r>
-          </w:p>
-        </w:tc>
-        <w:tc>
-          <w:tcPr>
-            <w:tcW w:type="dxa" w:w="3249"/>
-          </w:tcPr>
-          <w:p>
-            <w:r>
-              <w:rPr>
-                <w:b w:val="0"/>
-                <w:i w:val="0"/>
-                <w:sz w:val="19"/>
-              </w:rPr>
-              <w:t xml:space="preserve">Los estados válidos son </w:t>
-            </w:r>
-            <w:r>
-              <w:rPr>
-                <w:rFonts w:ascii="Consolas" w:hAnsi="Consolas"/>
-                <w:b w:val="0"/>
-                <w:i w:val="0"/>
-                <w:color w:val="B03060"/>
-                <w:sz w:val="19"/>
-              </w:rPr>
-              <w:t>pendiente</w:t>
-            </w:r>
-            <w:r>
-              <w:rPr>
-                <w:b w:val="0"/>
-                <w:i w:val="0"/>
-                <w:sz w:val="19"/>
-              </w:rPr>
-              <w:t xml:space="preserve">, </w:t>
-            </w:r>
-            <w:r>
-              <w:rPr>
-                <w:rFonts w:ascii="Consolas" w:hAnsi="Consolas"/>
-                <w:b w:val="0"/>
-                <w:i w:val="0"/>
-                <w:color w:val="B03060"/>
-                <w:sz w:val="19"/>
-              </w:rPr>
-              <w:t>en_progreso</w:t>
-            </w:r>
-            <w:r>
-              <w:rPr>
-                <w:b w:val="0"/>
-                <w:i w:val="0"/>
-                <w:sz w:val="19"/>
-              </w:rPr>
-              <w:t xml:space="preserve"> y </w:t>
-            </w:r>
-            <w:r>
-              <w:rPr>
-                <w:rFonts w:ascii="Consolas" w:hAnsi="Consolas"/>
-                <w:b w:val="0"/>
-                <w:i w:val="0"/>
-                <w:color w:val="B03060"/>
-                <w:sz w:val="19"/>
-              </w:rPr>
-              <w:t>completada</w:t>
-            </w:r>
-            <w:r>
-              <w:rPr>
-                <w:b w:val="0"/>
-                <w:i w:val="0"/>
-                <w:sz w:val="19"/>
-              </w:rPr>
-              <w:t xml:space="preserve">. Una tarea </w:t>
-            </w:r>
-            <w:r>
-              <w:rPr>
-                <w:rFonts w:ascii="Consolas" w:hAnsi="Consolas"/>
-                <w:b w:val="0"/>
-                <w:i w:val="0"/>
-                <w:color w:val="B03060"/>
-                <w:sz w:val="19"/>
-              </w:rPr>
-              <w:t>completada</w:t>
-            </w:r>
-            <w:r>
-              <w:rPr>
-                <w:b w:val="0"/>
-                <w:i w:val="0"/>
-                <w:sz w:val="19"/>
-              </w:rPr>
-              <w:t xml:space="preserve"> NO puede cambiar de estado (</w:t>
-            </w:r>
-            <w:r>
-              <w:rPr>
-                <w:b/>
-                <w:i w:val="0"/>
-                <w:sz w:val="19"/>
-              </w:rPr>
-              <w:t>409</w:t>
-            </w:r>
-            <w:r>
-              <w:rPr>
-                <w:b w:val="0"/>
-                <w:i w:val="0"/>
-                <w:sz w:val="19"/>
-              </w:rPr>
-              <w:t>).</w:t>
-            </w:r>
-          </w:p>
-        </w:tc>
-        <w:tc>
-          <w:tcPr>
-            <w:tcW w:type="dxa" w:w="3249"/>
-          </w:tcPr>
-          <w:p>
-            <w:r>
-              <w:rPr>
-                <w:b w:val="0"/>
-                <w:i w:val="0"/>
-                <w:sz w:val="19"/>
-              </w:rPr>
-              <w:t>US3</w:t>
-            </w:r>
-          </w:p>
-        </w:tc>
-      </w:tr>
-      <w:tr>
-        <w:tc>
-          <w:tcPr>
-            <w:tcW w:type="dxa" w:w="3249"/>
-            <w:shd w:val="clear" w:color="auto" w:fill="EEF2F7"/>
-          </w:tcPr>
-          <w:p>
-            <w:r>
-              <w:rPr>
-                <w:b/>
-                <w:i w:val="0"/>
-                <w:sz w:val="19"/>
-              </w:rPr>
-              <w:t>FR-008</w:t>
-            </w:r>
-          </w:p>
-        </w:tc>
-        <w:tc>
-          <w:tcPr>
-            <w:tcW w:type="dxa" w:w="3249"/>
-            <w:shd w:val="clear" w:color="auto" w:fill="EEF2F7"/>
-          </w:tcPr>
-          <w:p>
-            <w:r>
-              <w:rPr>
-                <w:b w:val="0"/>
-                <w:i w:val="0"/>
-                <w:sz w:val="19"/>
-              </w:rPr>
-              <w:t xml:space="preserve">El sistema DEBE permitir editar parcialmente </w:t>
-            </w:r>
-            <w:r>
-              <w:rPr>
-                <w:rFonts w:ascii="Consolas" w:hAnsi="Consolas"/>
-                <w:b w:val="0"/>
-                <w:i w:val="0"/>
-                <w:color w:val="B03060"/>
-                <w:sz w:val="19"/>
-              </w:rPr>
-              <w:t>title</w:t>
-            </w:r>
-            <w:r>
-              <w:rPr>
-                <w:b w:val="0"/>
-                <w:i w:val="0"/>
-                <w:sz w:val="19"/>
-              </w:rPr>
-              <w:t xml:space="preserve">, </w:t>
-            </w:r>
-            <w:r>
-              <w:rPr>
-                <w:rFonts w:ascii="Consolas" w:hAnsi="Consolas"/>
-                <w:b w:val="0"/>
-                <w:i w:val="0"/>
-                <w:color w:val="B03060"/>
-                <w:sz w:val="19"/>
-              </w:rPr>
-              <w:t>description</w:t>
-            </w:r>
-            <w:r>
-              <w:rPr>
-                <w:b w:val="0"/>
-                <w:i w:val="0"/>
-                <w:sz w:val="19"/>
-              </w:rPr>
-              <w:t xml:space="preserve">, </w:t>
-            </w:r>
-            <w:r>
-              <w:rPr>
-                <w:rFonts w:ascii="Consolas" w:hAnsi="Consolas"/>
-                <w:b w:val="0"/>
-                <w:i w:val="0"/>
-                <w:color w:val="B03060"/>
-                <w:sz w:val="19"/>
-              </w:rPr>
-              <w:t>subject</w:t>
-            </w:r>
-            <w:r>
-              <w:rPr>
-                <w:b w:val="0"/>
-                <w:i w:val="0"/>
-                <w:sz w:val="19"/>
-              </w:rPr>
-              <w:t xml:space="preserve">, </w:t>
-            </w:r>
-            <w:r>
-              <w:rPr>
-                <w:rFonts w:ascii="Consolas" w:hAnsi="Consolas"/>
-                <w:b w:val="0"/>
-                <w:i w:val="0"/>
-                <w:color w:val="B03060"/>
-                <w:sz w:val="19"/>
-              </w:rPr>
-              <w:t>dueDate</w:t>
-            </w:r>
-            <w:r>
-              <w:rPr>
-                <w:b w:val="0"/>
-                <w:i w:val="0"/>
-                <w:sz w:val="19"/>
-              </w:rPr>
-              <w:t xml:space="preserve"> y </w:t>
-            </w:r>
-            <w:r>
-              <w:rPr>
-                <w:rFonts w:ascii="Consolas" w:hAnsi="Consolas"/>
-                <w:b w:val="0"/>
-                <w:i w:val="0"/>
-                <w:color w:val="B03060"/>
-                <w:sz w:val="19"/>
-              </w:rPr>
-              <w:t>priority</w:t>
-            </w:r>
-            <w:r>
-              <w:rPr>
-                <w:b w:val="0"/>
-                <w:i w:val="0"/>
-                <w:sz w:val="19"/>
-              </w:rPr>
-              <w:t>.</w:t>
-            </w:r>
-          </w:p>
-        </w:tc>
-        <w:tc>
-          <w:tcPr>
-            <w:tcW w:type="dxa" w:w="3249"/>
-            <w:shd w:val="clear" w:color="auto" w:fill="EEF2F7"/>
-          </w:tcPr>
-          <w:p>
-            <w:r>
-              <w:rPr>
-                <w:b w:val="0"/>
-                <w:i w:val="0"/>
-                <w:sz w:val="19"/>
-              </w:rPr>
-              <w:t>US3</w:t>
-            </w:r>
-          </w:p>
-        </w:tc>
-      </w:tr>
-      <w:tr>
-        <w:tc>
-          <w:tcPr>
-            <w:tcW w:type="dxa" w:w="3249"/>
-          </w:tcPr>
-          <w:p>
-            <w:r>
-              <w:rPr>
-                <w:b/>
-                <w:i w:val="0"/>
-                <w:sz w:val="19"/>
-              </w:rPr>
-              <w:t>FR-009</w:t>
-            </w:r>
-          </w:p>
-        </w:tc>
-        <w:tc>
-          <w:tcPr>
-            <w:tcW w:type="dxa" w:w="3249"/>
-          </w:tcPr>
-          <w:p>
-            <w:r>
-              <w:rPr>
-                <w:b w:val="0"/>
-                <w:i w:val="0"/>
-                <w:sz w:val="19"/>
-              </w:rPr>
-              <w:t xml:space="preserve">El sistema DEBE permitir eliminar una tarea por su </w:t>
-            </w:r>
-            <w:r>
-              <w:rPr>
-                <w:rFonts w:ascii="Consolas" w:hAnsi="Consolas"/>
-                <w:b w:val="0"/>
-                <w:i w:val="0"/>
-                <w:color w:val="B03060"/>
-                <w:sz w:val="19"/>
-              </w:rPr>
-              <w:t>id</w:t>
-            </w:r>
-            <w:r>
-              <w:rPr>
-                <w:b w:val="0"/>
-                <w:i w:val="0"/>
-                <w:sz w:val="19"/>
-              </w:rPr>
-              <w:t>.</w:t>
-            </w:r>
-          </w:p>
-        </w:tc>
-        <w:tc>
-          <w:tcPr>
-            <w:tcW w:type="dxa" w:w="3249"/>
-          </w:tcPr>
-          <w:p>
-            <w:r>
-              <w:rPr>
-                <w:b w:val="0"/>
-                <w:i w:val="0"/>
-                <w:sz w:val="19"/>
-              </w:rPr>
-              <w:t>US4</w:t>
-            </w:r>
-          </w:p>
-        </w:tc>
-      </w:tr>
-      <w:tr>
-        <w:tc>
-          <w:tcPr>
-            <w:tcW w:type="dxa" w:w="3249"/>
-            <w:shd w:val="clear" w:color="auto" w:fill="EEF2F7"/>
-          </w:tcPr>
-          <w:p>
-            <w:r>
-              <w:rPr>
-                <w:b/>
-                <w:i w:val="0"/>
-                <w:sz w:val="19"/>
-              </w:rPr>
-              <w:t>FR-010</w:t>
-            </w:r>
-          </w:p>
-        </w:tc>
-        <w:tc>
-          <w:tcPr>
-            <w:tcW w:type="dxa" w:w="3249"/>
-            <w:shd w:val="clear" w:color="auto" w:fill="EEF2F7"/>
-          </w:tcPr>
-          <w:p>
-            <w:r>
-              <w:rPr>
-                <w:b w:val="0"/>
-                <w:i w:val="0"/>
-                <w:sz w:val="19"/>
-              </w:rPr>
-              <w:t>Las tareas DEBEN conservarse entre reinicios del servidor.</w:t>
-            </w:r>
-          </w:p>
-        </w:tc>
-        <w:tc>
-          <w:tcPr>
-            <w:tcW w:type="dxa" w:w="3249"/>
-            <w:shd w:val="clear" w:color="auto" w:fill="EEF2F7"/>
-          </w:tcPr>
-          <w:p>
-            <w:r>
-              <w:rPr>
-                <w:b w:val="0"/>
-                <w:i w:val="0"/>
-                <w:sz w:val="19"/>
-              </w:rPr>
-              <w:t>Todas</w:t>
-            </w:r>
-          </w:p>
-        </w:tc>
-      </w:tr>
-      <w:tr>
-        <w:tc>
-          <w:tcPr>
-            <w:tcW w:type="dxa" w:w="3249"/>
-          </w:tcPr>
-          <w:p>
-            <w:r>
-              <w:rPr>
-                <w:b/>
-                <w:i w:val="0"/>
-                <w:sz w:val="19"/>
-              </w:rPr>
-              <w:t>FR-011</w:t>
-            </w:r>
-          </w:p>
-        </w:tc>
-        <w:tc>
-          <w:tcPr>
-            <w:tcW w:type="dxa" w:w="3249"/>
-          </w:tcPr>
-          <w:p>
-            <w:r>
-              <w:rPr>
-                <w:b w:val="0"/>
-                <w:i w:val="0"/>
-                <w:sz w:val="19"/>
-              </w:rPr>
-              <w:t xml:space="preserve">Un </w:t>
-            </w:r>
-            <w:r>
-              <w:rPr>
-                <w:rFonts w:ascii="Consolas" w:hAnsi="Consolas"/>
-                <w:b w:val="0"/>
-                <w:i w:val="0"/>
-                <w:color w:val="B03060"/>
-                <w:sz w:val="19"/>
-              </w:rPr>
-              <w:t>id</w:t>
-            </w:r>
-            <w:r>
-              <w:rPr>
-                <w:b w:val="0"/>
-                <w:i w:val="0"/>
-                <w:sz w:val="19"/>
-              </w:rPr>
-              <w:t xml:space="preserve"> inexistente DEBE producir </w:t>
-            </w:r>
-            <w:r>
-              <w:rPr>
-                <w:b/>
-                <w:i w:val="0"/>
-                <w:sz w:val="19"/>
-              </w:rPr>
-              <w:t>404</w:t>
-            </w:r>
-            <w:r>
-              <w:rPr>
-                <w:b w:val="0"/>
-                <w:i w:val="0"/>
-                <w:sz w:val="19"/>
-              </w:rPr>
-              <w:t>.</w:t>
-            </w:r>
-          </w:p>
-        </w:tc>
-        <w:tc>
-          <w:tcPr>
-            <w:tcW w:type="dxa" w:w="3249"/>
-          </w:tcPr>
-          <w:p>
-            <w:r>
-              <w:rPr>
-                <w:b w:val="0"/>
-                <w:i w:val="0"/>
-                <w:sz w:val="19"/>
-              </w:rPr>
-              <w:t>US2–US4</w:t>
+              <w:t>P3</w:t>
             </w:r>
           </w:p>
         </w:tc>
       </w:tr>
     </w:tbl>
     <w:p/>
+    <w:p>
+      <w:pPr>
+        <w:pStyle w:val="Heading2"/>
+      </w:pPr>
+      <w:r>
+        <w:rPr>
+          <w:b w:val="0"/>
+          <w:i w:val="0"/>
+          <w:color w:val="1F3A5F"/>
+        </w:rPr>
+        <w:t>3. Requisitos funcionales (formato EARS)</w:t>
+      </w:r>
+    </w:p>
+    <w:p>
+      <w:r>
+        <w:rPr>
+          <w:b w:val="0"/>
+          <w:i w:val="0"/>
+        </w:rPr>
+        <w:t xml:space="preserve">Plantillas usadas: </w:t>
+      </w:r>
+      <w:r>
+        <w:rPr>
+          <w:b/>
+          <w:i w:val="0"/>
+        </w:rPr>
+        <w:t>Ubicuo</w:t>
+      </w:r>
+      <w:r>
+        <w:rPr>
+          <w:b w:val="0"/>
+          <w:i w:val="0"/>
+        </w:rPr>
+        <w:t xml:space="preserve"> (el sistema DEBE…), </w:t>
+      </w:r>
+      <w:r>
+        <w:rPr>
+          <w:b/>
+          <w:i w:val="0"/>
+        </w:rPr>
+        <w:t>Por evento</w:t>
+      </w:r>
+      <w:r>
+        <w:rPr>
+          <w:b w:val="0"/>
+          <w:i w:val="0"/>
+        </w:rPr>
+        <w:t xml:space="preserve"> (CUANDO…), </w:t>
+      </w:r>
+      <w:r>
+        <w:rPr>
+          <w:b/>
+          <w:i w:val="0"/>
+        </w:rPr>
+        <w:t>No deseado</w:t>
+      </w:r>
+      <w:r>
+        <w:rPr>
+          <w:b w:val="0"/>
+          <w:i w:val="0"/>
+        </w:rPr>
+        <w:t xml:space="preserve"> (SI… ENTONCES…).</w:t>
+      </w:r>
+    </w:p>
+    <w:p>
+      <w:pPr>
+        <w:pStyle w:val="Heading3"/>
+      </w:pPr>
+      <w:r>
+        <w:rPr>
+          <w:b w:val="0"/>
+          <w:i w:val="0"/>
+          <w:color w:val="1F3A5F"/>
+        </w:rPr>
+        <w:t>R1 — Registro de tareas (US1)</w:t>
+      </w:r>
+    </w:p>
+    <w:p>
+      <w:pPr>
+        <w:pStyle w:val="ListBullet"/>
+      </w:pPr>
+      <w:r>
+        <w:rPr>
+          <w:b/>
+          <w:i w:val="0"/>
+        </w:rPr>
+        <w:t>FR-001</w:t>
+      </w:r>
+      <w:r>
+        <w:rPr>
+          <w:b w:val="0"/>
+          <w:i w:val="0"/>
+        </w:rPr>
+        <w:t xml:space="preserve"> CUANDO el estudiante registra una tarea, el sistema DEBE exigir un título de 1 a 100 caracteres, una materia no vacía y una fecha de entrega válida con formato </w:t>
+      </w:r>
+      <w:r>
+        <w:rPr>
+          <w:rFonts w:ascii="Consolas" w:hAnsi="Consolas"/>
+          <w:b w:val="0"/>
+          <w:i w:val="0"/>
+          <w:color w:val="B03060"/>
+        </w:rPr>
+        <w:t>AAAA-MM-DD</w:t>
+      </w:r>
+      <w:r>
+        <w:rPr>
+          <w:b w:val="0"/>
+          <w:i w:val="0"/>
+        </w:rPr>
+        <w:t>, y DEBE aceptar una descripción opcional de hasta 500 caracteres.</w:t>
+      </w:r>
+    </w:p>
+    <w:p>
+      <w:pPr>
+        <w:pStyle w:val="ListBullet"/>
+      </w:pPr>
+      <w:r>
+        <w:rPr>
+          <w:b/>
+          <w:i w:val="0"/>
+        </w:rPr>
+        <w:t>FR-002</w:t>
+      </w:r>
+      <w:r>
+        <w:rPr>
+          <w:b w:val="0"/>
+          <w:i w:val="0"/>
+        </w:rPr>
+        <w:t xml:space="preserve"> CUANDO una tarea se registra correctamente, el sistema DEBE asignarle un identificador único, el estado </w:t>
+      </w:r>
+      <w:r>
+        <w:rPr>
+          <w:rFonts w:ascii="Consolas" w:hAnsi="Consolas"/>
+          <w:b w:val="0"/>
+          <w:i w:val="0"/>
+          <w:color w:val="B03060"/>
+        </w:rPr>
+        <w:t>pendiente</w:t>
+      </w:r>
+      <w:r>
+        <w:rPr>
+          <w:b w:val="0"/>
+          <w:i w:val="0"/>
+        </w:rPr>
+        <w:t xml:space="preserve"> y las fechas de creación y modificación, y DEBE responder </w:t>
+      </w:r>
+      <w:r>
+        <w:rPr>
+          <w:b/>
+          <w:i w:val="0"/>
+        </w:rPr>
+        <w:t>201</w:t>
+      </w:r>
+      <w:r>
+        <w:rPr>
+          <w:b w:val="0"/>
+          <w:i w:val="0"/>
+        </w:rPr>
+        <w:t>.</w:t>
+      </w:r>
+    </w:p>
+    <w:p>
+      <w:pPr>
+        <w:pStyle w:val="ListBullet"/>
+      </w:pPr>
+      <w:r>
+        <w:rPr>
+          <w:b/>
+          <w:i w:val="0"/>
+        </w:rPr>
+        <w:t>FR-003</w:t>
+      </w:r>
+      <w:r>
+        <w:rPr>
+          <w:b w:val="0"/>
+          <w:i w:val="0"/>
+        </w:rPr>
+        <w:t xml:space="preserve"> El sistema DEBE aceptar como prioridad solo </w:t>
+      </w:r>
+      <w:r>
+        <w:rPr>
+          <w:rFonts w:ascii="Consolas" w:hAnsi="Consolas"/>
+          <w:b w:val="0"/>
+          <w:i w:val="0"/>
+          <w:color w:val="B03060"/>
+        </w:rPr>
+        <w:t>baja</w:t>
+      </w:r>
+      <w:r>
+        <w:rPr>
+          <w:b w:val="0"/>
+          <w:i w:val="0"/>
+        </w:rPr>
+        <w:t xml:space="preserve">, </w:t>
+      </w:r>
+      <w:r>
+        <w:rPr>
+          <w:rFonts w:ascii="Consolas" w:hAnsi="Consolas"/>
+          <w:b w:val="0"/>
+          <w:i w:val="0"/>
+          <w:color w:val="B03060"/>
+        </w:rPr>
+        <w:t>media</w:t>
+      </w:r>
+      <w:r>
+        <w:rPr>
+          <w:b w:val="0"/>
+          <w:i w:val="0"/>
+        </w:rPr>
+        <w:t xml:space="preserve"> o </w:t>
+      </w:r>
+      <w:r>
+        <w:rPr>
+          <w:rFonts w:ascii="Consolas" w:hAnsi="Consolas"/>
+          <w:b w:val="0"/>
+          <w:i w:val="0"/>
+          <w:color w:val="B03060"/>
+        </w:rPr>
+        <w:t>alta</w:t>
+      </w:r>
+      <w:r>
+        <w:rPr>
+          <w:b w:val="0"/>
+          <w:i w:val="0"/>
+        </w:rPr>
+        <w:t xml:space="preserve">. SI no se indica la prioridad, ENTONCES el sistema DEBE asignar </w:t>
+      </w:r>
+      <w:r>
+        <w:rPr>
+          <w:rFonts w:ascii="Consolas" w:hAnsi="Consolas"/>
+          <w:b w:val="0"/>
+          <w:i w:val="0"/>
+          <w:color w:val="B03060"/>
+        </w:rPr>
+        <w:t>media</w:t>
+      </w:r>
+      <w:r>
+        <w:rPr>
+          <w:b w:val="0"/>
+          <w:i w:val="0"/>
+        </w:rPr>
+        <w:t>.</w:t>
+      </w:r>
+    </w:p>
+    <w:p>
+      <w:pPr>
+        <w:pStyle w:val="ListBullet"/>
+      </w:pPr>
+      <w:r>
+        <w:rPr>
+          <w:b/>
+          <w:i w:val="0"/>
+        </w:rPr>
+        <w:t>FR-004</w:t>
+      </w:r>
+      <w:r>
+        <w:rPr>
+          <w:b w:val="0"/>
+          <w:i w:val="0"/>
+        </w:rPr>
+        <w:t xml:space="preserve"> SI los datos enviados son inválidos o el JSON está mal formado, ENTONCES el sistema DEBE rechazar la operación con </w:t>
+      </w:r>
+      <w:r>
+        <w:rPr>
+          <w:b/>
+          <w:i w:val="0"/>
+        </w:rPr>
+        <w:t>400</w:t>
+      </w:r>
+      <w:r>
+        <w:rPr>
+          <w:b w:val="0"/>
+          <w:i w:val="0"/>
+        </w:rPr>
+        <w:t xml:space="preserve"> y una lista de mensajes que expliquen cada error.</w:t>
+      </w:r>
+    </w:p>
+    <w:p>
+      <w:pPr>
+        <w:pStyle w:val="Heading3"/>
+      </w:pPr>
+      <w:r>
+        <w:rPr>
+          <w:b w:val="0"/>
+          <w:i w:val="0"/>
+          <w:color w:val="1F3A5F"/>
+        </w:rPr>
+        <w:t>R2 — Consulta (US2)</w:t>
+      </w:r>
+    </w:p>
+    <w:p>
+      <w:pPr>
+        <w:pStyle w:val="ListBullet"/>
+      </w:pPr>
+      <w:r>
+        <w:rPr>
+          <w:b/>
+          <w:i w:val="0"/>
+        </w:rPr>
+        <w:t>FR-005</w:t>
+      </w:r>
+      <w:r>
+        <w:rPr>
+          <w:b w:val="0"/>
+          <w:i w:val="0"/>
+        </w:rPr>
+        <w:t xml:space="preserve"> CUANDO el estudiante consulta la lista, el sistema DEBE ordenarla por fecha de entrega ascendente y, en caso de empate, por prioridad (</w:t>
+      </w:r>
+      <w:r>
+        <w:rPr>
+          <w:rFonts w:ascii="Consolas" w:hAnsi="Consolas"/>
+          <w:b w:val="0"/>
+          <w:i w:val="0"/>
+          <w:color w:val="B03060"/>
+        </w:rPr>
+        <w:t>alta</w:t>
+      </w:r>
+      <w:r>
+        <w:rPr>
+          <w:b w:val="0"/>
+          <w:i w:val="0"/>
+        </w:rPr>
+        <w:t xml:space="preserve"> → </w:t>
+      </w:r>
+      <w:r>
+        <w:rPr>
+          <w:rFonts w:ascii="Consolas" w:hAnsi="Consolas"/>
+          <w:b w:val="0"/>
+          <w:i w:val="0"/>
+          <w:color w:val="B03060"/>
+        </w:rPr>
+        <w:t>media</w:t>
+      </w:r>
+      <w:r>
+        <w:rPr>
+          <w:b w:val="0"/>
+          <w:i w:val="0"/>
+        </w:rPr>
+        <w:t xml:space="preserve"> → </w:t>
+      </w:r>
+      <w:r>
+        <w:rPr>
+          <w:rFonts w:ascii="Consolas" w:hAnsi="Consolas"/>
+          <w:b w:val="0"/>
+          <w:i w:val="0"/>
+          <w:color w:val="B03060"/>
+        </w:rPr>
+        <w:t>baja</w:t>
+      </w:r>
+      <w:r>
+        <w:rPr>
+          <w:b w:val="0"/>
+          <w:i w:val="0"/>
+        </w:rPr>
+        <w:t>).</w:t>
+      </w:r>
+    </w:p>
+    <w:p>
+      <w:pPr>
+        <w:pStyle w:val="ListBullet"/>
+      </w:pPr>
+      <w:r>
+        <w:rPr>
+          <w:b/>
+          <w:i w:val="0"/>
+        </w:rPr>
+        <w:t>FR-006</w:t>
+      </w:r>
+      <w:r>
+        <w:rPr>
+          <w:b w:val="0"/>
+          <w:i w:val="0"/>
+        </w:rPr>
+        <w:t xml:space="preserve"> CUANDO el estudiante filtra por estado, prioridad o materia, el sistema DEBE devolver solo las tareas que coinciden (la materia, sin distinguir mayúsculas). SI el valor del filtro de estado o prioridad no existe, ENTONCES el sistema DEBE responder </w:t>
+      </w:r>
+      <w:r>
+        <w:rPr>
+          <w:b/>
+          <w:i w:val="0"/>
+        </w:rPr>
+        <w:t>400</w:t>
+      </w:r>
+      <w:r>
+        <w:rPr>
+          <w:b w:val="0"/>
+          <w:i w:val="0"/>
+        </w:rPr>
+        <w:t>.</w:t>
+      </w:r>
+    </w:p>
+    <w:p>
+      <w:pPr>
+        <w:pStyle w:val="Heading3"/>
+      </w:pPr>
+      <w:r>
+        <w:rPr>
+          <w:b w:val="0"/>
+          <w:i w:val="0"/>
+          <w:color w:val="1F3A5F"/>
+        </w:rPr>
+        <w:t>R3 — Edición y estado (US3)</w:t>
+      </w:r>
+    </w:p>
+    <w:p>
+      <w:pPr>
+        <w:pStyle w:val="ListBullet"/>
+      </w:pPr>
+      <w:r>
+        <w:rPr>
+          <w:b/>
+          <w:i w:val="0"/>
+        </w:rPr>
+        <w:t>FR-007</w:t>
+      </w:r>
+      <w:r>
+        <w:rPr>
+          <w:b w:val="0"/>
+          <w:i w:val="0"/>
+        </w:rPr>
+        <w:t xml:space="preserve"> El sistema DEBE manejar los estados </w:t>
+      </w:r>
+      <w:r>
+        <w:rPr>
+          <w:rFonts w:ascii="Consolas" w:hAnsi="Consolas"/>
+          <w:b w:val="0"/>
+          <w:i w:val="0"/>
+          <w:color w:val="B03060"/>
+        </w:rPr>
+        <w:t>pendiente</w:t>
+      </w:r>
+      <w:r>
+        <w:rPr>
+          <w:b w:val="0"/>
+          <w:i w:val="0"/>
+        </w:rPr>
+        <w:t xml:space="preserve">, </w:t>
+      </w:r>
+      <w:r>
+        <w:rPr>
+          <w:rFonts w:ascii="Consolas" w:hAnsi="Consolas"/>
+          <w:b w:val="0"/>
+          <w:i w:val="0"/>
+          <w:color w:val="B03060"/>
+        </w:rPr>
+        <w:t>en_progreso</w:t>
+      </w:r>
+      <w:r>
+        <w:rPr>
+          <w:b w:val="0"/>
+          <w:i w:val="0"/>
+        </w:rPr>
+        <w:t xml:space="preserve"> y </w:t>
+      </w:r>
+      <w:r>
+        <w:rPr>
+          <w:rFonts w:ascii="Consolas" w:hAnsi="Consolas"/>
+          <w:b w:val="0"/>
+          <w:i w:val="0"/>
+          <w:color w:val="B03060"/>
+        </w:rPr>
+        <w:t>completada</w:t>
+      </w:r>
+      <w:r>
+        <w:rPr>
+          <w:b w:val="0"/>
+          <w:i w:val="0"/>
+        </w:rPr>
+        <w:t xml:space="preserve">. SI se intenta cambiar el estado de una tarea </w:t>
+      </w:r>
+      <w:r>
+        <w:rPr>
+          <w:rFonts w:ascii="Consolas" w:hAnsi="Consolas"/>
+          <w:b w:val="0"/>
+          <w:i w:val="0"/>
+          <w:color w:val="B03060"/>
+        </w:rPr>
+        <w:t>completada</w:t>
+      </w:r>
+      <w:r>
+        <w:rPr>
+          <w:b w:val="0"/>
+          <w:i w:val="0"/>
+        </w:rPr>
+        <w:t xml:space="preserve">, ENTONCES el sistema DEBE rechazarlo con </w:t>
+      </w:r>
+      <w:r>
+        <w:rPr>
+          <w:b/>
+          <w:i w:val="0"/>
+        </w:rPr>
+        <w:t>409 Conflicto</w:t>
+      </w:r>
+      <w:r>
+        <w:rPr>
+          <w:b w:val="0"/>
+          <w:i w:val="0"/>
+        </w:rPr>
+        <w:t>.</w:t>
+      </w:r>
+    </w:p>
+    <w:p>
+      <w:pPr>
+        <w:pStyle w:val="ListBullet"/>
+      </w:pPr>
+      <w:r>
+        <w:rPr>
+          <w:b/>
+          <w:i w:val="0"/>
+        </w:rPr>
+        <w:t>FR-008</w:t>
+      </w:r>
+      <w:r>
+        <w:rPr>
+          <w:b w:val="0"/>
+          <w:i w:val="0"/>
+        </w:rPr>
+        <w:t xml:space="preserve"> CUANDO el estudiante edita una tarea, el sistema DEBE modificar solo los campos enviados (título, descripción, materia, fecha y prioridad) y actualizar la fecha de modificación. SI se intenta cambiar el estado por esta vía, ENTONCES el sistema DEBE responder </w:t>
+      </w:r>
+      <w:r>
+        <w:rPr>
+          <w:b/>
+          <w:i w:val="0"/>
+        </w:rPr>
+        <w:t>400</w:t>
+      </w:r>
+      <w:r>
+        <w:rPr>
+          <w:b w:val="0"/>
+          <w:i w:val="0"/>
+        </w:rPr>
+        <w:t xml:space="preserve"> e indicar el endpoint de estado.</w:t>
+      </w:r>
+    </w:p>
+    <w:p>
+      <w:pPr>
+        <w:pStyle w:val="Heading3"/>
+      </w:pPr>
+      <w:r>
+        <w:rPr>
+          <w:b w:val="0"/>
+          <w:i w:val="0"/>
+          <w:color w:val="1F3A5F"/>
+        </w:rPr>
+        <w:t>R4 — Eliminación y errores generales (US4)</w:t>
+      </w:r>
+    </w:p>
+    <w:p>
+      <w:pPr>
+        <w:pStyle w:val="ListBullet"/>
+      </w:pPr>
+      <w:r>
+        <w:rPr>
+          <w:b/>
+          <w:i w:val="0"/>
+        </w:rPr>
+        <w:t>FR-009</w:t>
+      </w:r>
+      <w:r>
+        <w:rPr>
+          <w:b w:val="0"/>
+          <w:i w:val="0"/>
+        </w:rPr>
+        <w:t xml:space="preserve"> CUANDO el estudiante elimina una tarea existente, el sistema DEBE borrarla y responder </w:t>
+      </w:r>
+      <w:r>
+        <w:rPr>
+          <w:b/>
+          <w:i w:val="0"/>
+        </w:rPr>
+        <w:t>204</w:t>
+      </w:r>
+      <w:r>
+        <w:rPr>
+          <w:b w:val="0"/>
+          <w:i w:val="0"/>
+        </w:rPr>
+        <w:t>.</w:t>
+      </w:r>
+    </w:p>
+    <w:p>
+      <w:pPr>
+        <w:pStyle w:val="ListBullet"/>
+      </w:pPr>
+      <w:r>
+        <w:rPr>
+          <w:b/>
+          <w:i w:val="0"/>
+        </w:rPr>
+        <w:t>FR-010</w:t>
+      </w:r>
+      <w:r>
+        <w:rPr>
+          <w:b w:val="0"/>
+          <w:i w:val="0"/>
+        </w:rPr>
+        <w:t xml:space="preserve"> El sistema DEBE conservar las tareas cuando el servidor se reinicia.</w:t>
+      </w:r>
+    </w:p>
+    <w:p>
+      <w:pPr>
+        <w:pStyle w:val="ListBullet"/>
+      </w:pPr>
+      <w:r>
+        <w:rPr>
+          <w:b/>
+          <w:i w:val="0"/>
+        </w:rPr>
+        <w:t>FR-011</w:t>
+      </w:r>
+      <w:r>
+        <w:rPr>
+          <w:b w:val="0"/>
+          <w:i w:val="0"/>
+        </w:rPr>
+        <w:t xml:space="preserve"> SI se consulta, edita o elimina una tarea que no existe, ENTONCES el sistema DEBE responder </w:t>
+      </w:r>
+      <w:r>
+        <w:rPr>
+          <w:b/>
+          <w:i w:val="0"/>
+        </w:rPr>
+        <w:t>404</w:t>
+      </w:r>
+      <w:r>
+        <w:rPr>
+          <w:b w:val="0"/>
+          <w:i w:val="0"/>
+        </w:rPr>
+        <w:t>.</w:t>
+      </w:r>
+    </w:p>
+    <w:p>
+      <w:pPr>
+        <w:pStyle w:val="ListBullet"/>
+      </w:pPr>
+      <w:r>
+        <w:rPr>
+          <w:b/>
+          <w:i w:val="0"/>
+        </w:rPr>
+        <w:t>FR-012</w:t>
+      </w:r>
+      <w:r>
+        <w:rPr>
+          <w:b w:val="0"/>
+          <w:i w:val="0"/>
+        </w:rPr>
+        <w:t xml:space="preserve"> SI se solicita una ruta inexistente o un método no soportado, ENTONCES el sistema DEBE responder </w:t>
+      </w:r>
+      <w:r>
+        <w:rPr>
+          <w:b/>
+          <w:i w:val="0"/>
+        </w:rPr>
+        <w:t>404</w:t>
+      </w:r>
+      <w:r>
+        <w:rPr>
+          <w:b w:val="0"/>
+          <w:i w:val="0"/>
+        </w:rPr>
+        <w:t xml:space="preserve"> o </w:t>
+      </w:r>
+      <w:r>
+        <w:rPr>
+          <w:b/>
+          <w:i w:val="0"/>
+        </w:rPr>
+        <w:t>405</w:t>
+      </w:r>
+      <w:r>
+        <w:rPr>
+          <w:b w:val="0"/>
+          <w:i w:val="0"/>
+        </w:rPr>
+        <w:t xml:space="preserve"> respectivamente.</w:t>
+      </w:r>
+    </w:p>
     <w:p>
       <w:pPr>
         <w:pStyle w:val="Heading3"/>
@@ -3246,7 +1424,7 @@
                 <w:color w:val="FFFFFF"/>
                 <w:sz w:val="19"/>
               </w:rPr>
-              <w:t>Requisito</w:t>
+              <w:t>Requisito (verificable)</w:t>
             </w:r>
           </w:p>
         </w:tc>
@@ -3278,7 +1456,7 @@
                 <w:i w:val="0"/>
                 <w:sz w:val="19"/>
               </w:rPr>
-              <w:t>Respuestas en formato JSON UTF-8.</w:t>
+              <w:t>Todas las respuestas DEBEN ser JSON en UTF-8.</w:t>
             </w:r>
           </w:p>
         </w:tc>
@@ -3312,7 +1490,23 @@
                 <w:i w:val="0"/>
                 <w:sz w:val="19"/>
               </w:rPr>
-              <w:t>Tiempo de respuesta &lt; 200 ms con 1 000 tareas en un equipo de desarrollo.</w:t>
+              <w:t xml:space="preserve">Con 1 000 tareas almacenadas, consultar la lista filtrada DEBE tardar </w:t>
+            </w:r>
+            <w:r>
+              <w:rPr>
+                <w:b/>
+                <w:i w:val="0"/>
+                <w:sz w:val="19"/>
+              </w:rPr>
+              <w:t>&lt; 200 ms (p95)</w:t>
+            </w:r>
+            <w:r>
+              <w:rPr>
+                <w:b w:val="0"/>
+                <w:i w:val="0"/>
+                <w:sz w:val="19"/>
+              </w:rPr>
+              <w:t xml:space="preserve"> en un equipo de desarrollo.</w:t>
             </w:r>
           </w:p>
         </w:tc>
@@ -3344,7 +1538,7 @@
                 <w:i w:val="0"/>
                 <w:sz w:val="19"/>
               </w:rPr>
-              <w:t>Cobertura de pruebas según la Constitución (líneas ≥ 90 %, ramas ≥ 85 %).</w:t>
+              <w:t>La cobertura de pruebas DEBE cumplir los umbrales de la Constitución (líneas ≥ 90 %, ramas ≥ 85 %).</w:t>
             </w:r>
           </w:p>
         </w:tc>
@@ -3378,7 +1572,39 @@
                 <w:i w:val="0"/>
                 <w:sz w:val="19"/>
               </w:rPr>
-              <w:t xml:space="preserve">Seguridad: límite de cuerpo de 10 KB, sin filtrar errores internos y cabecera </w:t>
+              <w:t xml:space="preserve">SI el cuerpo supera 10 KB, ENTONCES el sistema DEBE responder </w:t>
+            </w:r>
+            <w:r>
+              <w:rPr>
+                <w:b/>
+                <w:i w:val="0"/>
+                <w:sz w:val="19"/>
+              </w:rPr>
+              <w:t>413</w:t>
+            </w:r>
+            <w:r>
+              <w:rPr>
+                <w:b w:val="0"/>
+                <w:i w:val="0"/>
+                <w:sz w:val="19"/>
+              </w:rPr>
+              <w:t xml:space="preserve">. SI ocurre un error inesperado, ENTONCES DEBE responder </w:t>
+            </w:r>
+            <w:r>
+              <w:rPr>
+                <w:b/>
+                <w:i w:val="0"/>
+                <w:sz w:val="19"/>
+              </w:rPr>
+              <w:t>500</w:t>
+            </w:r>
+            <w:r>
+              <w:rPr>
+                <w:b w:val="0"/>
+                <w:i w:val="0"/>
+                <w:sz w:val="19"/>
+              </w:rPr>
+              <w:t xml:space="preserve"> sin exponer detalles internos. Toda respuesta DEBE incluir </w:t>
             </w:r>
             <w:r>
               <w:rPr>
@@ -3388,7 +1614,7 @@
                 <w:color w:val="B03060"/>
                 <w:sz w:val="19"/>
               </w:rPr>
-              <w:t>nosniff</w:t>
+              <w:t>X-Content-Type-Options: nosniff</w:t>
             </w:r>
             <w:r>
               <w:rPr>
@@ -3428,7 +1654,7 @@
                 <w:i w:val="0"/>
                 <w:sz w:val="19"/>
               </w:rPr>
-              <w:t>Sin dependencias externas en tiempo de ejecución.</w:t>
+              <w:t>El sistema NO DEBE requerir dependencias externas para ejecutarse.</w:t>
             </w:r>
           </w:p>
         </w:tc>
@@ -3437,7 +1663,7 @@
     <w:p/>
     <w:p>
       <w:pPr>
-        <w:pStyle w:val="Heading3"/>
+        <w:pStyle w:val="Heading2"/>
       </w:pPr>
       <w:r>
         <w:rPr>
@@ -3445,15 +1671,7 @@
           <w:i w:val="0"/>
           <w:color w:val="1F3A5F"/>
         </w:rPr>
-        <w:t xml:space="preserve">Entidad clave: </w:t>
-      </w:r>
-      <w:r>
-        <w:rPr>
-          <w:b/>
-          <w:i w:val="0"/>
-          <w:color w:val="1F3A5F"/>
-        </w:rPr>
-        <w:t>Tarea</w:t>
+        <w:t>4. Criterios de aceptación (Gherkin)</w:t>
       </w:r>
     </w:p>
     <w:tbl>
@@ -3464,14 +1682,16 @@
         <w:tblLook w:firstColumn="1" w:firstRow="1" w:lastColumn="0" w:lastRow="0" w:noHBand="0" w:noVBand="1" w:val="04A0"/>
       </w:tblPr>
       <w:tblGrid>
-        <w:gridCol w:w="3249"/>
-        <w:gridCol w:w="3249"/>
-        <w:gridCol w:w="3249"/>
+        <w:gridCol w:w="1949"/>
+        <w:gridCol w:w="1949"/>
+        <w:gridCol w:w="1949"/>
+        <w:gridCol w:w="1949"/>
+        <w:gridCol w:w="1949"/>
       </w:tblGrid>
       <w:tr>
         <w:tc>
           <w:tcPr>
-            <w:tcW w:type="dxa" w:w="3249"/>
+            <w:tcW w:type="dxa" w:w="1949"/>
             <w:shd w:val="clear" w:color="auto" w:fill="1F3A5F"/>
           </w:tcPr>
           <w:p>
@@ -3482,13 +1702,13 @@
                 <w:color w:val="FFFFFF"/>
                 <w:sz w:val="19"/>
               </w:rPr>
-              <w:t>Atributo</w:t>
+              <w:t>#</w:t>
             </w:r>
           </w:p>
         </w:tc>
         <w:tc>
           <w:tcPr>
-            <w:tcW w:type="dxa" w:w="3249"/>
+            <w:tcW w:type="dxa" w:w="1949"/>
             <w:shd w:val="clear" w:color="auto" w:fill="1F3A5F"/>
           </w:tcPr>
           <w:p>
@@ -3499,13 +1719,13 @@
                 <w:color w:val="FFFFFF"/>
                 <w:sz w:val="19"/>
               </w:rPr>
-              <w:t>Tipo</w:t>
+              <w:t>Dado</w:t>
             </w:r>
           </w:p>
         </w:tc>
         <w:tc>
           <w:tcPr>
-            <w:tcW w:type="dxa" w:w="3249"/>
+            <w:tcW w:type="dxa" w:w="1949"/>
             <w:shd w:val="clear" w:color="auto" w:fill="1F3A5F"/>
           </w:tcPr>
           <w:p>
@@ -3516,7 +1736,41 @@
                 <w:color w:val="FFFFFF"/>
                 <w:sz w:val="19"/>
               </w:rPr>
-              <w:t>Regla</w:t>
+              <w:t>Cuando</w:t>
+            </w:r>
+          </w:p>
+        </w:tc>
+        <w:tc>
+          <w:tcPr>
+            <w:tcW w:type="dxa" w:w="1949"/>
+            <w:shd w:val="clear" w:color="auto" w:fill="1F3A5F"/>
+          </w:tcPr>
+          <w:p>
+            <w:r>
+              <w:rPr>
+                <w:b/>
+                <w:i w:val="0"/>
+                <w:color w:val="FFFFFF"/>
+                <w:sz w:val="19"/>
+              </w:rPr>
+              <w:t>Entonces</w:t>
+            </w:r>
+          </w:p>
+        </w:tc>
+        <w:tc>
+          <w:tcPr>
+            <w:tcW w:type="dxa" w:w="1949"/>
+            <w:shd w:val="clear" w:color="auto" w:fill="1F3A5F"/>
+          </w:tcPr>
+          <w:p>
+            <w:r>
+              <w:rPr>
+                <w:b/>
+                <w:i w:val="0"/>
+                <w:color w:val="FFFFFF"/>
+                <w:sz w:val="19"/>
+              </w:rPr>
+              <w:t>Req.</w:t>
             </w:r>
           </w:p>
         </w:tc>
@@ -3524,9 +1778,80 @@
       <w:tr>
         <w:tc>
           <w:tcPr>
-            <w:tcW w:type="dxa" w:w="3249"/>
+            <w:tcW w:type="dxa" w:w="1949"/>
           </w:tcPr>
           <w:p>
+            <w:r>
+              <w:rPr>
+                <w:b w:val="0"/>
+                <w:i w:val="0"/>
+                <w:sz w:val="19"/>
+              </w:rPr>
+              <w:t>CA-01</w:t>
+            </w:r>
+          </w:p>
+        </w:tc>
+        <w:tc>
+          <w:tcPr>
+            <w:tcW w:type="dxa" w:w="1949"/>
+          </w:tcPr>
+          <w:p>
+            <w:r>
+              <w:rPr>
+                <w:b w:val="0"/>
+                <w:i w:val="0"/>
+                <w:sz w:val="19"/>
+              </w:rPr>
+              <w:t>título, materia y fecha válidos</w:t>
+            </w:r>
+          </w:p>
+        </w:tc>
+        <w:tc>
+          <w:tcPr>
+            <w:tcW w:type="dxa" w:w="1949"/>
+          </w:tcPr>
+          <w:p>
+            <w:r>
+              <w:rPr>
+                <w:b w:val="0"/>
+                <w:i w:val="0"/>
+                <w:sz w:val="19"/>
+              </w:rPr>
+              <w:t>registro la tarea</w:t>
+            </w:r>
+          </w:p>
+        </w:tc>
+        <w:tc>
+          <w:tcPr>
+            <w:tcW w:type="dxa" w:w="1949"/>
+          </w:tcPr>
+          <w:p>
+            <w:r>
+              <w:rPr>
+                <w:b w:val="0"/>
+                <w:i w:val="0"/>
+                <w:sz w:val="19"/>
+              </w:rPr>
+              <w:t xml:space="preserve">se guarda como </w:t>
+            </w:r>
+            <w:r>
+              <w:rPr>
+                <w:rFonts w:ascii="Consolas" w:hAnsi="Consolas"/>
+                <w:b w:val="0"/>
+                <w:i w:val="0"/>
+                <w:color w:val="B03060"/>
+                <w:sz w:val="19"/>
+              </w:rPr>
+              <w:t>pendiente</w:t>
+            </w:r>
+            <w:r>
+              <w:rPr>
+                <w:b w:val="0"/>
+                <w:i w:val="0"/>
+                <w:sz w:val="19"/>
+              </w:rPr>
+              <w:t xml:space="preserve">, con </w:t>
+            </w:r>
             <w:r>
               <w:rPr>
                 <w:rFonts w:ascii="Consolas" w:hAnsi="Consolas"/>
@@ -3537,11 +1862,19 @@
               </w:rPr>
               <w:t>id</w:t>
             </w:r>
+            <w:r>
+              <w:rPr>
+                <w:b w:val="0"/>
+                <w:i w:val="0"/>
+                <w:sz w:val="19"/>
+              </w:rPr>
+              <w:t xml:space="preserve"> único, y responde 201</w:t>
+            </w:r>
           </w:p>
         </w:tc>
         <w:tc>
           <w:tcPr>
-            <w:tcW w:type="dxa" w:w="3249"/>
+            <w:tcW w:type="dxa" w:w="1949"/>
           </w:tcPr>
           <w:p>
             <w:r>
@@ -3550,22 +1883,7 @@
                 <w:i w:val="0"/>
                 <w:sz w:val="19"/>
               </w:rPr>
-              <w:t>UUID</w:t>
-            </w:r>
-          </w:p>
-        </w:tc>
-        <w:tc>
-          <w:tcPr>
-            <w:tcW w:type="dxa" w:w="3249"/>
-          </w:tcPr>
-          <w:p>
-            <w:r>
-              <w:rPr>
-                <w:b w:val="0"/>
-                <w:i w:val="0"/>
-                <w:sz w:val="19"/>
-              </w:rPr>
-              <w:t>Generado por el sistema</w:t>
+              <w:t>FR-001, FR-002</w:t>
             </w:r>
           </w:p>
         </w:tc>
@@ -3573,25 +1891,7 @@
       <w:tr>
         <w:tc>
           <w:tcPr>
-            <w:tcW w:type="dxa" w:w="3249"/>
-            <w:shd w:val="clear" w:color="auto" w:fill="EEF2F7"/>
-          </w:tcPr>
-          <w:p>
-            <w:r>
-              <w:rPr>
-                <w:rFonts w:ascii="Consolas" w:hAnsi="Consolas"/>
-                <w:b w:val="0"/>
-                <w:i w:val="0"/>
-                <w:color w:val="B03060"/>
-                <w:sz w:val="19"/>
-              </w:rPr>
-              <w:t>title</w:t>
-            </w:r>
-          </w:p>
-        </w:tc>
-        <w:tc>
-          <w:tcPr>
-            <w:tcW w:type="dxa" w:w="3249"/>
+            <w:tcW w:type="dxa" w:w="1949"/>
             <w:shd w:val="clear" w:color="auto" w:fill="EEF2F7"/>
           </w:tcPr>
           <w:p>
@@ -3601,13 +1901,13 @@
                 <w:i w:val="0"/>
                 <w:sz w:val="19"/>
               </w:rPr>
-              <w:t>texto</w:t>
+              <w:t>CA-02</w:t>
             </w:r>
           </w:p>
         </w:tc>
         <w:tc>
           <w:tcPr>
-            <w:tcW w:type="dxa" w:w="3249"/>
+            <w:tcW w:type="dxa" w:w="1949"/>
             <w:shd w:val="clear" w:color="auto" w:fill="EEF2F7"/>
           </w:tcPr>
           <w:p>
@@ -3617,82 +1917,13 @@
                 <w:i w:val="0"/>
                 <w:sz w:val="19"/>
               </w:rPr>
-              <w:t>Obligatorio, 1–100 caracteres</w:t>
-            </w:r>
-          </w:p>
-        </w:tc>
-      </w:tr>
-      <w:tr>
-        <w:tc>
-          <w:tcPr>
-            <w:tcW w:type="dxa" w:w="3249"/>
-          </w:tcPr>
-          <w:p>
-            <w:r>
-              <w:rPr>
-                <w:rFonts w:ascii="Consolas" w:hAnsi="Consolas"/>
-                <w:b w:val="0"/>
-                <w:i w:val="0"/>
-                <w:color w:val="B03060"/>
-                <w:sz w:val="19"/>
-              </w:rPr>
-              <w:t>description</w:t>
+              <w:t>no envío la prioridad</w:t>
             </w:r>
           </w:p>
         </w:tc>
         <w:tc>
           <w:tcPr>
-            <w:tcW w:type="dxa" w:w="3249"/>
-          </w:tcPr>
-          <w:p>
-            <w:r>
-              <w:rPr>
-                <w:b w:val="0"/>
-                <w:i w:val="0"/>
-                <w:sz w:val="19"/>
-              </w:rPr>
-              <w:t>texto</w:t>
-            </w:r>
-          </w:p>
-        </w:tc>
-        <w:tc>
-          <w:tcPr>
-            <w:tcW w:type="dxa" w:w="3249"/>
-          </w:tcPr>
-          <w:p>
-            <w:r>
-              <w:rPr>
-                <w:b w:val="0"/>
-                <w:i w:val="0"/>
-                <w:sz w:val="19"/>
-              </w:rPr>
-              <w:t>Opcional, ≤ 500 caracteres</w:t>
-            </w:r>
-          </w:p>
-        </w:tc>
-      </w:tr>
-      <w:tr>
-        <w:tc>
-          <w:tcPr>
-            <w:tcW w:type="dxa" w:w="3249"/>
-            <w:shd w:val="clear" w:color="auto" w:fill="EEF2F7"/>
-          </w:tcPr>
-          <w:p>
-            <w:r>
-              <w:rPr>
-                <w:rFonts w:ascii="Consolas" w:hAnsi="Consolas"/>
-                <w:b w:val="0"/>
-                <w:i w:val="0"/>
-                <w:color w:val="B03060"/>
-                <w:sz w:val="19"/>
-              </w:rPr>
-              <w:t>subject</w:t>
-            </w:r>
-          </w:p>
-        </w:tc>
-        <w:tc>
-          <w:tcPr>
-            <w:tcW w:type="dxa" w:w="3249"/>
+            <w:tcW w:type="dxa" w:w="1949"/>
             <w:shd w:val="clear" w:color="auto" w:fill="EEF2F7"/>
           </w:tcPr>
           <w:p>
@@ -3702,13 +1933,13 @@
                 <w:i w:val="0"/>
                 <w:sz w:val="19"/>
               </w:rPr>
-              <w:t>texto</w:t>
+              <w:t>registro la tarea</w:t>
             </w:r>
           </w:p>
         </w:tc>
         <w:tc>
           <w:tcPr>
-            <w:tcW w:type="dxa" w:w="3249"/>
+            <w:tcW w:type="dxa" w:w="1949"/>
             <w:shd w:val="clear" w:color="auto" w:fill="EEF2F7"/>
           </w:tcPr>
           <w:p>
@@ -3718,41 +1949,7 @@
                 <w:i w:val="0"/>
                 <w:sz w:val="19"/>
               </w:rPr>
-              <w:t>Obligatorio (materia)</w:t>
-            </w:r>
-          </w:p>
-        </w:tc>
-      </w:tr>
-      <w:tr>
-        <w:tc>
-          <w:tcPr>
-            <w:tcW w:type="dxa" w:w="3249"/>
-          </w:tcPr>
-          <w:p>
-            <w:r>
-              <w:rPr>
-                <w:rFonts w:ascii="Consolas" w:hAnsi="Consolas"/>
-                <w:b w:val="0"/>
-                <w:i w:val="0"/>
-                <w:color w:val="B03060"/>
-                <w:sz w:val="19"/>
-              </w:rPr>
-              <w:t>dueDate</w:t>
-            </w:r>
-          </w:p>
-        </w:tc>
-        <w:tc>
-          <w:tcPr>
-            <w:tcW w:type="dxa" w:w="3249"/>
-          </w:tcPr>
-          <w:p>
-            <w:r>
-              <w:rPr>
-                <w:b w:val="0"/>
-                <w:i w:val="0"/>
-                <w:sz w:val="19"/>
-              </w:rPr>
-              <w:t xml:space="preserve">fecha </w:t>
+              <w:t xml:space="preserve">queda con prioridad </w:t>
             </w:r>
             <w:r>
               <w:rPr>
@@ -3762,48 +1959,13 @@
                 <w:color w:val="B03060"/>
                 <w:sz w:val="19"/>
               </w:rPr>
-              <w:t>YYYY-MM-DD</w:t>
+              <w:t>media</w:t>
             </w:r>
           </w:p>
         </w:tc>
         <w:tc>
           <w:tcPr>
-            <w:tcW w:type="dxa" w:w="3249"/>
-          </w:tcPr>
-          <w:p>
-            <w:r>
-              <w:rPr>
-                <w:b w:val="0"/>
-                <w:i w:val="0"/>
-                <w:sz w:val="19"/>
-              </w:rPr>
-              <w:t>Obligatoria y válida en el calendario</w:t>
-            </w:r>
-          </w:p>
-        </w:tc>
-      </w:tr>
-      <w:tr>
-        <w:tc>
-          <w:tcPr>
-            <w:tcW w:type="dxa" w:w="3249"/>
-            <w:shd w:val="clear" w:color="auto" w:fill="EEF2F7"/>
-          </w:tcPr>
-          <w:p>
-            <w:r>
-              <w:rPr>
-                <w:rFonts w:ascii="Consolas" w:hAnsi="Consolas"/>
-                <w:b w:val="0"/>
-                <w:i w:val="0"/>
-                <w:color w:val="B03060"/>
-                <w:sz w:val="19"/>
-              </w:rPr>
-              <w:t>priority</w:t>
-            </w:r>
-          </w:p>
-        </w:tc>
-        <w:tc>
-          <w:tcPr>
-            <w:tcW w:type="dxa" w:w="3249"/>
+            <w:tcW w:type="dxa" w:w="1949"/>
             <w:shd w:val="clear" w:color="auto" w:fill="EEF2F7"/>
           </w:tcPr>
           <w:p>
@@ -3813,16 +1975,40 @@
                 <w:i w:val="0"/>
                 <w:sz w:val="19"/>
               </w:rPr>
-              <w:t>enum</w:t>
+              <w:t>FR-003</w:t>
+            </w:r>
+          </w:p>
+        </w:tc>
+      </w:tr>
+      <w:tr>
+        <w:tc>
+          <w:tcPr>
+            <w:tcW w:type="dxa" w:w="1949"/>
+          </w:tcPr>
+          <w:p>
+            <w:r>
+              <w:rPr>
+                <w:b w:val="0"/>
+                <w:i w:val="0"/>
+                <w:sz w:val="19"/>
+              </w:rPr>
+              <w:t>CA-03</w:t>
             </w:r>
           </w:p>
         </w:tc>
         <w:tc>
           <w:tcPr>
-            <w:tcW w:type="dxa" w:w="3249"/>
-            <w:shd w:val="clear" w:color="auto" w:fill="EEF2F7"/>
+            <w:tcW w:type="dxa" w:w="1949"/>
           </w:tcPr>
           <w:p>
+            <w:r>
+              <w:rPr>
+                <w:b w:val="0"/>
+                <w:i w:val="0"/>
+                <w:sz w:val="19"/>
+              </w:rPr>
+              <w:t xml:space="preserve">omito el título o envío la fecha </w:t>
+            </w:r>
             <w:r>
               <w:rPr>
                 <w:rFonts w:ascii="Consolas" w:hAnsi="Consolas"/>
@@ -3831,7 +2017,287 @@
                 <w:color w:val="B03060"/>
                 <w:sz w:val="19"/>
               </w:rPr>
-              <w:t>baja</w:t>
+              <w:t>2026-02-30</w:t>
+            </w:r>
+          </w:p>
+        </w:tc>
+        <w:tc>
+          <w:tcPr>
+            <w:tcW w:type="dxa" w:w="1949"/>
+          </w:tcPr>
+          <w:p>
+            <w:r>
+              <w:rPr>
+                <w:b w:val="0"/>
+                <w:i w:val="0"/>
+                <w:sz w:val="19"/>
+              </w:rPr>
+              <w:t>registro la tarea</w:t>
+            </w:r>
+          </w:p>
+        </w:tc>
+        <w:tc>
+          <w:tcPr>
+            <w:tcW w:type="dxa" w:w="1949"/>
+          </w:tcPr>
+          <w:p>
+            <w:r>
+              <w:rPr>
+                <w:b w:val="0"/>
+                <w:i w:val="0"/>
+                <w:sz w:val="19"/>
+              </w:rPr>
+              <w:t>responde 400 con la lista de errores</w:t>
+            </w:r>
+          </w:p>
+        </w:tc>
+        <w:tc>
+          <w:tcPr>
+            <w:tcW w:type="dxa" w:w="1949"/>
+          </w:tcPr>
+          <w:p>
+            <w:r>
+              <w:rPr>
+                <w:b w:val="0"/>
+                <w:i w:val="0"/>
+                <w:sz w:val="19"/>
+              </w:rPr>
+              <w:t>FR-001, FR-004</w:t>
+            </w:r>
+          </w:p>
+        </w:tc>
+      </w:tr>
+      <w:tr>
+        <w:tc>
+          <w:tcPr>
+            <w:tcW w:type="dxa" w:w="1949"/>
+            <w:shd w:val="clear" w:color="auto" w:fill="EEF2F7"/>
+          </w:tcPr>
+          <w:p>
+            <w:r>
+              <w:rPr>
+                <w:b w:val="0"/>
+                <w:i w:val="0"/>
+                <w:sz w:val="19"/>
+              </w:rPr>
+              <w:t>CA-04</w:t>
+            </w:r>
+          </w:p>
+        </w:tc>
+        <w:tc>
+          <w:tcPr>
+            <w:tcW w:type="dxa" w:w="1949"/>
+            <w:shd w:val="clear" w:color="auto" w:fill="EEF2F7"/>
+          </w:tcPr>
+          <w:p>
+            <w:r>
+              <w:rPr>
+                <w:b w:val="0"/>
+                <w:i w:val="0"/>
+                <w:sz w:val="19"/>
+              </w:rPr>
+              <w:t>envío un JSON mal formado</w:t>
+            </w:r>
+          </w:p>
+        </w:tc>
+        <w:tc>
+          <w:tcPr>
+            <w:tcW w:type="dxa" w:w="1949"/>
+            <w:shd w:val="clear" w:color="auto" w:fill="EEF2F7"/>
+          </w:tcPr>
+          <w:p>
+            <w:r>
+              <w:rPr>
+                <w:b w:val="0"/>
+                <w:i w:val="0"/>
+                <w:sz w:val="19"/>
+              </w:rPr>
+              <w:t>registro la tarea</w:t>
+            </w:r>
+          </w:p>
+        </w:tc>
+        <w:tc>
+          <w:tcPr>
+            <w:tcW w:type="dxa" w:w="1949"/>
+            <w:shd w:val="clear" w:color="auto" w:fill="EEF2F7"/>
+          </w:tcPr>
+          <w:p>
+            <w:r>
+              <w:rPr>
+                <w:b w:val="0"/>
+                <w:i w:val="0"/>
+                <w:sz w:val="19"/>
+              </w:rPr>
+              <w:t>responde 400 "JSON mal formado"</w:t>
+            </w:r>
+          </w:p>
+        </w:tc>
+        <w:tc>
+          <w:tcPr>
+            <w:tcW w:type="dxa" w:w="1949"/>
+            <w:shd w:val="clear" w:color="auto" w:fill="EEF2F7"/>
+          </w:tcPr>
+          <w:p>
+            <w:r>
+              <w:rPr>
+                <w:b w:val="0"/>
+                <w:i w:val="0"/>
+                <w:sz w:val="19"/>
+              </w:rPr>
+              <w:t>FR-004</w:t>
+            </w:r>
+          </w:p>
+        </w:tc>
+      </w:tr>
+      <w:tr>
+        <w:tc>
+          <w:tcPr>
+            <w:tcW w:type="dxa" w:w="1949"/>
+          </w:tcPr>
+          <w:p>
+            <w:r>
+              <w:rPr>
+                <w:b w:val="0"/>
+                <w:i w:val="0"/>
+                <w:sz w:val="19"/>
+              </w:rPr>
+              <w:t>CA-05</w:t>
+            </w:r>
+          </w:p>
+        </w:tc>
+        <w:tc>
+          <w:tcPr>
+            <w:tcW w:type="dxa" w:w="1949"/>
+          </w:tcPr>
+          <w:p>
+            <w:r>
+              <w:rPr>
+                <w:b w:val="0"/>
+                <w:i w:val="0"/>
+                <w:sz w:val="19"/>
+              </w:rPr>
+              <w:t>tareas con fechas distintas</w:t>
+            </w:r>
+          </w:p>
+        </w:tc>
+        <w:tc>
+          <w:tcPr>
+            <w:tcW w:type="dxa" w:w="1949"/>
+          </w:tcPr>
+          <w:p>
+            <w:r>
+              <w:rPr>
+                <w:b w:val="0"/>
+                <w:i w:val="0"/>
+                <w:sz w:val="19"/>
+              </w:rPr>
+              <w:t>consulto la lista</w:t>
+            </w:r>
+          </w:p>
+        </w:tc>
+        <w:tc>
+          <w:tcPr>
+            <w:tcW w:type="dxa" w:w="1949"/>
+          </w:tcPr>
+          <w:p>
+            <w:r>
+              <w:rPr>
+                <w:b w:val="0"/>
+                <w:i w:val="0"/>
+                <w:sz w:val="19"/>
+              </w:rPr>
+              <w:t>aparecen de la más próxima a la más lejana</w:t>
+            </w:r>
+          </w:p>
+        </w:tc>
+        <w:tc>
+          <w:tcPr>
+            <w:tcW w:type="dxa" w:w="1949"/>
+          </w:tcPr>
+          <w:p>
+            <w:r>
+              <w:rPr>
+                <w:b w:val="0"/>
+                <w:i w:val="0"/>
+                <w:sz w:val="19"/>
+              </w:rPr>
+              <w:t>FR-005</w:t>
+            </w:r>
+          </w:p>
+        </w:tc>
+      </w:tr>
+      <w:tr>
+        <w:tc>
+          <w:tcPr>
+            <w:tcW w:type="dxa" w:w="1949"/>
+            <w:shd w:val="clear" w:color="auto" w:fill="EEF2F7"/>
+          </w:tcPr>
+          <w:p>
+            <w:r>
+              <w:rPr>
+                <w:b w:val="0"/>
+                <w:i w:val="0"/>
+                <w:sz w:val="19"/>
+              </w:rPr>
+              <w:t>CA-06</w:t>
+            </w:r>
+          </w:p>
+        </w:tc>
+        <w:tc>
+          <w:tcPr>
+            <w:tcW w:type="dxa" w:w="1949"/>
+            <w:shd w:val="clear" w:color="auto" w:fill="EEF2F7"/>
+          </w:tcPr>
+          <w:p>
+            <w:r>
+              <w:rPr>
+                <w:b w:val="0"/>
+                <w:i w:val="0"/>
+                <w:sz w:val="19"/>
+              </w:rPr>
+              <w:t>dos tareas con la misma fecha</w:t>
+            </w:r>
+          </w:p>
+        </w:tc>
+        <w:tc>
+          <w:tcPr>
+            <w:tcW w:type="dxa" w:w="1949"/>
+            <w:shd w:val="clear" w:color="auto" w:fill="EEF2F7"/>
+          </w:tcPr>
+          <w:p>
+            <w:r>
+              <w:rPr>
+                <w:b w:val="0"/>
+                <w:i w:val="0"/>
+                <w:sz w:val="19"/>
+              </w:rPr>
+              <w:t>consulto la lista</w:t>
+            </w:r>
+          </w:p>
+        </w:tc>
+        <w:tc>
+          <w:tcPr>
+            <w:tcW w:type="dxa" w:w="1949"/>
+            <w:shd w:val="clear" w:color="auto" w:fill="EEF2F7"/>
+          </w:tcPr>
+          <w:p>
+            <w:r>
+              <w:rPr>
+                <w:b w:val="0"/>
+                <w:i w:val="0"/>
+                <w:sz w:val="19"/>
+              </w:rPr>
+              <w:t xml:space="preserve">primero </w:t>
+            </w:r>
+            <w:r>
+              <w:rPr>
+                <w:rFonts w:ascii="Consolas" w:hAnsi="Consolas"/>
+                <w:b w:val="0"/>
+                <w:i w:val="0"/>
+                <w:color w:val="B03060"/>
+                <w:sz w:val="19"/>
+              </w:rPr>
+              <w:t>alta</w:t>
             </w:r>
             <w:r>
               <w:rPr>
@@ -3839,7 +2305,7 @@
                 <w:i w:val="0"/>
                 <w:sz w:val="19"/>
               </w:rPr>
-              <w:t xml:space="preserve"> | </w:t>
+              <w:t xml:space="preserve">, luego </w:t>
             </w:r>
             <w:r>
               <w:rPr>
@@ -3857,7 +2323,7 @@
                 <w:i w:val="0"/>
                 <w:sz w:val="19"/>
               </w:rPr>
-              <w:t xml:space="preserve"> | </w:t>
+              <w:t xml:space="preserve"> y luego </w:t>
             </w:r>
             <w:r>
               <w:rPr>
@@ -3867,7 +2333,23 @@
                 <w:color w:val="B03060"/>
                 <w:sz w:val="19"/>
               </w:rPr>
-              <w:t>alta</w:t>
+              <w:t>baja</w:t>
+            </w:r>
+          </w:p>
+        </w:tc>
+        <w:tc>
+          <w:tcPr>
+            <w:tcW w:type="dxa" w:w="1949"/>
+            <w:shd w:val="clear" w:color="auto" w:fill="EEF2F7"/>
+          </w:tcPr>
+          <w:p>
+            <w:r>
+              <w:rPr>
+                <w:b w:val="0"/>
+                <w:i w:val="0"/>
+                <w:sz w:val="19"/>
+              </w:rPr>
+              <w:t>FR-005</w:t>
             </w:r>
           </w:p>
         </w:tc>
@@ -3875,9 +2357,47 @@
       <w:tr>
         <w:tc>
           <w:tcPr>
-            <w:tcW w:type="dxa" w:w="3249"/>
+            <w:tcW w:type="dxa" w:w="1949"/>
           </w:tcPr>
           <w:p>
+            <w:r>
+              <w:rPr>
+                <w:b w:val="0"/>
+                <w:i w:val="0"/>
+                <w:sz w:val="19"/>
+              </w:rPr>
+              <w:t>CA-07</w:t>
+            </w:r>
+          </w:p>
+        </w:tc>
+        <w:tc>
+          <w:tcPr>
+            <w:tcW w:type="dxa" w:w="1949"/>
+          </w:tcPr>
+          <w:p>
+            <w:r>
+              <w:rPr>
+                <w:b w:val="0"/>
+                <w:i w:val="0"/>
+                <w:sz w:val="19"/>
+              </w:rPr>
+              <w:t>tareas de "Redes" y "Gestión"</w:t>
+            </w:r>
+          </w:p>
+        </w:tc>
+        <w:tc>
+          <w:tcPr>
+            <w:tcW w:type="dxa" w:w="1949"/>
+          </w:tcPr>
+          <w:p>
+            <w:r>
+              <w:rPr>
+                <w:b w:val="0"/>
+                <w:i w:val="0"/>
+                <w:sz w:val="19"/>
+              </w:rPr>
+              <w:t xml:space="preserve">filtro </w:t>
+            </w:r>
             <w:r>
               <w:rPr>
                 <w:rFonts w:ascii="Consolas" w:hAnsi="Consolas"/>
@@ -3886,13 +2406,13 @@
                 <w:color w:val="B03060"/>
                 <w:sz w:val="19"/>
               </w:rPr>
-              <w:t>status</w:t>
+              <w:t>subject=redes</w:t>
             </w:r>
           </w:p>
         </w:tc>
         <w:tc>
           <w:tcPr>
-            <w:tcW w:type="dxa" w:w="3249"/>
+            <w:tcW w:type="dxa" w:w="1949"/>
           </w:tcPr>
           <w:p>
             <w:r>
@@ -3901,15 +2421,244 @@
                 <w:i w:val="0"/>
                 <w:sz w:val="19"/>
               </w:rPr>
-              <w:t>enum</w:t>
+              <w:t>solo aparecen las de "Redes"</w:t>
             </w:r>
           </w:p>
         </w:tc>
         <w:tc>
           <w:tcPr>
-            <w:tcW w:type="dxa" w:w="3249"/>
+            <w:tcW w:type="dxa" w:w="1949"/>
           </w:tcPr>
           <w:p>
+            <w:r>
+              <w:rPr>
+                <w:b w:val="0"/>
+                <w:i w:val="0"/>
+                <w:sz w:val="19"/>
+              </w:rPr>
+              <w:t>FR-006</w:t>
+            </w:r>
+          </w:p>
+        </w:tc>
+      </w:tr>
+      <w:tr>
+        <w:tc>
+          <w:tcPr>
+            <w:tcW w:type="dxa" w:w="1949"/>
+            <w:shd w:val="clear" w:color="auto" w:fill="EEF2F7"/>
+          </w:tcPr>
+          <w:p>
+            <w:r>
+              <w:rPr>
+                <w:b w:val="0"/>
+                <w:i w:val="0"/>
+                <w:sz w:val="19"/>
+              </w:rPr>
+              <w:t>CA-08</w:t>
+            </w:r>
+          </w:p>
+        </w:tc>
+        <w:tc>
+          <w:tcPr>
+            <w:tcW w:type="dxa" w:w="1949"/>
+            <w:shd w:val="clear" w:color="auto" w:fill="EEF2F7"/>
+          </w:tcPr>
+          <w:p>
+            <w:r>
+              <w:rPr>
+                <w:b w:val="0"/>
+                <w:i w:val="0"/>
+                <w:sz w:val="19"/>
+              </w:rPr>
+              <w:t>—</w:t>
+            </w:r>
+          </w:p>
+        </w:tc>
+        <w:tc>
+          <w:tcPr>
+            <w:tcW w:type="dxa" w:w="1949"/>
+            <w:shd w:val="clear" w:color="auto" w:fill="EEF2F7"/>
+          </w:tcPr>
+          <w:p>
+            <w:r>
+              <w:rPr>
+                <w:b w:val="0"/>
+                <w:i w:val="0"/>
+                <w:sz w:val="19"/>
+              </w:rPr>
+              <w:t xml:space="preserve">filtro </w:t>
+            </w:r>
+            <w:r>
+              <w:rPr>
+                <w:rFonts w:ascii="Consolas" w:hAnsi="Consolas"/>
+                <w:b w:val="0"/>
+                <w:i w:val="0"/>
+                <w:color w:val="B03060"/>
+                <w:sz w:val="19"/>
+              </w:rPr>
+              <w:t>priority=urgente</w:t>
+            </w:r>
+          </w:p>
+        </w:tc>
+        <w:tc>
+          <w:tcPr>
+            <w:tcW w:type="dxa" w:w="1949"/>
+            <w:shd w:val="clear" w:color="auto" w:fill="EEF2F7"/>
+          </w:tcPr>
+          <w:p>
+            <w:r>
+              <w:rPr>
+                <w:b w:val="0"/>
+                <w:i w:val="0"/>
+                <w:sz w:val="19"/>
+              </w:rPr>
+              <w:t>responde 400</w:t>
+            </w:r>
+          </w:p>
+        </w:tc>
+        <w:tc>
+          <w:tcPr>
+            <w:tcW w:type="dxa" w:w="1949"/>
+            <w:shd w:val="clear" w:color="auto" w:fill="EEF2F7"/>
+          </w:tcPr>
+          <w:p>
+            <w:r>
+              <w:rPr>
+                <w:b w:val="0"/>
+                <w:i w:val="0"/>
+                <w:sz w:val="19"/>
+              </w:rPr>
+              <w:t>FR-006</w:t>
+            </w:r>
+          </w:p>
+        </w:tc>
+      </w:tr>
+      <w:tr>
+        <w:tc>
+          <w:tcPr>
+            <w:tcW w:type="dxa" w:w="1949"/>
+          </w:tcPr>
+          <w:p>
+            <w:r>
+              <w:rPr>
+                <w:b w:val="0"/>
+                <w:i w:val="0"/>
+                <w:sz w:val="19"/>
+              </w:rPr>
+              <w:t>CA-09</w:t>
+            </w:r>
+          </w:p>
+        </w:tc>
+        <w:tc>
+          <w:tcPr>
+            <w:tcW w:type="dxa" w:w="1949"/>
+          </w:tcPr>
+          <w:p>
+            <w:r>
+              <w:rPr>
+                <w:b w:val="0"/>
+                <w:i w:val="0"/>
+                <w:sz w:val="19"/>
+              </w:rPr>
+              <w:t>una tarea existente</w:t>
+            </w:r>
+          </w:p>
+        </w:tc>
+        <w:tc>
+          <w:tcPr>
+            <w:tcW w:type="dxa" w:w="1949"/>
+          </w:tcPr>
+          <w:p>
+            <w:r>
+              <w:rPr>
+                <w:b w:val="0"/>
+                <w:i w:val="0"/>
+                <w:sz w:val="19"/>
+              </w:rPr>
+              <w:t>edito solo la prioridad</w:t>
+            </w:r>
+          </w:p>
+        </w:tc>
+        <w:tc>
+          <w:tcPr>
+            <w:tcW w:type="dxa" w:w="1949"/>
+          </w:tcPr>
+          <w:p>
+            <w:r>
+              <w:rPr>
+                <w:b w:val="0"/>
+                <w:i w:val="0"/>
+                <w:sz w:val="19"/>
+              </w:rPr>
+              <w:t xml:space="preserve">los demás campos no cambian y </w:t>
+            </w:r>
+            <w:r>
+              <w:rPr>
+                <w:rFonts w:ascii="Consolas" w:hAnsi="Consolas"/>
+                <w:b w:val="0"/>
+                <w:i w:val="0"/>
+                <w:color w:val="B03060"/>
+                <w:sz w:val="19"/>
+              </w:rPr>
+              <w:t>updatedAt</w:t>
+            </w:r>
+            <w:r>
+              <w:rPr>
+                <w:b w:val="0"/>
+                <w:i w:val="0"/>
+                <w:sz w:val="19"/>
+              </w:rPr>
+              <w:t xml:space="preserve"> se actualiza</w:t>
+            </w:r>
+          </w:p>
+        </w:tc>
+        <w:tc>
+          <w:tcPr>
+            <w:tcW w:type="dxa" w:w="1949"/>
+          </w:tcPr>
+          <w:p>
+            <w:r>
+              <w:rPr>
+                <w:b w:val="0"/>
+                <w:i w:val="0"/>
+                <w:sz w:val="19"/>
+              </w:rPr>
+              <w:t>FR-008</w:t>
+            </w:r>
+          </w:p>
+        </w:tc>
+      </w:tr>
+      <w:tr>
+        <w:tc>
+          <w:tcPr>
+            <w:tcW w:type="dxa" w:w="1949"/>
+            <w:shd w:val="clear" w:color="auto" w:fill="EEF2F7"/>
+          </w:tcPr>
+          <w:p>
+            <w:r>
+              <w:rPr>
+                <w:b w:val="0"/>
+                <w:i w:val="0"/>
+                <w:sz w:val="19"/>
+              </w:rPr>
+              <w:t>CA-10</w:t>
+            </w:r>
+          </w:p>
+        </w:tc>
+        <w:tc>
+          <w:tcPr>
+            <w:tcW w:type="dxa" w:w="1949"/>
+            <w:shd w:val="clear" w:color="auto" w:fill="EEF2F7"/>
+          </w:tcPr>
+          <w:p>
+            <w:r>
+              <w:rPr>
+                <w:b w:val="0"/>
+                <w:i w:val="0"/>
+                <w:sz w:val="19"/>
+              </w:rPr>
+              <w:t xml:space="preserve">una tarea </w:t>
+            </w:r>
             <w:r>
               <w:rPr>
                 <w:rFonts w:ascii="Consolas" w:hAnsi="Consolas"/>
@@ -3920,13 +2669,21 @@
               </w:rPr>
               <w:t>pendiente</w:t>
             </w:r>
+          </w:p>
+        </w:tc>
+        <w:tc>
+          <w:tcPr>
+            <w:tcW w:type="dxa" w:w="1949"/>
+            <w:shd w:val="clear" w:color="auto" w:fill="EEF2F7"/>
+          </w:tcPr>
+          <w:p>
             <w:r>
               <w:rPr>
                 <w:b w:val="0"/>
                 <w:i w:val="0"/>
                 <w:sz w:val="19"/>
               </w:rPr>
-              <w:t xml:space="preserve"> | </w:t>
+              <w:t xml:space="preserve">la paso a </w:t>
             </w:r>
             <w:r>
               <w:rPr>
@@ -3944,7 +2701,7 @@
                 <w:i w:val="0"/>
                 <w:sz w:val="19"/>
               </w:rPr>
-              <w:t xml:space="preserve"> | </w:t>
+              <w:t xml:space="preserve"> o </w:t>
             </w:r>
             <w:r>
               <w:rPr>
@@ -3958,31 +2715,67 @@
             </w:r>
           </w:p>
         </w:tc>
-      </w:tr>
-      <w:tr>
         <w:tc>
           <w:tcPr>
-            <w:tcW w:type="dxa" w:w="3249"/>
+            <w:tcW w:type="dxa" w:w="1949"/>
             <w:shd w:val="clear" w:color="auto" w:fill="EEF2F7"/>
           </w:tcPr>
           <w:p>
-            <w:r>
-              <w:rPr>
-                <w:rFonts w:ascii="Consolas" w:hAnsi="Consolas"/>
-                <w:b w:val="0"/>
-                <w:i w:val="0"/>
-                <w:color w:val="B03060"/>
-                <w:sz w:val="19"/>
-              </w:rPr>
-              <w:t>createdAt</w:t>
-            </w:r>
             <w:r>
               <w:rPr>
                 <w:b w:val="0"/>
                 <w:i w:val="0"/>
                 <w:sz w:val="19"/>
               </w:rPr>
-              <w:t xml:space="preserve">, </w:t>
+              <w:t>se acepta el cambio</w:t>
+            </w:r>
+          </w:p>
+        </w:tc>
+        <w:tc>
+          <w:tcPr>
+            <w:tcW w:type="dxa" w:w="1949"/>
+            <w:shd w:val="clear" w:color="auto" w:fill="EEF2F7"/>
+          </w:tcPr>
+          <w:p>
+            <w:r>
+              <w:rPr>
+                <w:b w:val="0"/>
+                <w:i w:val="0"/>
+                <w:sz w:val="19"/>
+              </w:rPr>
+              <w:t>FR-007</w:t>
+            </w:r>
+          </w:p>
+        </w:tc>
+      </w:tr>
+      <w:tr>
+        <w:tc>
+          <w:tcPr>
+            <w:tcW w:type="dxa" w:w="1949"/>
+          </w:tcPr>
+          <w:p>
+            <w:r>
+              <w:rPr>
+                <w:b w:val="0"/>
+                <w:i w:val="0"/>
+                <w:sz w:val="19"/>
+              </w:rPr>
+              <w:t>CA-11</w:t>
+            </w:r>
+          </w:p>
+        </w:tc>
+        <w:tc>
+          <w:tcPr>
+            <w:tcW w:type="dxa" w:w="1949"/>
+          </w:tcPr>
+          <w:p>
+            <w:r>
+              <w:rPr>
+                <w:b w:val="0"/>
+                <w:i w:val="0"/>
+                <w:sz w:val="19"/>
+              </w:rPr>
+              <w:t xml:space="preserve">una tarea </w:t>
             </w:r>
             <w:r>
               <w:rPr>
@@ -3992,13 +2785,60 @@
                 <w:color w:val="B03060"/>
                 <w:sz w:val="19"/>
               </w:rPr>
-              <w:t>updatedAt</w:t>
+              <w:t>completada</w:t>
             </w:r>
           </w:p>
         </w:tc>
         <w:tc>
           <w:tcPr>
-            <w:tcW w:type="dxa" w:w="3249"/>
+            <w:tcW w:type="dxa" w:w="1949"/>
+          </w:tcPr>
+          <w:p>
+            <w:r>
+              <w:rPr>
+                <w:b w:val="0"/>
+                <w:i w:val="0"/>
+                <w:sz w:val="19"/>
+              </w:rPr>
+              <w:t>intento cambiarle el estado</w:t>
+            </w:r>
+          </w:p>
+        </w:tc>
+        <w:tc>
+          <w:tcPr>
+            <w:tcW w:type="dxa" w:w="1949"/>
+          </w:tcPr>
+          <w:p>
+            <w:r>
+              <w:rPr>
+                <w:b w:val="0"/>
+                <w:i w:val="0"/>
+                <w:sz w:val="19"/>
+              </w:rPr>
+              <w:t>responde 409</w:t>
+            </w:r>
+          </w:p>
+        </w:tc>
+        <w:tc>
+          <w:tcPr>
+            <w:tcW w:type="dxa" w:w="1949"/>
+          </w:tcPr>
+          <w:p>
+            <w:r>
+              <w:rPr>
+                <w:b w:val="0"/>
+                <w:i w:val="0"/>
+                <w:sz w:val="19"/>
+              </w:rPr>
+              <w:t>FR-007</w:t>
+            </w:r>
+          </w:p>
+        </w:tc>
+      </w:tr>
+      <w:tr>
+        <w:tc>
+          <w:tcPr>
+            <w:tcW w:type="dxa" w:w="1949"/>
             <w:shd w:val="clear" w:color="auto" w:fill="EEF2F7"/>
           </w:tcPr>
           <w:p>
@@ -4008,13 +2848,13 @@
                 <w:i w:val="0"/>
                 <w:sz w:val="19"/>
               </w:rPr>
-              <w:t>ISO-8601</w:t>
+              <w:t>CA-12</w:t>
             </w:r>
           </w:p>
         </w:tc>
         <w:tc>
           <w:tcPr>
-            <w:tcW w:type="dxa" w:w="3249"/>
+            <w:tcW w:type="dxa" w:w="1949"/>
             <w:shd w:val="clear" w:color="auto" w:fill="EEF2F7"/>
           </w:tcPr>
           <w:p>
@@ -4024,7 +2864,327 @@
                 <w:i w:val="0"/>
                 <w:sz w:val="19"/>
               </w:rPr>
-              <w:t>Generados por el sistema</w:t>
+              <w:t>una tarea existente</w:t>
+            </w:r>
+          </w:p>
+        </w:tc>
+        <w:tc>
+          <w:tcPr>
+            <w:tcW w:type="dxa" w:w="1949"/>
+            <w:shd w:val="clear" w:color="auto" w:fill="EEF2F7"/>
+          </w:tcPr>
+          <w:p>
+            <w:r>
+              <w:rPr>
+                <w:b w:val="0"/>
+                <w:i w:val="0"/>
+                <w:sz w:val="19"/>
+              </w:rPr>
+              <w:t xml:space="preserve">envío </w:t>
+            </w:r>
+            <w:r>
+              <w:rPr>
+                <w:rFonts w:ascii="Consolas" w:hAnsi="Consolas"/>
+                <w:b w:val="0"/>
+                <w:i w:val="0"/>
+                <w:color w:val="B03060"/>
+                <w:sz w:val="19"/>
+              </w:rPr>
+              <w:t>status</w:t>
+            </w:r>
+            <w:r>
+              <w:rPr>
+                <w:b w:val="0"/>
+                <w:i w:val="0"/>
+                <w:sz w:val="19"/>
+              </w:rPr>
+              <w:t xml:space="preserve"> en la edición general</w:t>
+            </w:r>
+          </w:p>
+        </w:tc>
+        <w:tc>
+          <w:tcPr>
+            <w:tcW w:type="dxa" w:w="1949"/>
+            <w:shd w:val="clear" w:color="auto" w:fill="EEF2F7"/>
+          </w:tcPr>
+          <w:p>
+            <w:r>
+              <w:rPr>
+                <w:b w:val="0"/>
+                <w:i w:val="0"/>
+                <w:sz w:val="19"/>
+              </w:rPr>
+              <w:t>responde 400</w:t>
+            </w:r>
+          </w:p>
+        </w:tc>
+        <w:tc>
+          <w:tcPr>
+            <w:tcW w:type="dxa" w:w="1949"/>
+            <w:shd w:val="clear" w:color="auto" w:fill="EEF2F7"/>
+          </w:tcPr>
+          <w:p>
+            <w:r>
+              <w:rPr>
+                <w:b w:val="0"/>
+                <w:i w:val="0"/>
+                <w:sz w:val="19"/>
+              </w:rPr>
+              <w:t>FR-008</w:t>
+            </w:r>
+          </w:p>
+        </w:tc>
+      </w:tr>
+      <w:tr>
+        <w:tc>
+          <w:tcPr>
+            <w:tcW w:type="dxa" w:w="1949"/>
+          </w:tcPr>
+          <w:p>
+            <w:r>
+              <w:rPr>
+                <w:b w:val="0"/>
+                <w:i w:val="0"/>
+                <w:sz w:val="19"/>
+              </w:rPr>
+              <w:t>CA-13</w:t>
+            </w:r>
+          </w:p>
+        </w:tc>
+        <w:tc>
+          <w:tcPr>
+            <w:tcW w:type="dxa" w:w="1949"/>
+          </w:tcPr>
+          <w:p>
+            <w:r>
+              <w:rPr>
+                <w:b w:val="0"/>
+                <w:i w:val="0"/>
+                <w:sz w:val="19"/>
+              </w:rPr>
+              <w:t>una tarea existente</w:t>
+            </w:r>
+          </w:p>
+        </w:tc>
+        <w:tc>
+          <w:tcPr>
+            <w:tcW w:type="dxa" w:w="1949"/>
+          </w:tcPr>
+          <w:p>
+            <w:r>
+              <w:rPr>
+                <w:b w:val="0"/>
+                <w:i w:val="0"/>
+                <w:sz w:val="19"/>
+              </w:rPr>
+              <w:t>la elimino</w:t>
+            </w:r>
+          </w:p>
+        </w:tc>
+        <w:tc>
+          <w:tcPr>
+            <w:tcW w:type="dxa" w:w="1949"/>
+          </w:tcPr>
+          <w:p>
+            <w:r>
+              <w:rPr>
+                <w:b w:val="0"/>
+                <w:i w:val="0"/>
+                <w:sz w:val="19"/>
+              </w:rPr>
+              <w:t>responde 204 y deja de aparecer</w:t>
+            </w:r>
+          </w:p>
+        </w:tc>
+        <w:tc>
+          <w:tcPr>
+            <w:tcW w:type="dxa" w:w="1949"/>
+          </w:tcPr>
+          <w:p>
+            <w:r>
+              <w:rPr>
+                <w:b w:val="0"/>
+                <w:i w:val="0"/>
+                <w:sz w:val="19"/>
+              </w:rPr>
+              <w:t>FR-009</w:t>
+            </w:r>
+          </w:p>
+        </w:tc>
+      </w:tr>
+      <w:tr>
+        <w:tc>
+          <w:tcPr>
+            <w:tcW w:type="dxa" w:w="1949"/>
+            <w:shd w:val="clear" w:color="auto" w:fill="EEF2F7"/>
+          </w:tcPr>
+          <w:p>
+            <w:r>
+              <w:rPr>
+                <w:b w:val="0"/>
+                <w:i w:val="0"/>
+                <w:sz w:val="19"/>
+              </w:rPr>
+              <w:t>CA-14</w:t>
+            </w:r>
+          </w:p>
+        </w:tc>
+        <w:tc>
+          <w:tcPr>
+            <w:tcW w:type="dxa" w:w="1949"/>
+            <w:shd w:val="clear" w:color="auto" w:fill="EEF2F7"/>
+          </w:tcPr>
+          <w:p>
+            <w:r>
+              <w:rPr>
+                <w:b w:val="0"/>
+                <w:i w:val="0"/>
+                <w:sz w:val="19"/>
+              </w:rPr>
+              <w:t xml:space="preserve">un </w:t>
+            </w:r>
+            <w:r>
+              <w:rPr>
+                <w:rFonts w:ascii="Consolas" w:hAnsi="Consolas"/>
+                <w:b w:val="0"/>
+                <w:i w:val="0"/>
+                <w:color w:val="B03060"/>
+                <w:sz w:val="19"/>
+              </w:rPr>
+              <w:t>id</w:t>
+            </w:r>
+            <w:r>
+              <w:rPr>
+                <w:b w:val="0"/>
+                <w:i w:val="0"/>
+                <w:sz w:val="19"/>
+              </w:rPr>
+              <w:t xml:space="preserve"> inexistente</w:t>
+            </w:r>
+          </w:p>
+        </w:tc>
+        <w:tc>
+          <w:tcPr>
+            <w:tcW w:type="dxa" w:w="1949"/>
+            <w:shd w:val="clear" w:color="auto" w:fill="EEF2F7"/>
+          </w:tcPr>
+          <w:p>
+            <w:r>
+              <w:rPr>
+                <w:b w:val="0"/>
+                <w:i w:val="0"/>
+                <w:sz w:val="19"/>
+              </w:rPr>
+              <w:t>consulto o elimino</w:t>
+            </w:r>
+          </w:p>
+        </w:tc>
+        <w:tc>
+          <w:tcPr>
+            <w:tcW w:type="dxa" w:w="1949"/>
+            <w:shd w:val="clear" w:color="auto" w:fill="EEF2F7"/>
+          </w:tcPr>
+          <w:p>
+            <w:r>
+              <w:rPr>
+                <w:b w:val="0"/>
+                <w:i w:val="0"/>
+                <w:sz w:val="19"/>
+              </w:rPr>
+              <w:t>responde 404</w:t>
+            </w:r>
+          </w:p>
+        </w:tc>
+        <w:tc>
+          <w:tcPr>
+            <w:tcW w:type="dxa" w:w="1949"/>
+            <w:shd w:val="clear" w:color="auto" w:fill="EEF2F7"/>
+          </w:tcPr>
+          <w:p>
+            <w:r>
+              <w:rPr>
+                <w:b w:val="0"/>
+                <w:i w:val="0"/>
+                <w:sz w:val="19"/>
+              </w:rPr>
+              <w:t>FR-011</w:t>
+            </w:r>
+          </w:p>
+        </w:tc>
+      </w:tr>
+      <w:tr>
+        <w:tc>
+          <w:tcPr>
+            <w:tcW w:type="dxa" w:w="1949"/>
+          </w:tcPr>
+          <w:p>
+            <w:r>
+              <w:rPr>
+                <w:b w:val="0"/>
+                <w:i w:val="0"/>
+                <w:sz w:val="19"/>
+              </w:rPr>
+              <w:t>CA-15</w:t>
+            </w:r>
+          </w:p>
+        </w:tc>
+        <w:tc>
+          <w:tcPr>
+            <w:tcW w:type="dxa" w:w="1949"/>
+          </w:tcPr>
+          <w:p>
+            <w:r>
+              <w:rPr>
+                <w:b w:val="0"/>
+                <w:i w:val="0"/>
+                <w:sz w:val="19"/>
+              </w:rPr>
+              <w:t>tareas guardadas</w:t>
+            </w:r>
+          </w:p>
+        </w:tc>
+        <w:tc>
+          <w:tcPr>
+            <w:tcW w:type="dxa" w:w="1949"/>
+          </w:tcPr>
+          <w:p>
+            <w:r>
+              <w:rPr>
+                <w:b w:val="0"/>
+                <w:i w:val="0"/>
+                <w:sz w:val="19"/>
+              </w:rPr>
+              <w:t>reinicio el servidor</w:t>
+            </w:r>
+          </w:p>
+        </w:tc>
+        <w:tc>
+          <w:tcPr>
+            <w:tcW w:type="dxa" w:w="1949"/>
+          </w:tcPr>
+          <w:p>
+            <w:r>
+              <w:rPr>
+                <w:b w:val="0"/>
+                <w:i w:val="0"/>
+                <w:sz w:val="19"/>
+              </w:rPr>
+              <w:t>las tareas siguen disponibles</w:t>
+            </w:r>
+          </w:p>
+        </w:tc>
+        <w:tc>
+          <w:tcPr>
+            <w:tcW w:type="dxa" w:w="1949"/>
+          </w:tcPr>
+          <w:p>
+            <w:r>
+              <w:rPr>
+                <w:b w:val="0"/>
+                <w:i w:val="0"/>
+                <w:sz w:val="19"/>
+              </w:rPr>
+              <w:t>FR-010</w:t>
             </w:r>
           </w:p>
         </w:tc>
@@ -4041,7 +3201,761 @@
           <w:i w:val="0"/>
           <w:color w:val="1F3A5F"/>
         </w:rPr>
-        <w:t>4. Criterios de éxito (medibles)</w:t>
+        <w:t>5. Casos límite y errores</w:t>
+      </w:r>
+    </w:p>
+    <w:p>
+      <w:pPr>
+        <w:pStyle w:val="ListBullet"/>
+      </w:pPr>
+      <w:r>
+        <w:rPr>
+          <w:b w:val="0"/>
+          <w:i w:val="0"/>
+        </w:rPr>
+        <w:t>Título con espacios a los lados: se recortan. Un título hecho solo de espacios es inválido.</w:t>
+      </w:r>
+    </w:p>
+    <w:p>
+      <w:pPr>
+        <w:pStyle w:val="ListBullet"/>
+      </w:pPr>
+      <w:r>
+        <w:rPr>
+          <w:b w:val="0"/>
+          <w:i w:val="0"/>
+        </w:rPr>
+        <w:t>Título &gt; 100 caracteres o descripción &gt; 500 caracteres → 400.</w:t>
+      </w:r>
+    </w:p>
+    <w:p>
+      <w:pPr>
+        <w:pStyle w:val="ListBullet"/>
+      </w:pPr>
+      <w:r>
+        <w:rPr>
+          <w:b w:val="0"/>
+          <w:i w:val="0"/>
+        </w:rPr>
+        <w:t>Fecha inexistente en el calendario (</w:t>
+      </w:r>
+      <w:r>
+        <w:rPr>
+          <w:rFonts w:ascii="Consolas" w:hAnsi="Consolas"/>
+          <w:b w:val="0"/>
+          <w:i w:val="0"/>
+          <w:color w:val="B03060"/>
+        </w:rPr>
+        <w:t>2026-02-30</w:t>
+      </w:r>
+      <w:r>
+        <w:rPr>
+          <w:b w:val="0"/>
+          <w:i w:val="0"/>
+        </w:rPr>
+        <w:t>) o con otro formato (</w:t>
+      </w:r>
+      <w:r>
+        <w:rPr>
+          <w:rFonts w:ascii="Consolas" w:hAnsi="Consolas"/>
+          <w:b w:val="0"/>
+          <w:i w:val="0"/>
+          <w:color w:val="B03060"/>
+        </w:rPr>
+        <w:t>15/11/2026</w:t>
+      </w:r>
+      <w:r>
+        <w:rPr>
+          <w:b w:val="0"/>
+          <w:i w:val="0"/>
+        </w:rPr>
+        <w:t>) → 400.</w:t>
+      </w:r>
+    </w:p>
+    <w:p>
+      <w:pPr>
+        <w:pStyle w:val="ListBullet"/>
+      </w:pPr>
+      <w:r>
+        <w:rPr>
+          <w:b w:val="0"/>
+          <w:i w:val="0"/>
+        </w:rPr>
+        <w:t>Cuerpo &gt; 10 KB → 413. Petición sin cuerpo → 400.</w:t>
+      </w:r>
+    </w:p>
+    <w:p>
+      <w:pPr>
+        <w:pStyle w:val="ListBullet"/>
+      </w:pPr>
+      <w:r>
+        <w:rPr>
+          <w:b w:val="0"/>
+          <w:i w:val="0"/>
+        </w:rPr>
+        <w:t>Ruta inexistente → 404. Método no soportado → 405.</w:t>
+      </w:r>
+    </w:p>
+    <w:p>
+      <w:pPr>
+        <w:pStyle w:val="ListBullet"/>
+      </w:pPr>
+      <w:r>
+        <w:rPr>
+          <w:b w:val="0"/>
+          <w:i w:val="0"/>
+        </w:rPr>
+        <w:t>Error inesperado → 500 genérico.</w:t>
+      </w:r>
+    </w:p>
+    <w:p>
+      <w:pPr>
+        <w:pStyle w:val="ListBullet"/>
+      </w:pPr>
+      <w:r>
+        <w:rPr>
+          <w:b w:val="0"/>
+          <w:i w:val="0"/>
+        </w:rPr>
+        <w:t>Archivo de datos vacío al arrancar → el sistema inicia sin tareas.</w:t>
+      </w:r>
+    </w:p>
+    <w:p>
+      <w:pPr>
+        <w:pStyle w:val="Heading2"/>
+      </w:pPr>
+      <w:r>
+        <w:rPr>
+          <w:b w:val="0"/>
+          <w:i w:val="0"/>
+          <w:color w:val="1F3A5F"/>
+        </w:rPr>
+        <w:t>6. Fuera de alcance (esta iteración NO incluye)</w:t>
+      </w:r>
+    </w:p>
+    <w:p>
+      <w:pPr>
+        <w:pStyle w:val="ListBullet"/>
+      </w:pPr>
+      <w:r>
+        <w:rPr>
+          <w:b w:val="0"/>
+          <w:i w:val="0"/>
+        </w:rPr>
+        <w:t>❌ Usuarios, registro e inicio de sesión (multiusuario).</w:t>
+      </w:r>
+    </w:p>
+    <w:p>
+      <w:pPr>
+        <w:pStyle w:val="ListBullet"/>
+      </w:pPr>
+      <w:r>
+        <w:rPr>
+          <w:b w:val="0"/>
+          <w:i w:val="0"/>
+        </w:rPr>
+        <w:t>❌ Notificaciones o recordatorios de entregas.</w:t>
+      </w:r>
+    </w:p>
+    <w:p>
+      <w:pPr>
+        <w:pStyle w:val="ListBullet"/>
+      </w:pPr>
+      <w:r>
+        <w:rPr>
+          <w:b w:val="0"/>
+          <w:i w:val="0"/>
+        </w:rPr>
+        <w:t>❌ Interfaz gráfica web o móvil.</w:t>
+      </w:r>
+    </w:p>
+    <w:p>
+      <w:pPr>
+        <w:pStyle w:val="ListBullet"/>
+      </w:pPr>
+      <w:r>
+        <w:rPr>
+          <w:b w:val="0"/>
+          <w:i w:val="0"/>
+        </w:rPr>
+        <w:t>❌ Base de datos relacional.</w:t>
+      </w:r>
+    </w:p>
+    <w:p>
+      <w:pPr>
+        <w:pStyle w:val="ListBullet"/>
+      </w:pPr>
+      <w:r>
+        <w:rPr>
+          <w:b w:val="0"/>
+          <w:i w:val="0"/>
+        </w:rPr>
+        <w:t>❌ Adjuntar archivos a las tareas.</w:t>
+      </w:r>
+    </w:p>
+    <w:p>
+      <w:pPr>
+        <w:pStyle w:val="Heading2"/>
+      </w:pPr>
+      <w:r>
+        <w:rPr>
+          <w:b w:val="0"/>
+          <w:i w:val="0"/>
+          <w:color w:val="1F3A5F"/>
+        </w:rPr>
+        <w:t>7. Preguntas abiertas</w:t>
+      </w:r>
+    </w:p>
+    <w:tbl>
+      <w:tblPr>
+        <w:tblStyle w:val="TableGrid"/>
+        <w:tblW w:type="auto" w:w="0"/>
+        <w:jc w:val="center"/>
+        <w:tblLook w:firstColumn="1" w:firstRow="1" w:lastColumn="0" w:lastRow="0" w:noHBand="0" w:noVBand="1" w:val="04A0"/>
+      </w:tblPr>
+      <w:tblGrid>
+        <w:gridCol w:w="2436"/>
+        <w:gridCol w:w="2436"/>
+        <w:gridCol w:w="2436"/>
+        <w:gridCol w:w="2436"/>
+      </w:tblGrid>
+      <w:tr>
+        <w:tc>
+          <w:tcPr>
+            <w:tcW w:type="dxa" w:w="2436"/>
+            <w:shd w:val="clear" w:color="auto" w:fill="1F3A5F"/>
+          </w:tcPr>
+          <w:p>
+            <w:r>
+              <w:rPr>
+                <w:b/>
+                <w:i w:val="0"/>
+                <w:color w:val="FFFFFF"/>
+                <w:sz w:val="19"/>
+              </w:rPr>
+              <w:t>#</w:t>
+            </w:r>
+          </w:p>
+        </w:tc>
+        <w:tc>
+          <w:tcPr>
+            <w:tcW w:type="dxa" w:w="2436"/>
+            <w:shd w:val="clear" w:color="auto" w:fill="1F3A5F"/>
+          </w:tcPr>
+          <w:p>
+            <w:r>
+              <w:rPr>
+                <w:b/>
+                <w:i w:val="0"/>
+                <w:color w:val="FFFFFF"/>
+                <w:sz w:val="19"/>
+              </w:rPr>
+              <w:t>Pregunta</w:t>
+            </w:r>
+          </w:p>
+        </w:tc>
+        <w:tc>
+          <w:tcPr>
+            <w:tcW w:type="dxa" w:w="2436"/>
+            <w:shd w:val="clear" w:color="auto" w:fill="1F3A5F"/>
+          </w:tcPr>
+          <w:p>
+            <w:r>
+              <w:rPr>
+                <w:b/>
+                <w:i w:val="0"/>
+                <w:color w:val="FFFFFF"/>
+                <w:sz w:val="19"/>
+              </w:rPr>
+              <w:t>Responsable</w:t>
+            </w:r>
+          </w:p>
+        </w:tc>
+        <w:tc>
+          <w:tcPr>
+            <w:tcW w:type="dxa" w:w="2436"/>
+            <w:shd w:val="clear" w:color="auto" w:fill="1F3A5F"/>
+          </w:tcPr>
+          <w:p>
+            <w:r>
+              <w:rPr>
+                <w:b/>
+                <w:i w:val="0"/>
+                <w:color w:val="FFFFFF"/>
+                <w:sz w:val="19"/>
+              </w:rPr>
+              <w:t>Resolución</w:t>
+            </w:r>
+          </w:p>
+        </w:tc>
+      </w:tr>
+      <w:tr>
+        <w:tc>
+          <w:tcPr>
+            <w:tcW w:type="dxa" w:w="2436"/>
+          </w:tcPr>
+          <w:p>
+            <w:r>
+              <w:rPr>
+                <w:b w:val="0"/>
+                <w:i w:val="0"/>
+                <w:sz w:val="19"/>
+              </w:rPr>
+              <w:t>Q1</w:t>
+            </w:r>
+          </w:p>
+        </w:tc>
+        <w:tc>
+          <w:tcPr>
+            <w:tcW w:type="dxa" w:w="2436"/>
+          </w:tcPr>
+          <w:p>
+            <w:r>
+              <w:rPr>
+                <w:b w:val="0"/>
+                <w:i w:val="0"/>
+                <w:sz w:val="19"/>
+              </w:rPr>
+              <w:t>¿Se aceptan fechas de entrega ya pasadas?</w:t>
+            </w:r>
+          </w:p>
+        </w:tc>
+        <w:tc>
+          <w:tcPr>
+            <w:tcW w:type="dxa" w:w="2436"/>
+          </w:tcPr>
+          <w:p>
+            <w:r>
+              <w:rPr>
+                <w:b w:val="0"/>
+                <w:i w:val="0"/>
+                <w:sz w:val="19"/>
+              </w:rPr>
+              <w:t>Product Owner</w:t>
+            </w:r>
+          </w:p>
+        </w:tc>
+        <w:tc>
+          <w:tcPr>
+            <w:tcW w:type="dxa" w:w="2436"/>
+          </w:tcPr>
+          <w:p>
+            <w:r>
+              <w:rPr>
+                <w:b w:val="0"/>
+                <w:i w:val="0"/>
+                <w:sz w:val="19"/>
+              </w:rPr>
+              <w:t xml:space="preserve">✅ </w:t>
+            </w:r>
+            <w:r>
+              <w:rPr>
+                <w:b/>
+                <w:i w:val="0"/>
+                <w:sz w:val="19"/>
+              </w:rPr>
+              <w:t>Sí.</w:t>
+            </w:r>
+            <w:r>
+              <w:rPr>
+                <w:b w:val="0"/>
+                <w:i w:val="0"/>
+                <w:sz w:val="19"/>
+              </w:rPr>
+              <w:t xml:space="preserve"> El estudiante puede registrar tareas atrasadas.</w:t>
+            </w:r>
+          </w:p>
+        </w:tc>
+      </w:tr>
+      <w:tr>
+        <w:tc>
+          <w:tcPr>
+            <w:tcW w:type="dxa" w:w="2436"/>
+            <w:shd w:val="clear" w:color="auto" w:fill="EEF2F7"/>
+          </w:tcPr>
+          <w:p>
+            <w:r>
+              <w:rPr>
+                <w:b w:val="0"/>
+                <w:i w:val="0"/>
+                <w:sz w:val="19"/>
+              </w:rPr>
+              <w:t>Q2</w:t>
+            </w:r>
+          </w:p>
+        </w:tc>
+        <w:tc>
+          <w:tcPr>
+            <w:tcW w:type="dxa" w:w="2436"/>
+            <w:shd w:val="clear" w:color="auto" w:fill="EEF2F7"/>
+          </w:tcPr>
+          <w:p>
+            <w:r>
+              <w:rPr>
+                <w:b w:val="0"/>
+                <w:i w:val="0"/>
+                <w:sz w:val="19"/>
+              </w:rPr>
+              <w:t xml:space="preserve">¿Una tarea </w:t>
+            </w:r>
+            <w:r>
+              <w:rPr>
+                <w:rFonts w:ascii="Consolas" w:hAnsi="Consolas"/>
+                <w:b w:val="0"/>
+                <w:i w:val="0"/>
+                <w:color w:val="B03060"/>
+                <w:sz w:val="19"/>
+              </w:rPr>
+              <w:t>completada</w:t>
+            </w:r>
+            <w:r>
+              <w:rPr>
+                <w:b w:val="0"/>
+                <w:i w:val="0"/>
+                <w:sz w:val="19"/>
+              </w:rPr>
+              <w:t xml:space="preserve"> se puede reabrir?</w:t>
+            </w:r>
+          </w:p>
+        </w:tc>
+        <w:tc>
+          <w:tcPr>
+            <w:tcW w:type="dxa" w:w="2436"/>
+            <w:shd w:val="clear" w:color="auto" w:fill="EEF2F7"/>
+          </w:tcPr>
+          <w:p>
+            <w:r>
+              <w:rPr>
+                <w:b w:val="0"/>
+                <w:i w:val="0"/>
+                <w:sz w:val="19"/>
+              </w:rPr>
+              <w:t>Product Owner</w:t>
+            </w:r>
+          </w:p>
+        </w:tc>
+        <w:tc>
+          <w:tcPr>
+            <w:tcW w:type="dxa" w:w="2436"/>
+            <w:shd w:val="clear" w:color="auto" w:fill="EEF2F7"/>
+          </w:tcPr>
+          <w:p>
+            <w:r>
+              <w:rPr>
+                <w:b w:val="0"/>
+                <w:i w:val="0"/>
+                <w:sz w:val="19"/>
+              </w:rPr>
+              <w:t xml:space="preserve">✅ </w:t>
+            </w:r>
+            <w:r>
+              <w:rPr>
+                <w:b/>
+                <w:i w:val="0"/>
+                <w:sz w:val="19"/>
+              </w:rPr>
+              <w:t>No.</w:t>
+            </w:r>
+            <w:r>
+              <w:rPr>
+                <w:b w:val="0"/>
+                <w:i w:val="0"/>
+                <w:sz w:val="19"/>
+              </w:rPr>
+              <w:t xml:space="preserve"> Es un estado final; para rehacerla se crea una tarea nueva.</w:t>
+            </w:r>
+          </w:p>
+        </w:tc>
+      </w:tr>
+      <w:tr>
+        <w:tc>
+          <w:tcPr>
+            <w:tcW w:type="dxa" w:w="2436"/>
+          </w:tcPr>
+          <w:p>
+            <w:r>
+              <w:rPr>
+                <w:b w:val="0"/>
+                <w:i w:val="0"/>
+                <w:sz w:val="19"/>
+              </w:rPr>
+              <w:t>Q3</w:t>
+            </w:r>
+          </w:p>
+        </w:tc>
+        <w:tc>
+          <w:tcPr>
+            <w:tcW w:type="dxa" w:w="2436"/>
+          </w:tcPr>
+          <w:p>
+            <w:r>
+              <w:rPr>
+                <w:b w:val="0"/>
+                <w:i w:val="0"/>
+                <w:sz w:val="19"/>
+              </w:rPr>
+              <w:t>¿El filtro de materia distingue mayúsculas?</w:t>
+            </w:r>
+          </w:p>
+        </w:tc>
+        <w:tc>
+          <w:tcPr>
+            <w:tcW w:type="dxa" w:w="2436"/>
+          </w:tcPr>
+          <w:p>
+            <w:r>
+              <w:rPr>
+                <w:b w:val="0"/>
+                <w:i w:val="0"/>
+                <w:sz w:val="19"/>
+              </w:rPr>
+              <w:t>Product Owner</w:t>
+            </w:r>
+          </w:p>
+        </w:tc>
+        <w:tc>
+          <w:tcPr>
+            <w:tcW w:type="dxa" w:w="2436"/>
+          </w:tcPr>
+          <w:p>
+            <w:r>
+              <w:rPr>
+                <w:b w:val="0"/>
+                <w:i w:val="0"/>
+                <w:sz w:val="19"/>
+              </w:rPr>
+              <w:t xml:space="preserve">✅ </w:t>
+            </w:r>
+            <w:r>
+              <w:rPr>
+                <w:b/>
+                <w:i w:val="0"/>
+                <w:sz w:val="19"/>
+              </w:rPr>
+              <w:t>No.</w:t>
+            </w:r>
+            <w:r>
+              <w:rPr>
+                <w:b w:val="0"/>
+                <w:i w:val="0"/>
+                <w:sz w:val="19"/>
+              </w:rPr>
+              <w:t xml:space="preserve"> </w:t>
+            </w:r>
+            <w:r>
+              <w:rPr>
+                <w:rFonts w:ascii="Consolas" w:hAnsi="Consolas"/>
+                <w:b w:val="0"/>
+                <w:i w:val="0"/>
+                <w:color w:val="B03060"/>
+                <w:sz w:val="19"/>
+              </w:rPr>
+              <w:t>redes</w:t>
+            </w:r>
+            <w:r>
+              <w:rPr>
+                <w:b w:val="0"/>
+                <w:i w:val="0"/>
+                <w:sz w:val="19"/>
+              </w:rPr>
+              <w:t xml:space="preserve"> = </w:t>
+            </w:r>
+            <w:r>
+              <w:rPr>
+                <w:rFonts w:ascii="Consolas" w:hAnsi="Consolas"/>
+                <w:b w:val="0"/>
+                <w:i w:val="0"/>
+                <w:color w:val="B03060"/>
+                <w:sz w:val="19"/>
+              </w:rPr>
+              <w:t>Redes</w:t>
+            </w:r>
+            <w:r>
+              <w:rPr>
+                <w:b w:val="0"/>
+                <w:i w:val="0"/>
+                <w:sz w:val="19"/>
+              </w:rPr>
+              <w:t>.</w:t>
+            </w:r>
+          </w:p>
+        </w:tc>
+      </w:tr>
+      <w:tr>
+        <w:tc>
+          <w:tcPr>
+            <w:tcW w:type="dxa" w:w="2436"/>
+            <w:shd w:val="clear" w:color="auto" w:fill="EEF2F7"/>
+          </w:tcPr>
+          <w:p>
+            <w:r>
+              <w:rPr>
+                <w:b w:val="0"/>
+                <w:i w:val="0"/>
+                <w:sz w:val="19"/>
+              </w:rPr>
+              <w:t>Q4</w:t>
+            </w:r>
+          </w:p>
+        </w:tc>
+        <w:tc>
+          <w:tcPr>
+            <w:tcW w:type="dxa" w:w="2436"/>
+            <w:shd w:val="clear" w:color="auto" w:fill="EEF2F7"/>
+          </w:tcPr>
+          <w:p>
+            <w:r>
+              <w:rPr>
+                <w:b w:val="0"/>
+                <w:i w:val="0"/>
+                <w:sz w:val="19"/>
+              </w:rPr>
+              <w:t>¿Cuántas tareas debe soportar un estudiante?</w:t>
+            </w:r>
+          </w:p>
+        </w:tc>
+        <w:tc>
+          <w:tcPr>
+            <w:tcW w:type="dxa" w:w="2436"/>
+            <w:shd w:val="clear" w:color="auto" w:fill="EEF2F7"/>
+          </w:tcPr>
+          <w:p>
+            <w:r>
+              <w:rPr>
+                <w:b w:val="0"/>
+                <w:i w:val="0"/>
+                <w:sz w:val="19"/>
+              </w:rPr>
+              <w:t>Product Owner</w:t>
+            </w:r>
+          </w:p>
+        </w:tc>
+        <w:tc>
+          <w:tcPr>
+            <w:tcW w:type="dxa" w:w="2436"/>
+            <w:shd w:val="clear" w:color="auto" w:fill="EEF2F7"/>
+          </w:tcPr>
+          <w:p>
+            <w:r>
+              <w:rPr>
+                <w:b w:val="0"/>
+                <w:i w:val="0"/>
+                <w:sz w:val="19"/>
+              </w:rPr>
+              <w:t xml:space="preserve">✅ Hasta </w:t>
+            </w:r>
+            <w:r>
+              <w:rPr>
+                <w:b/>
+                <w:i w:val="0"/>
+                <w:sz w:val="19"/>
+              </w:rPr>
+              <w:t>1 000</w:t>
+            </w:r>
+            <w:r>
+              <w:rPr>
+                <w:b w:val="0"/>
+                <w:i w:val="0"/>
+                <w:sz w:val="19"/>
+              </w:rPr>
+              <w:t xml:space="preserve"> con buen rendimiento (→ NFR-002).</w:t>
+            </w:r>
+          </w:p>
+        </w:tc>
+      </w:tr>
+      <w:tr>
+        <w:tc>
+          <w:tcPr>
+            <w:tcW w:type="dxa" w:w="2436"/>
+          </w:tcPr>
+          <w:p>
+            <w:r>
+              <w:rPr>
+                <w:b w:val="0"/>
+                <w:i w:val="0"/>
+                <w:sz w:val="19"/>
+              </w:rPr>
+              <w:t>Q5</w:t>
+            </w:r>
+          </w:p>
+        </w:tc>
+        <w:tc>
+          <w:tcPr>
+            <w:tcW w:type="dxa" w:w="2436"/>
+          </w:tcPr>
+          <w:p>
+            <w:r>
+              <w:rPr>
+                <w:b w:val="0"/>
+                <w:i w:val="0"/>
+                <w:sz w:val="19"/>
+              </w:rPr>
+              <w:t>¿Se necesita multiusuario?</w:t>
+            </w:r>
+          </w:p>
+        </w:tc>
+        <w:tc>
+          <w:tcPr>
+            <w:tcW w:type="dxa" w:w="2436"/>
+          </w:tcPr>
+          <w:p>
+            <w:r>
+              <w:rPr>
+                <w:b w:val="0"/>
+                <w:i w:val="0"/>
+                <w:sz w:val="19"/>
+              </w:rPr>
+              <w:t>Product Owner</w:t>
+            </w:r>
+          </w:p>
+        </w:tc>
+        <w:tc>
+          <w:tcPr>
+            <w:tcW w:type="dxa" w:w="2436"/>
+          </w:tcPr>
+          <w:p>
+            <w:r>
+              <w:rPr>
+                <w:b w:val="0"/>
+                <w:i w:val="0"/>
+                <w:sz w:val="19"/>
+              </w:rPr>
+              <w:t>⏭️ Pasa a la iteración 2 (</w:t>
+            </w:r>
+            <w:r>
+              <w:rPr>
+                <w:rFonts w:ascii="Consolas" w:hAnsi="Consolas"/>
+                <w:b w:val="0"/>
+                <w:i w:val="0"/>
+                <w:color w:val="B03060"/>
+                <w:sz w:val="19"/>
+              </w:rPr>
+              <w:t>002-usuarios</w:t>
+            </w:r>
+            <w:r>
+              <w:rPr>
+                <w:b w:val="0"/>
+                <w:i w:val="0"/>
+                <w:sz w:val="19"/>
+              </w:rPr>
+              <w:t>).</w:t>
+            </w:r>
+          </w:p>
+        </w:tc>
+      </w:tr>
+    </w:tbl>
+    <w:p/>
+    <w:p>
+      <w:pPr>
+        <w:pStyle w:val="Heading2"/>
+      </w:pPr>
+      <w:r>
+        <w:rPr>
+          <w:b w:val="0"/>
+          <w:i w:val="0"/>
+          <w:color w:val="1F3A5F"/>
+        </w:rPr>
+        <w:t>8. Criterios de éxito</w:t>
       </w:r>
     </w:p>
     <w:p>
@@ -4060,7 +3974,7 @@
           <w:b w:val="0"/>
           <w:i w:val="0"/>
         </w:rPr>
-        <w:t xml:space="preserve"> Un estudiante registra una tarea con una sola petición, y la API responde en menos de 200 ms.</w:t>
+        <w:t xml:space="preserve"> El 100 % de los criterios de aceptación CA-01 a CA-15 tienen una prueba automatizada que pasa.</w:t>
       </w:r>
     </w:p>
     <w:p>
@@ -4079,7 +3993,7 @@
           <w:b w:val="0"/>
           <w:i w:val="0"/>
         </w:rPr>
-        <w:t xml:space="preserve"> El 100 % de los escenarios de aceptación de US1–US4 tienen una prueba automatizada que pasa.</w:t>
+        <w:t xml:space="preserve"> Ninguna petición inválida produce un 500: todas responden 4xx.</w:t>
       </w:r>
     </w:p>
     <w:p>
@@ -4098,26 +4012,7 @@
           <w:b w:val="0"/>
           <w:i w:val="0"/>
         </w:rPr>
-        <w:t xml:space="preserve"> Ninguna petición inválida produce un error 500 (todas se responden con 4xx).</w:t>
-      </w:r>
-    </w:p>
-    <w:p>
-      <w:pPr>
-        <w:pStyle w:val="ListBullet"/>
-      </w:pPr>
-      <w:r>
-        <w:rPr>
-          <w:b/>
-          <w:i w:val="0"/>
-        </w:rPr>
-        <w:t>SC-004:</w:t>
-      </w:r>
-      <w:r>
-        <w:rPr>
-          <w:b w:val="0"/>
-          <w:i w:val="0"/>
-        </w:rPr>
-        <w:t xml:space="preserve"> Los datos siguen disponibles después de reiniciar el servidor.</w:t>
+        <w:t xml:space="preserve"> El requisito NFR-002 se verifica de forma automática.</w:t>
       </w:r>
     </w:p>
     <w:p>
@@ -4130,7 +4025,7 @@
           <w:i w:val="0"/>
           <w:color w:val="1F3A5F"/>
         </w:rPr>
-        <w:t>5. Supuestos y aclaraciones</w:t>
+        <w:t>✅ Puerta G1 — Checklist antes de aprobar los requisitos</w:t>
       </w:r>
     </w:p>
     <w:p>
@@ -4142,7 +4037,7 @@
           <w:b w:val="0"/>
           <w:i w:val="0"/>
         </w:rPr>
-        <w:t>En la iteración 1 hay un solo usuario implícito; la multiusuario se deja para la iteración 2.</w:t>
+        <w:t>☑ El problema y el valor para el usuario están claros (§1).</w:t>
       </w:r>
     </w:p>
     <w:p>
@@ -4154,7 +4049,7 @@
           <w:b w:val="0"/>
           <w:i w:val="0"/>
         </w:rPr>
-        <w:t>Una fecha de entrega ya pasada se acepta, porque el estudiante puede registrar tareas atrasadas.</w:t>
+        <w:t>☑ Cada requisito es verificable y tiene un ID (FR-001 a FR-012, NFR-001 a NFR-005).</w:t>
       </w:r>
     </w:p>
     <w:p>
@@ -4163,26 +4058,78 @@
       </w:pPr>
       <w:r>
         <w:rPr>
+          <w:b w:val="0"/>
+          <w:i w:val="0"/>
+        </w:rPr>
+        <w:t>☑ Hay casos límite y de error (§5).</w:t>
+      </w:r>
+    </w:p>
+    <w:p>
+      <w:pPr>
+        <w:pStyle w:val="ListBullet"/>
+      </w:pPr>
+      <w:r>
+        <w:rPr>
+          <w:b w:val="0"/>
+          <w:i w:val="0"/>
+        </w:rPr>
+        <w:t>☑ Está definido lo que queda fuera de alcance (§6).</w:t>
+      </w:r>
+    </w:p>
+    <w:p>
+      <w:pPr>
+        <w:pStyle w:val="ListBullet"/>
+      </w:pPr>
+      <w:r>
+        <w:rPr>
+          <w:b w:val="0"/>
+          <w:i w:val="0"/>
+        </w:rPr>
+        <w:t xml:space="preserve">☑ No menciona tecnologías innecesariamente (el stack está en </w:t>
+      </w:r>
+      <w:r>
+        <w:rPr>
           <w:rFonts w:ascii="Consolas" w:hAnsi="Consolas"/>
           <w:b w:val="0"/>
           <w:i w:val="0"/>
           <w:color w:val="B03060"/>
         </w:rPr>
-        <w:t>completada</w:t>
+        <w:t>plan.md</w:t>
       </w:r>
       <w:r>
         <w:rPr>
           <w:b w:val="0"/>
           <w:i w:val="0"/>
         </w:rPr>
-        <w:t xml:space="preserve"> es un estado final. Para "reabrir" una tarea se crea una nueva. </w:t>
+        <w:t>).</w:t>
+      </w:r>
+    </w:p>
+    <w:p>
+      <w:pPr>
+        <w:pStyle w:val="ListBullet"/>
+      </w:pPr>
+      <w:r>
+        <w:rPr>
+          <w:b w:val="0"/>
+          <w:i w:val="0"/>
+        </w:rPr>
+        <w:t>☑ Las preguntas abiertas están resueltas o asignadas (§7).</w:t>
+      </w:r>
+    </w:p>
+    <w:p>
+      <w:r>
+        <w:rPr>
+          <w:b/>
+          <w:i w:val="0"/>
+        </w:rPr>
+        <w:t>Aprobado por:</w:t>
       </w:r>
       <w:r>
         <w:rPr>
           <w:b w:val="0"/>
-          <w:i/>
+          <w:i w:val="0"/>
         </w:rPr>
-        <w:t>(Aclaración aprobada por el Product Owner.)</w:t>
+        <w:t xml:space="preserve"> Product Owner, 2026-10-21.</w:t>
       </w:r>
     </w:p>
     <w:sectPr>
